--- a/CMA_Summaries_B2_Ch14.docx
+++ b/CMA_Summaries_B2_Ch14.docx
@@ -1300,6 +1300,154 @@
       </w:tr>
     </w:tbl>
     <w:p/>
+    <w:p>
+      <w:pPr>
+        <w:pageBreakBefore w:val="true"/>
+        <w:spacing w:after="0"/>
+      </w:pPr>
+      <w:r>
+        <w:rPr>
+          <w:sz w:val="2"/>
+        </w:rPr>
+        <w:t xml:space="preserve"> </w:t>
+      </w:r>
+    </w:p>
+    <w:p>
+      <w:pPr>
+        <w:spacing w:before="44" w:after="10"/>
+      </w:pPr>
+      <w:r>
+        <w:rPr>
+          <w:b/>
+          <w:bCs/>
+          <w:color w:val="353A7C"/>
+          <w:sz w:val="18"/>
+          <w:szCs w:val="18"/>
+        </w:rPr>
+        <w:t xml:space="preserve">The English this section uses, and its Arabic</w:t>
+      </w:r>
+    </w:p>
+    <w:p>
+      <w:pPr>
+        <w:spacing w:before="0" w:after="12"/>
+      </w:pPr>
+      <w:r>
+        <w:rPr>
+          <w:color w:val="6B7280"/>
+          <w:sz w:val="15"/>
+          <w:szCs w:val="15"/>
+        </w:rPr>
+        <w:t xml:space="preserve">Each term sits against what it means.</w:t>
+      </w:r>
+    </w:p>
+    <w:p>
+      <w:pPr>
+        <w:spacing w:after="40" w:before="90"/>
+        <w:jc w:val="center"/>
+      </w:pPr>
+      <w:r>
+        <w:drawing>
+          <wp:inline distT="0" distB="0" distL="0" distR="0">
+            <wp:extent cx="5734050" cy="1931475"/>
+            <wp:effectExtent t="0" r="0" b="0" l="0"/>
+            <wp:docPr id="1" name="" descr="" title=""/>
+            <wp:cNvGraphicFramePr>
+              <a:graphicFrameLocks xmlns:a="http://schemas.openxmlformats.org/drawingml/2006/main" noChangeAspect="1"/>
+            </wp:cNvGraphicFramePr>
+            <a:graphic xmlns:a="http://schemas.openxmlformats.org/drawingml/2006/main">
+              <a:graphicData uri="http://schemas.openxmlformats.org/drawingml/2006/picture">
+                <pic:pic xmlns:pic="http://schemas.openxmlformats.org/drawingml/2006/picture">
+                  <pic:nvPicPr>
+                    <pic:cNvPr id="0" name="" descr=""/>
+                    <pic:cNvPicPr>
+                      <a:picLocks noChangeAspect="1" noChangeArrowheads="1"/>
+                    </pic:cNvPicPr>
+                  </pic:nvPicPr>
+                  <pic:blipFill>
+                    <a:blip r:embed="rId103" cstate="none"/>
+                    <a:srcRect/>
+                    <a:stretch>
+                      <a:fillRect/>
+                    </a:stretch>
+                  </pic:blipFill>
+                  <pic:spPr bwMode="auto">
+                    <a:xfrm>
+                      <a:off x="0" y="0"/>
+                      <a:ext cx="5734050" cy="1931475"/>
+                    </a:xfrm>
+                    <a:prstGeom prst="rect">
+                      <a:avLst/>
+                    </a:prstGeom>
+                  </pic:spPr>
+                </pic:pic>
+              </a:graphicData>
+            </a:graphic>
+          </wp:inline>
+        </w:drawing>
+      </w:r>
+    </w:p>
+    <w:tbl>
+      <w:tblPr>
+        <w:tblW w:type="pct" w:w="100%"/>
+        <w:tblLayout w:type="fixed"/>
+        <w:tblBorders>
+          <w:top w:val="single" w:color="FBFAF6" w:sz="4"/>
+          <w:left w:val="single" w:color="FBFAF6" w:sz="4"/>
+          <w:bottom w:val="single" w:color="FBFAF6" w:sz="4"/>
+          <w:right w:val="single" w:color="FBFAF6" w:sz="4"/>
+          <w:insideH w:val="single" w:color="FBFAF6" w:sz="4"/>
+          <w:insideV w:val="single" w:color="FBFAF6" w:sz="4"/>
+        </w:tblBorders>
+      </w:tblPr>
+      <w:tblGrid>
+        <w:gridCol w:w="9600"/>
+      </w:tblGrid>
+      <w:tr>
+        <w:tc>
+          <w:tcPr>
+            <w:tcW w:type="pct" w:w="5000"/>
+            <w:shd w:fill="FBFAF6" w:val="clear"/>
+            <w:tcMar>
+              <w:top w:type="dxa" w:w="40"/>
+              <w:left w:type="dxa" w:w="100"/>
+              <w:bottom w:type="dxa" w:w="40"/>
+              <w:right w:type="dxa" w:w="100"/>
+            </w:tcMar>
+          </w:tcPr>
+          <w:p>
+            <w:pPr>
+              <w:spacing w:before="18" w:after="6"/>
+            </w:pPr>
+            <w:r>
+              <w:rPr>
+                <w:b/>
+                <w:bCs/>
+                <w:color w:val="6B7280"/>
+                <w:sz w:val="14"/>
+                <w:szCs w:val="14"/>
+              </w:rPr>
+              <w:t xml:space="preserve">word list</w:t>
+            </w:r>
+          </w:p>
+          <w:p>
+            <w:pPr>
+              <w:spacing w:before="0" w:after="18"/>
+            </w:pPr>
+            <w:r>
+              <w:rPr>
+                <w:b/>
+                <w:bCs/>
+                <w:color w:val="353A7C"/>
+                <w:sz w:val="16"/>
+                <w:szCs w:val="16"/>
+              </w:rPr>
+              <w:t xml:space="preserve">upstream costs   ·   support activities   ·   downstream costs</w:t>
+            </w:r>
+          </w:p>
+        </w:tc>
+      </w:tr>
+    </w:tbl>
+    <w:p/>
     <w:tbl>
       <w:tblPr>
         <w:tblW w:type="pct" w:w="100%"/>
@@ -1678,14 +1826,14 @@
                 <w:sz w:val="16"/>
                 <w:szCs w:val="16"/>
               </w:rPr>
-              <w:t xml:space="preserve">8  </w:t>
-            </w:r>
-            <w:r>
-              <w:rPr>
-                <w:sz w:val="16"/>
-                <w:szCs w:val="16"/>
-              </w:rPr>
-              <w:t xml:space="preserve">Revenue</w:t>
+              <w:t xml:space="preserve">9  </w:t>
+            </w:r>
+            <w:r>
+              <w:rPr>
+                <w:sz w:val="16"/>
+                <w:szCs w:val="16"/>
+              </w:rPr>
+              <w:t xml:space="preserve">Life-cycle profit</w:t>
             </w:r>
           </w:p>
         </w:tc>
@@ -1746,14 +1894,14 @@
                 <w:sz w:val="16"/>
                 <w:szCs w:val="16"/>
               </w:rPr>
-              <w:t xml:space="preserve">9  </w:t>
-            </w:r>
-            <w:r>
-              <w:rPr>
-                <w:sz w:val="16"/>
-                <w:szCs w:val="16"/>
-              </w:rPr>
-              <w:t xml:space="preserve">Life-cycle profit</w:t>
+              <w:t xml:space="preserve">10  </w:t>
+            </w:r>
+            <w:r>
+              <w:rPr>
+                <w:sz w:val="16"/>
+                <w:szCs w:val="16"/>
+              </w:rPr>
+              <w:t xml:space="preserve">Customer service at $0.10 a tray</w:t>
             </w:r>
           </w:p>
         </w:tc>
@@ -1814,14 +1962,14 @@
                 <w:sz w:val="16"/>
                 <w:szCs w:val="16"/>
               </w:rPr>
-              <w:t xml:space="preserve">10  </w:t>
-            </w:r>
-            <w:r>
-              <w:rPr>
-                <w:sz w:val="16"/>
-                <w:szCs w:val="16"/>
-              </w:rPr>
-              <w:t xml:space="preserve">Customer service at $0.10 a tray</w:t>
+              <w:t xml:space="preserve">11  </w:t>
+            </w:r>
+            <w:r>
+              <w:rPr>
+                <w:sz w:val="16"/>
+                <w:szCs w:val="16"/>
+              </w:rPr>
+              <w:t xml:space="preserve">Exit costs (2032)</w:t>
             </w:r>
           </w:p>
         </w:tc>
@@ -1882,14 +2030,14 @@
                 <w:sz w:val="16"/>
                 <w:szCs w:val="16"/>
               </w:rPr>
-              <w:t xml:space="preserve">11  </w:t>
-            </w:r>
-            <w:r>
-              <w:rPr>
-                <w:sz w:val="16"/>
-                <w:szCs w:val="16"/>
-              </w:rPr>
-              <w:t xml:space="preserve">Exit costs (2032)</w:t>
+              <w:t xml:space="preserve">12  </w:t>
+            </w:r>
+            <w:r>
+              <w:rPr>
+                <w:sz w:val="16"/>
+                <w:szCs w:val="16"/>
+              </w:rPr>
+              <w:t xml:space="preserve">upstream</w:t>
             </w:r>
           </w:p>
         </w:tc>
@@ -1950,14 +2098,14 @@
                 <w:sz w:val="16"/>
                 <w:szCs w:val="16"/>
               </w:rPr>
-              <w:t xml:space="preserve">12  </w:t>
-            </w:r>
-            <w:r>
-              <w:rPr>
-                <w:sz w:val="16"/>
-                <w:szCs w:val="16"/>
-              </w:rPr>
-              <w:t xml:space="preserve">upstream</w:t>
+              <w:t xml:space="preserve">13  </w:t>
+            </w:r>
+            <w:r>
+              <w:rPr>
+                <w:sz w:val="16"/>
+                <w:szCs w:val="16"/>
+              </w:rPr>
+              <w:t xml:space="preserve">Life-cycle</w:t>
             </w:r>
           </w:p>
         </w:tc>
@@ -2018,14 +2166,14 @@
                 <w:sz w:val="16"/>
                 <w:szCs w:val="16"/>
               </w:rPr>
-              <w:t xml:space="preserve">13  </w:t>
-            </w:r>
-            <w:r>
-              <w:rPr>
-                <w:sz w:val="16"/>
-                <w:szCs w:val="16"/>
-              </w:rPr>
-              <w:t xml:space="preserve">Life-cycle</w:t>
+              <w:t xml:space="preserve">14  </w:t>
+            </w:r>
+            <w:r>
+              <w:rPr>
+                <w:sz w:val="16"/>
+                <w:szCs w:val="16"/>
+              </w:rPr>
+              <w:t xml:space="preserve">upstream costs</w:t>
             </w:r>
           </w:p>
         </w:tc>
@@ -2061,6 +2209,74 @@
                 <w:szCs w:val="16"/>
               </w:rPr>
               <w:t xml:space="preserve">distribution</w:t>
+            </w:r>
+          </w:p>
+        </w:tc>
+        <w:tc>
+          <w:tcPr>
+            <w:tcW w:type="pct" w:w="2500"/>
+            <w:tcMar>
+              <w:top w:type="dxa" w:w="20"/>
+              <w:left w:type="dxa" w:w="80"/>
+              <w:bottom w:type="dxa" w:w="20"/>
+              <w:right w:type="dxa" w:w="80"/>
+            </w:tcMar>
+          </w:tcPr>
+          <w:p>
+            <w:pPr>
+              <w:spacing w:before="12" w:after="12"/>
+            </w:pPr>
+            <w:r>
+              <w:rPr>
+                <w:b/>
+                <w:bCs/>
+                <w:color w:val="8186EF"/>
+                <w:sz w:val="16"/>
+                <w:szCs w:val="16"/>
+              </w:rPr>
+              <w:t xml:space="preserve">15  </w:t>
+            </w:r>
+            <w:r>
+              <w:rPr>
+                <w:sz w:val="16"/>
+                <w:szCs w:val="16"/>
+              </w:rPr>
+              <w:t xml:space="preserve">downstream costs</w:t>
+            </w:r>
+          </w:p>
+        </w:tc>
+      </w:tr>
+      <w:tr>
+        <w:tc>
+          <w:tcPr>
+            <w:tcW w:type="pct" w:w="2500"/>
+            <w:tcMar>
+              <w:top w:type="dxa" w:w="20"/>
+              <w:left w:type="dxa" w:w="80"/>
+              <w:bottom w:type="dxa" w:w="20"/>
+              <w:right w:type="dxa" w:w="80"/>
+            </w:tcMar>
+          </w:tcPr>
+          <w:p>
+            <w:pPr>
+              <w:spacing w:before="12" w:after="12"/>
+            </w:pPr>
+            <w:r>
+              <w:rPr>
+                <w:b/>
+                <w:bCs/>
+                <w:color w:val="8186EF"/>
+                <w:sz w:val="16"/>
+                <w:szCs w:val="16"/>
+              </w:rPr>
+              <w:t xml:space="preserve">8  </w:t>
+            </w:r>
+            <w:r>
+              <w:rPr>
+                <w:sz w:val="16"/>
+                <w:szCs w:val="16"/>
+              </w:rPr>
+              <w:t xml:space="preserve">Revenue</w:t>
             </w:r>
           </w:p>
         </w:tc>
@@ -2836,6 +3052,142 @@
                 <w:szCs w:val="16"/>
               </w:rPr>
               <w:t xml:space="preserve">statement   ·   production   ·   estimates</w:t>
+            </w:r>
+          </w:p>
+        </w:tc>
+      </w:tr>
+    </w:tbl>
+    <w:p/>
+    <w:p>
+      <w:pPr>
+        <w:spacing w:before="44" w:after="10"/>
+      </w:pPr>
+      <w:r>
+        <w:rPr>
+          <w:b/>
+          <w:bCs/>
+          <w:color w:val="353A7C"/>
+          <w:sz w:val="18"/>
+          <w:szCs w:val="18"/>
+        </w:rPr>
+        <w:t xml:space="preserve">The English this section uses, and its Arabic</w:t>
+      </w:r>
+    </w:p>
+    <w:p>
+      <w:pPr>
+        <w:spacing w:before="0" w:after="12"/>
+      </w:pPr>
+      <w:r>
+        <w:rPr>
+          <w:color w:val="6B7280"/>
+          <w:sz w:val="15"/>
+          <w:szCs w:val="15"/>
+        </w:rPr>
+        <w:t xml:space="preserve">Each term sits against what it means.</w:t>
+      </w:r>
+    </w:p>
+    <w:p>
+      <w:pPr>
+        <w:spacing w:after="40" w:before="90"/>
+        <w:jc w:val="center"/>
+      </w:pPr>
+      <w:r>
+        <w:drawing>
+          <wp:inline distT="0" distB="0" distL="0" distR="0">
+            <wp:extent cx="5734050" cy="1931475"/>
+            <wp:effectExtent t="0" r="0" b="0" l="0"/>
+            <wp:docPr id="1" name="" descr="" title=""/>
+            <wp:cNvGraphicFramePr>
+              <a:graphicFrameLocks xmlns:a="http://schemas.openxmlformats.org/drawingml/2006/main" noChangeAspect="1"/>
+            </wp:cNvGraphicFramePr>
+            <a:graphic xmlns:a="http://schemas.openxmlformats.org/drawingml/2006/main">
+              <a:graphicData uri="http://schemas.openxmlformats.org/drawingml/2006/picture">
+                <pic:pic xmlns:pic="http://schemas.openxmlformats.org/drawingml/2006/picture">
+                  <pic:nvPicPr>
+                    <pic:cNvPr id="0" name="" descr=""/>
+                    <pic:cNvPicPr>
+                      <a:picLocks noChangeAspect="1" noChangeArrowheads="1"/>
+                    </pic:cNvPicPr>
+                  </pic:nvPicPr>
+                  <pic:blipFill>
+                    <a:blip r:embed="rId104" cstate="none"/>
+                    <a:srcRect/>
+                    <a:stretch>
+                      <a:fillRect/>
+                    </a:stretch>
+                  </pic:blipFill>
+                  <pic:spPr bwMode="auto">
+                    <a:xfrm>
+                      <a:off x="0" y="0"/>
+                      <a:ext cx="5734050" cy="1931475"/>
+                    </a:xfrm>
+                    <a:prstGeom prst="rect">
+                      <a:avLst/>
+                    </a:prstGeom>
+                  </pic:spPr>
+                </pic:pic>
+              </a:graphicData>
+            </a:graphic>
+          </wp:inline>
+        </w:drawing>
+      </w:r>
+    </w:p>
+    <w:tbl>
+      <w:tblPr>
+        <w:tblW w:type="pct" w:w="100%"/>
+        <w:tblLayout w:type="fixed"/>
+        <w:tblBorders>
+          <w:top w:val="single" w:color="FBFAF6" w:sz="4"/>
+          <w:left w:val="single" w:color="FBFAF6" w:sz="4"/>
+          <w:bottom w:val="single" w:color="FBFAF6" w:sz="4"/>
+          <w:right w:val="single" w:color="FBFAF6" w:sz="4"/>
+          <w:insideH w:val="single" w:color="FBFAF6" w:sz="4"/>
+          <w:insideV w:val="single" w:color="FBFAF6" w:sz="4"/>
+        </w:tblBorders>
+      </w:tblPr>
+      <w:tblGrid>
+        <w:gridCol w:w="9600"/>
+      </w:tblGrid>
+      <w:tr>
+        <w:tc>
+          <w:tcPr>
+            <w:tcW w:type="pct" w:w="5000"/>
+            <w:shd w:fill="FBFAF6" w:val="clear"/>
+            <w:tcMar>
+              <w:top w:type="dxa" w:w="40"/>
+              <w:left w:type="dxa" w:w="100"/>
+              <w:bottom w:type="dxa" w:w="40"/>
+              <w:right w:type="dxa" w:w="100"/>
+            </w:tcMar>
+          </w:tcPr>
+          <w:p>
+            <w:pPr>
+              <w:spacing w:before="18" w:after="6"/>
+            </w:pPr>
+            <w:r>
+              <w:rPr>
+                <w:b/>
+                <w:bCs/>
+                <w:color w:val="6B7280"/>
+                <w:sz w:val="14"/>
+                <w:szCs w:val="14"/>
+              </w:rPr>
+              <w:t xml:space="preserve">word list</w:t>
+            </w:r>
+          </w:p>
+          <w:p>
+            <w:pPr>
+              <w:spacing w:before="0" w:after="18"/>
+            </w:pPr>
+            <w:r>
+              <w:rPr>
+                <w:b/>
+                <w:bCs/>
+                <w:color w:val="353A7C"/>
+                <w:sz w:val="16"/>
+                <w:szCs w:val="16"/>
+              </w:rPr>
+              <w:t xml:space="preserve">non-value-added activity   ·   locked-in costs   ·   downstream costs</w:t>
             </w:r>
           </w:p>
         </w:tc>
@@ -3118,14 +3470,14 @@
                 <w:sz w:val="16"/>
                 <w:szCs w:val="16"/>
               </w:rPr>
-              <w:t xml:space="preserve">6  </w:t>
-            </w:r>
-            <w:r>
-              <w:rPr>
-                <w:sz w:val="16"/>
-                <w:szCs w:val="16"/>
-              </w:rPr>
-              <w:t xml:space="preserve">estimates</w:t>
+              <w:t xml:space="preserve">7  </w:t>
+            </w:r>
+            <w:r>
+              <w:rPr>
+                <w:sz w:val="16"/>
+                <w:szCs w:val="16"/>
+              </w:rPr>
+              <w:t xml:space="preserve">already</w:t>
             </w:r>
           </w:p>
         </w:tc>
@@ -3186,14 +3538,14 @@
                 <w:sz w:val="16"/>
                 <w:szCs w:val="16"/>
               </w:rPr>
-              <w:t xml:space="preserve">7  </w:t>
-            </w:r>
-            <w:r>
-              <w:rPr>
-                <w:sz w:val="16"/>
-                <w:szCs w:val="16"/>
-              </w:rPr>
-              <w:t xml:space="preserve">already</w:t>
+              <w:t xml:space="preserve">8  </w:t>
+            </w:r>
+            <w:r>
+              <w:rPr>
+                <w:sz w:val="16"/>
+                <w:szCs w:val="16"/>
+              </w:rPr>
+              <w:t xml:space="preserve">strategic</w:t>
             </w:r>
           </w:p>
         </w:tc>
@@ -3254,14 +3606,14 @@
                 <w:sz w:val="16"/>
                 <w:szCs w:val="16"/>
               </w:rPr>
-              <w:t xml:space="preserve">8  </w:t>
-            </w:r>
-            <w:r>
-              <w:rPr>
-                <w:sz w:val="16"/>
-                <w:szCs w:val="16"/>
-              </w:rPr>
-              <w:t xml:space="preserve">strategic</w:t>
+              <w:t xml:space="preserve">9  </w:t>
+            </w:r>
+            <w:r>
+              <w:rPr>
+                <w:sz w:val="16"/>
+                <w:szCs w:val="16"/>
+              </w:rPr>
+              <w:t xml:space="preserve">statement</w:t>
             </w:r>
           </w:p>
         </w:tc>
@@ -3322,14 +3674,14 @@
                 <w:sz w:val="16"/>
                 <w:szCs w:val="16"/>
               </w:rPr>
-              <w:t xml:space="preserve">9  </w:t>
-            </w:r>
-            <w:r>
-              <w:rPr>
-                <w:sz w:val="16"/>
-                <w:szCs w:val="16"/>
-              </w:rPr>
-              <w:t xml:space="preserve">statement</w:t>
+              <w:t xml:space="preserve">10  </w:t>
+            </w:r>
+            <w:r>
+              <w:rPr>
+                <w:sz w:val="16"/>
+                <w:szCs w:val="16"/>
+              </w:rPr>
+              <w:t xml:space="preserve">production</w:t>
             </w:r>
           </w:p>
         </w:tc>
@@ -3390,14 +3742,82 @@
                 <w:sz w:val="16"/>
                 <w:szCs w:val="16"/>
               </w:rPr>
-              <w:t xml:space="preserve">10  </w:t>
-            </w:r>
-            <w:r>
-              <w:rPr>
-                <w:sz w:val="16"/>
-                <w:szCs w:val="16"/>
-              </w:rPr>
-              <w:t xml:space="preserve">production</w:t>
+              <w:t xml:space="preserve">11  </w:t>
+            </w:r>
+            <w:r>
+              <w:rPr>
+                <w:sz w:val="16"/>
+                <w:szCs w:val="16"/>
+              </w:rPr>
+              <w:t xml:space="preserve">downstream costs</w:t>
+            </w:r>
+          </w:p>
+        </w:tc>
+      </w:tr>
+      <w:tr>
+        <w:tc>
+          <w:tcPr>
+            <w:tcW w:type="pct" w:w="2500"/>
+            <w:tcMar>
+              <w:top w:type="dxa" w:w="20"/>
+              <w:left w:type="dxa" w:w="80"/>
+              <w:bottom w:type="dxa" w:w="20"/>
+              <w:right w:type="dxa" w:w="80"/>
+            </w:tcMar>
+          </w:tcPr>
+          <w:p>
+            <w:pPr>
+              <w:spacing w:before="12" w:after="12"/>
+            </w:pPr>
+            <w:r>
+              <w:rPr>
+                <w:b/>
+                <w:bCs/>
+                <w:color w:val="8186EF"/>
+                <w:sz w:val="16"/>
+                <w:szCs w:val="16"/>
+              </w:rPr>
+              <w:t xml:space="preserve">6  </w:t>
+            </w:r>
+            <w:r>
+              <w:rPr>
+                <w:sz w:val="16"/>
+                <w:szCs w:val="16"/>
+              </w:rPr>
+              <w:t xml:space="preserve">estimates</w:t>
+            </w:r>
+          </w:p>
+        </w:tc>
+        <w:tc>
+          <w:tcPr>
+            <w:tcW w:type="pct" w:w="2500"/>
+            <w:tcMar>
+              <w:top w:type="dxa" w:w="20"/>
+              <w:left w:type="dxa" w:w="80"/>
+              <w:bottom w:type="dxa" w:w="20"/>
+              <w:right w:type="dxa" w:w="80"/>
+            </w:tcMar>
+          </w:tcPr>
+          <w:p>
+            <w:pPr>
+              <w:spacing w:before="12" w:after="12"/>
+            </w:pPr>
+            <w:r>
+              <w:rPr>
+                <w:b/>
+                <w:bCs/>
+                <w:color w:val="8186EF"/>
+                <w:sz w:val="16"/>
+                <w:szCs w:val="16"/>
+              </w:rPr>
+              <w:t xml:space="preserve">12  </w:t>
+            </w:r>
+            <w:r>
+              <w:rPr>
+                <w:sz w:val="16"/>
+                <w:szCs w:val="16"/>
+              </w:rPr>
+              <w:t xml:space="preserve">locked-in costs</w:t>
             </w:r>
           </w:p>
         </w:tc>
@@ -4102,7 +4522,7 @@
                     </pic:cNvPicPr>
                   </pic:nvPicPr>
                   <pic:blipFill>
-                    <a:blip r:embed="rId103" cstate="none"/>
+                    <a:blip r:embed="rId105" cstate="none"/>
                     <a:srcRect/>
                     <a:stretch>
                       <a:fillRect/>
@@ -5306,7 +5726,7 @@
                 <w:sz w:val="16"/>
                 <w:szCs w:val="16"/>
               </w:rPr>
-              <w:t xml:space="preserve">opportunities   ·   analysis   ·   activities</w:t>
+              <w:t xml:space="preserve">competitor   ·   opportunities   ·   activities</w:t>
             </w:r>
           </w:p>
         </w:tc>
@@ -5365,7 +5785,7 @@
                     </pic:cNvPicPr>
                   </pic:nvPicPr>
                   <pic:blipFill>
-                    <a:blip r:embed="rId104" cstate="none"/>
+                    <a:blip r:embed="rId106" cstate="none"/>
                     <a:srcRect/>
                     <a:stretch>
                       <a:fillRect/>
@@ -5442,7 +5862,7 @@
                 <w:sz w:val="16"/>
                 <w:szCs w:val="16"/>
               </w:rPr>
-              <w:t xml:space="preserve">delivery   ·   5. Find opportunities   ·   distributors   ·   non-value-added activity   ·   1. Identify the activities</w:t>
+              <w:t xml:space="preserve">4. Study the links   ·   1. Identify the activities   ·   life-cycle costing   ·   customers   ·   delivery</w:t>
             </w:r>
           </w:p>
         </w:tc>
@@ -5732,7 +6152,6 @@
         <w:tc>
           <w:tcPr>
             <w:tcW w:type="pct" w:w="2200"/>
-            <w:shd w:fill="FFFFFF" w:val="clear"/>
             <w:tcMar>
               <w:top w:type="dxa" w:w="50"/>
               <w:left w:type="dxa" w:w="110"/>
@@ -5742,17 +6161,14 @@
           </w:tcPr>
           <w:p>
             <w:pPr>
-              <w:spacing w:before="46" w:after="46"/>
-            </w:pPr>
-            <w:r>
-              <w:rPr>
-                <w:b/>
-                <w:bCs/>
-                <w:color w:val="8186EF"/>
-                <w:sz w:val="14"/>
-                <w:szCs w:val="14"/>
-              </w:rPr>
-              <w:t xml:space="preserve">(8)</w:t>
+              <w:spacing w:before="28" w:after="28"/>
+            </w:pPr>
+            <w:r>
+              <w:rPr>
+                <w:sz w:val="15"/>
+                <w:szCs w:val="15"/>
+              </w:rPr>
+              <w:t xml:space="preserve">Outbound logistics</w:t>
             </w:r>
           </w:p>
         </w:tc>
@@ -5827,7 +6243,7 @@
                 <w:sz w:val="14"/>
                 <w:szCs w:val="14"/>
               </w:rPr>
-              <w:t xml:space="preserve">(9)</w:t>
+              <w:t xml:space="preserve">(8)</w:t>
             </w:r>
           </w:p>
         </w:tc>
@@ -5904,7 +6320,7 @@
                 <w:sz w:val="14"/>
                 <w:szCs w:val="14"/>
               </w:rPr>
-              <w:t xml:space="preserve">(10)</w:t>
+              <w:t xml:space="preserve">(9)</w:t>
             </w:r>
           </w:p>
         </w:tc>
@@ -5959,7 +6375,7 @@
         <w:tc>
           <w:tcPr>
             <w:tcW w:type="pct" w:w="2200"/>
-            <w:shd w:fill="FBFAF6" w:val="clear"/>
+            <w:shd w:fill="FFFFFF" w:val="clear"/>
             <w:tcMar>
               <w:top w:type="dxa" w:w="50"/>
               <w:left w:type="dxa" w:w="110"/>
@@ -5969,14 +6385,17 @@
           </w:tcPr>
           <w:p>
             <w:pPr>
-              <w:spacing w:before="28" w:after="28"/>
-            </w:pPr>
-            <w:r>
-              <w:rPr>
-                <w:sz w:val="15"/>
-                <w:szCs w:val="15"/>
-              </w:rPr>
-              <w:t xml:space="preserve">Support activities</w:t>
+              <w:spacing w:before="46" w:after="46"/>
+            </w:pPr>
+            <w:r>
+              <w:rPr>
+                <w:b/>
+                <w:bCs/>
+                <w:color w:val="8186EF"/>
+                <w:sz w:val="14"/>
+                <w:szCs w:val="14"/>
+              </w:rPr>
+              <w:t xml:space="preserve">(10)</w:t>
             </w:r>
           </w:p>
         </w:tc>
@@ -6033,7 +6452,6 @@
         <w:tc>
           <w:tcPr>
             <w:tcW w:type="pct" w:w="2200"/>
-            <w:shd w:fill="FFFFFF" w:val="clear"/>
             <w:tcMar>
               <w:top w:type="dxa" w:w="50"/>
               <w:left w:type="dxa" w:w="110"/>
@@ -6043,17 +6461,14 @@
           </w:tcPr>
           <w:p>
             <w:pPr>
-              <w:spacing w:before="46" w:after="46"/>
-            </w:pPr>
-            <w:r>
-              <w:rPr>
-                <w:b/>
-                <w:bCs/>
-                <w:color w:val="8186EF"/>
-                <w:sz w:val="14"/>
-                <w:szCs w:val="14"/>
-              </w:rPr>
-              <w:t xml:space="preserve">(11)</w:t>
+              <w:spacing w:before="28" w:after="28"/>
+            </w:pPr>
+            <w:r>
+              <w:rPr>
+                <w:sz w:val="15"/>
+                <w:szCs w:val="15"/>
+              </w:rPr>
+              <w:t xml:space="preserve">Total cost per liter</w:t>
             </w:r>
           </w:p>
         </w:tc>
@@ -6108,7 +6523,7 @@
         <w:tc>
           <w:tcPr>
             <w:tcW w:type="pct" w:w="2200"/>
-            <w:shd w:fill="FBFAF6" w:val="clear"/>
+            <w:shd w:fill="FFFFFF" w:val="clear"/>
             <w:tcMar>
               <w:top w:type="dxa" w:w="50"/>
               <w:left w:type="dxa" w:w="110"/>
@@ -6118,14 +6533,17 @@
           </w:tcPr>
           <w:p>
             <w:pPr>
-              <w:spacing w:before="28" w:after="28"/>
-            </w:pPr>
-            <w:r>
-              <w:rPr>
-                <w:sz w:val="15"/>
-                <w:szCs w:val="15"/>
-              </w:rPr>
-              <w:t xml:space="preserve">Price per liter</w:t>
+              <w:spacing w:before="46" w:after="46"/>
+            </w:pPr>
+            <w:r>
+              <w:rPr>
+                <w:b/>
+                <w:bCs/>
+                <w:color w:val="8186EF"/>
+                <w:sz w:val="14"/>
+                <w:szCs w:val="14"/>
+              </w:rPr>
+              <w:t xml:space="preserve">(11)</w:t>
             </w:r>
           </w:p>
         </w:tc>
@@ -6306,7 +6724,7 @@
                 <w:sz w:val="16"/>
                 <w:szCs w:val="16"/>
               </w:rPr>
-              <w:t xml:space="preserve">Service   ·   Total cost per liter   ·   Outbound logistics   ·   Operations   ·   Inbound logistics   ·   Marketing and sales</w:t>
+              <w:t xml:space="preserve">Service   ·   Price per liter   ·   Support activities   ·   Operations   ·   value chain analysis   ·   Marketing and sales</w:t>
             </w:r>
           </w:p>
         </w:tc>
@@ -6475,7 +6893,155 @@
                 <w:sz w:val="16"/>
                 <w:szCs w:val="16"/>
               </w:rPr>
-              <w:t xml:space="preserve">differently   ·   competitor's   ·   operations</w:t>
+              <w:t xml:space="preserve">Orontes   ·   operations   ·   competitor's</w:t>
+            </w:r>
+          </w:p>
+        </w:tc>
+      </w:tr>
+    </w:tbl>
+    <w:p/>
+    <w:p>
+      <w:pPr>
+        <w:pageBreakBefore w:val="true"/>
+        <w:spacing w:after="0"/>
+      </w:pPr>
+      <w:r>
+        <w:rPr>
+          <w:sz w:val="2"/>
+        </w:rPr>
+        <w:t xml:space="preserve"> </w:t>
+      </w:r>
+    </w:p>
+    <w:p>
+      <w:pPr>
+        <w:spacing w:before="44" w:after="10"/>
+      </w:pPr>
+      <w:r>
+        <w:rPr>
+          <w:b/>
+          <w:bCs/>
+          <w:color w:val="353A7C"/>
+          <w:sz w:val="18"/>
+          <w:szCs w:val="18"/>
+        </w:rPr>
+        <w:t xml:space="preserve">The English this section uses, and its Arabic</w:t>
+      </w:r>
+    </w:p>
+    <w:p>
+      <w:pPr>
+        <w:spacing w:before="0" w:after="12"/>
+      </w:pPr>
+      <w:r>
+        <w:rPr>
+          <w:color w:val="6B7280"/>
+          <w:sz w:val="15"/>
+          <w:szCs w:val="15"/>
+        </w:rPr>
+        <w:t xml:space="preserve">Each term sits against what it means.</w:t>
+      </w:r>
+    </w:p>
+    <w:p>
+      <w:pPr>
+        <w:spacing w:after="40" w:before="90"/>
+        <w:jc w:val="center"/>
+      </w:pPr>
+      <w:r>
+        <w:drawing>
+          <wp:inline distT="0" distB="0" distL="0" distR="0">
+            <wp:extent cx="5734050" cy="1931475"/>
+            <wp:effectExtent t="0" r="0" b="0" l="0"/>
+            <wp:docPr id="1" name="" descr="" title=""/>
+            <wp:cNvGraphicFramePr>
+              <a:graphicFrameLocks xmlns:a="http://schemas.openxmlformats.org/drawingml/2006/main" noChangeAspect="1"/>
+            </wp:cNvGraphicFramePr>
+            <a:graphic xmlns:a="http://schemas.openxmlformats.org/drawingml/2006/main">
+              <a:graphicData uri="http://schemas.openxmlformats.org/drawingml/2006/picture">
+                <pic:pic xmlns:pic="http://schemas.openxmlformats.org/drawingml/2006/picture">
+                  <pic:nvPicPr>
+                    <pic:cNvPr id="0" name="" descr=""/>
+                    <pic:cNvPicPr>
+                      <a:picLocks noChangeAspect="1" noChangeArrowheads="1"/>
+                    </pic:cNvPicPr>
+                  </pic:nvPicPr>
+                  <pic:blipFill>
+                    <a:blip r:embed="rId107" cstate="none"/>
+                    <a:srcRect/>
+                    <a:stretch>
+                      <a:fillRect/>
+                    </a:stretch>
+                  </pic:blipFill>
+                  <pic:spPr bwMode="auto">
+                    <a:xfrm>
+                      <a:off x="0" y="0"/>
+                      <a:ext cx="5734050" cy="1931475"/>
+                    </a:xfrm>
+                    <a:prstGeom prst="rect">
+                      <a:avLst/>
+                    </a:prstGeom>
+                  </pic:spPr>
+                </pic:pic>
+              </a:graphicData>
+            </a:graphic>
+          </wp:inline>
+        </w:drawing>
+      </w:r>
+    </w:p>
+    <w:tbl>
+      <w:tblPr>
+        <w:tblW w:type="pct" w:w="100%"/>
+        <w:tblLayout w:type="fixed"/>
+        <w:tblBorders>
+          <w:top w:val="single" w:color="FBFAF6" w:sz="4"/>
+          <w:left w:val="single" w:color="FBFAF6" w:sz="4"/>
+          <w:bottom w:val="single" w:color="FBFAF6" w:sz="4"/>
+          <w:right w:val="single" w:color="FBFAF6" w:sz="4"/>
+          <w:insideH w:val="single" w:color="FBFAF6" w:sz="4"/>
+          <w:insideV w:val="single" w:color="FBFAF6" w:sz="4"/>
+        </w:tblBorders>
+      </w:tblPr>
+      <w:tblGrid>
+        <w:gridCol w:w="9600"/>
+      </w:tblGrid>
+      <w:tr>
+        <w:tc>
+          <w:tcPr>
+            <w:tcW w:type="pct" w:w="5000"/>
+            <w:shd w:fill="FBFAF6" w:val="clear"/>
+            <w:tcMar>
+              <w:top w:type="dxa" w:w="40"/>
+              <w:left w:type="dxa" w:w="100"/>
+              <w:bottom w:type="dxa" w:w="40"/>
+              <w:right w:type="dxa" w:w="100"/>
+            </w:tcMar>
+          </w:tcPr>
+          <w:p>
+            <w:pPr>
+              <w:spacing w:before="18" w:after="6"/>
+            </w:pPr>
+            <w:r>
+              <w:rPr>
+                <w:b/>
+                <w:bCs/>
+                <w:color w:val="6B7280"/>
+                <w:sz w:val="14"/>
+                <w:szCs w:val="14"/>
+              </w:rPr>
+              <w:t xml:space="preserve">word list</w:t>
+            </w:r>
+          </w:p>
+          <w:p>
+            <w:pPr>
+              <w:spacing w:before="0" w:after="18"/>
+            </w:pPr>
+            <w:r>
+              <w:rPr>
+                <w:b/>
+                <w:bCs/>
+                <w:color w:val="353A7C"/>
+                <w:sz w:val="16"/>
+                <w:szCs w:val="16"/>
+              </w:rPr>
+              <w:t xml:space="preserve">support activities   ·   value chain analysis   ·   cost leadership</w:t>
             </w:r>
           </w:p>
         </w:tc>
@@ -6605,14 +7171,14 @@
                 <w:sz w:val="16"/>
                 <w:szCs w:val="16"/>
               </w:rPr>
-              <w:t xml:space="preserve">8  </w:t>
-            </w:r>
-            <w:r>
-              <w:rPr>
-                <w:sz w:val="16"/>
-                <w:szCs w:val="16"/>
-              </w:rPr>
-              <w:t xml:space="preserve">Outbound logistics</w:t>
+              <w:t xml:space="preserve">9  </w:t>
+            </w:r>
+            <w:r>
+              <w:rPr>
+                <w:sz w:val="16"/>
+                <w:szCs w:val="16"/>
+              </w:rPr>
+              <w:t xml:space="preserve">Service</w:t>
             </w:r>
           </w:p>
         </w:tc>
@@ -6673,14 +7239,14 @@
                 <w:sz w:val="16"/>
                 <w:szCs w:val="16"/>
               </w:rPr>
-              <w:t xml:space="preserve">9  </w:t>
-            </w:r>
-            <w:r>
-              <w:rPr>
-                <w:sz w:val="16"/>
-                <w:szCs w:val="16"/>
-              </w:rPr>
-              <w:t xml:space="preserve">Marketing and sales</w:t>
+              <w:t xml:space="preserve">10  </w:t>
+            </w:r>
+            <w:r>
+              <w:rPr>
+                <w:sz w:val="16"/>
+                <w:szCs w:val="16"/>
+              </w:rPr>
+              <w:t xml:space="preserve">Support activities</w:t>
             </w:r>
           </w:p>
         </w:tc>
@@ -6741,14 +7307,14 @@
                 <w:sz w:val="16"/>
                 <w:szCs w:val="16"/>
               </w:rPr>
-              <w:t xml:space="preserve">10  </w:t>
-            </w:r>
-            <w:r>
-              <w:rPr>
-                <w:sz w:val="16"/>
-                <w:szCs w:val="16"/>
-              </w:rPr>
-              <w:t xml:space="preserve">Service</w:t>
+              <w:t xml:space="preserve">11  </w:t>
+            </w:r>
+            <w:r>
+              <w:rPr>
+                <w:sz w:val="16"/>
+                <w:szCs w:val="16"/>
+              </w:rPr>
+              <w:t xml:space="preserve">Price per liter</w:t>
             </w:r>
           </w:p>
         </w:tc>
@@ -6809,14 +7375,14 @@
                 <w:sz w:val="16"/>
                 <w:szCs w:val="16"/>
               </w:rPr>
-              <w:t xml:space="preserve">11  </w:t>
-            </w:r>
-            <w:r>
-              <w:rPr>
-                <w:sz w:val="16"/>
-                <w:szCs w:val="16"/>
-              </w:rPr>
-              <w:t xml:space="preserve">Total cost per liter</w:t>
+              <w:t xml:space="preserve">12  </w:t>
+            </w:r>
+            <w:r>
+              <w:rPr>
+                <w:sz w:val="16"/>
+                <w:szCs w:val="16"/>
+              </w:rPr>
+              <w:t xml:space="preserve">competitor's</w:t>
             </w:r>
           </w:p>
         </w:tc>
@@ -6851,7 +7417,7 @@
                 <w:sz w:val="16"/>
                 <w:szCs w:val="16"/>
               </w:rPr>
-              <w:t xml:space="preserve">distributors</w:t>
+              <w:t xml:space="preserve">4. Study the links</w:t>
             </w:r>
           </w:p>
         </w:tc>
@@ -6877,14 +7443,14 @@
                 <w:sz w:val="16"/>
                 <w:szCs w:val="16"/>
               </w:rPr>
-              <w:t xml:space="preserve">12  </w:t>
-            </w:r>
-            <w:r>
-              <w:rPr>
-                <w:sz w:val="16"/>
-                <w:szCs w:val="16"/>
-              </w:rPr>
-              <w:t xml:space="preserve">competitor's</w:t>
+              <w:t xml:space="preserve">13  </w:t>
+            </w:r>
+            <w:r>
+              <w:rPr>
+                <w:sz w:val="16"/>
+                <w:szCs w:val="16"/>
+              </w:rPr>
+              <w:t xml:space="preserve">operations</w:t>
             </w:r>
           </w:p>
         </w:tc>
@@ -6919,7 +7485,7 @@
                 <w:sz w:val="16"/>
                 <w:szCs w:val="16"/>
               </w:rPr>
-              <w:t xml:space="preserve">5. Find opportunities</w:t>
+              <w:t xml:space="preserve">customers</w:t>
             </w:r>
           </w:p>
         </w:tc>
@@ -6945,14 +7511,14 @@
                 <w:sz w:val="16"/>
                 <w:szCs w:val="16"/>
               </w:rPr>
-              <w:t xml:space="preserve">13  </w:t>
-            </w:r>
-            <w:r>
-              <w:rPr>
-                <w:sz w:val="16"/>
-                <w:szCs w:val="16"/>
-              </w:rPr>
-              <w:t xml:space="preserve">operations</w:t>
+              <w:t xml:space="preserve">14  </w:t>
+            </w:r>
+            <w:r>
+              <w:rPr>
+                <w:sz w:val="16"/>
+                <w:szCs w:val="16"/>
+              </w:rPr>
+              <w:t xml:space="preserve">value chain analysis</w:t>
             </w:r>
           </w:p>
         </w:tc>
@@ -6988,6 +7554,74 @@
                 <w:szCs w:val="16"/>
               </w:rPr>
               <w:t xml:space="preserve">Operations</w:t>
+            </w:r>
+          </w:p>
+        </w:tc>
+        <w:tc>
+          <w:tcPr>
+            <w:tcW w:type="pct" w:w="2500"/>
+            <w:tcMar>
+              <w:top w:type="dxa" w:w="20"/>
+              <w:left w:type="dxa" w:w="80"/>
+              <w:bottom w:type="dxa" w:w="20"/>
+              <w:right w:type="dxa" w:w="80"/>
+            </w:tcMar>
+          </w:tcPr>
+          <w:p>
+            <w:pPr>
+              <w:spacing w:before="12" w:after="12"/>
+            </w:pPr>
+            <w:r>
+              <w:rPr>
+                <w:b/>
+                <w:bCs/>
+                <w:color w:val="8186EF"/>
+                <w:sz w:val="16"/>
+                <w:szCs w:val="16"/>
+              </w:rPr>
+              <w:t xml:space="preserve">15  </w:t>
+            </w:r>
+            <w:r>
+              <w:rPr>
+                <w:sz w:val="16"/>
+                <w:szCs w:val="16"/>
+              </w:rPr>
+              <w:t xml:space="preserve">support activities</w:t>
+            </w:r>
+          </w:p>
+        </w:tc>
+      </w:tr>
+      <w:tr>
+        <w:tc>
+          <w:tcPr>
+            <w:tcW w:type="pct" w:w="2500"/>
+            <w:tcMar>
+              <w:top w:type="dxa" w:w="20"/>
+              <w:left w:type="dxa" w:w="80"/>
+              <w:bottom w:type="dxa" w:w="20"/>
+              <w:right w:type="dxa" w:w="80"/>
+            </w:tcMar>
+          </w:tcPr>
+          <w:p>
+            <w:pPr>
+              <w:spacing w:before="12" w:after="12"/>
+            </w:pPr>
+            <w:r>
+              <w:rPr>
+                <w:b/>
+                <w:bCs/>
+                <w:color w:val="8186EF"/>
+                <w:sz w:val="16"/>
+                <w:szCs w:val="16"/>
+              </w:rPr>
+              <w:t xml:space="preserve">8  </w:t>
+            </w:r>
+            <w:r>
+              <w:rPr>
+                <w:sz w:val="16"/>
+                <w:szCs w:val="16"/>
+              </w:rPr>
+              <w:t xml:space="preserve">Marketing and sales</w:t>
             </w:r>
           </w:p>
         </w:tc>
@@ -8139,7 +8773,7 @@
                     </pic:cNvPicPr>
                   </pic:nvPicPr>
                   <pic:blipFill>
-                    <a:blip r:embed="rId105" cstate="none"/>
+                    <a:blip r:embed="rId108" cstate="none"/>
                     <a:srcRect/>
                     <a:stretch>
                       <a:fillRect/>
@@ -9373,7 +10007,7 @@
           <w:sz w:val="15"/>
           <w:szCs w:val="15"/>
         </w:rPr>
-        <w:t xml:space="preserve">The bars are drawn to scale.</w:t>
+        <w:t xml:space="preserve">The parts add up to the total; the bars are to scale.</w:t>
       </w:r>
     </w:p>
     <w:p>
@@ -9384,7 +10018,7 @@
       <w:r>
         <w:drawing>
           <wp:inline distT="0" distB="0" distL="0" distR="0">
-            <wp:extent cx="5734050" cy="2550150"/>
+            <wp:extent cx="5734050" cy="2716125"/>
             <wp:effectExtent t="0" r="0" b="0" l="0"/>
             <wp:docPr id="1" name="" descr="" title=""/>
             <wp:cNvGraphicFramePr>
@@ -9400,7 +10034,7 @@
                     </pic:cNvPicPr>
                   </pic:nvPicPr>
                   <pic:blipFill>
-                    <a:blip r:embed="rId106" cstate="none"/>
+                    <a:blip r:embed="rId109" cstate="none"/>
                     <a:srcRect/>
                     <a:stretch>
                       <a:fillRect/>
@@ -9409,7 +10043,7 @@
                   <pic:spPr bwMode="auto">
                     <a:xfrm>
                       <a:off x="0" y="0"/>
-                      <a:ext cx="5734050" cy="2550150"/>
+                      <a:ext cx="5734050" cy="2716125"/>
                     </a:xfrm>
                     <a:prstGeom prst="rect">
                       <a:avLst/>
@@ -9549,7 +10183,7 @@
                     </pic:cNvPicPr>
                   </pic:nvPicPr>
                   <pic:blipFill>
-                    <a:blip r:embed="rId107" cstate="none"/>
+                    <a:blip r:embed="rId110" cstate="none"/>
                     <a:srcRect/>
                     <a:stretch>
                       <a:fillRect/>
@@ -10612,7 +11246,7 @@
                     </pic:cNvPicPr>
                   </pic:nvPicPr>
                   <pic:blipFill>
-                    <a:blip r:embed="rId108" cstate="none"/>
+                    <a:blip r:embed="rId111" cstate="none"/>
                     <a:srcRect/>
                     <a:stretch>
                       <a:fillRect/>
@@ -11432,7 +12066,7 @@
                     </pic:cNvPicPr>
                   </pic:nvPicPr>
                   <pic:blipFill>
-                    <a:blip r:embed="rId109" cstate="none"/>
+                    <a:blip r:embed="rId112" cstate="none"/>
                     <a:srcRect/>
                     <a:stretch>
                       <a:fillRect/>
@@ -11848,7 +12482,7 @@
                     </pic:cNvPicPr>
                   </pic:nvPicPr>
                   <pic:blipFill>
-                    <a:blip r:embed="rId110" cstate="none"/>
+                    <a:blip r:embed="rId113" cstate="none"/>
                     <a:srcRect/>
                     <a:stretch>
                       <a:fillRect/>
@@ -11968,7 +12602,7 @@
       <w:r>
         <w:drawing>
           <wp:inline distT="0" distB="0" distL="0" distR="0">
-            <wp:extent cx="5734050" cy="2625600"/>
+            <wp:extent cx="5734050" cy="1931475"/>
             <wp:effectExtent t="0" r="0" b="0" l="0"/>
             <wp:docPr id="1" name="" descr="" title=""/>
             <wp:cNvGraphicFramePr>
@@ -11984,7 +12618,7 @@
                     </pic:cNvPicPr>
                   </pic:nvPicPr>
                   <pic:blipFill>
-                    <a:blip r:embed="rId111" cstate="none"/>
+                    <a:blip r:embed="rId114" cstate="none"/>
                     <a:srcRect/>
                     <a:stretch>
                       <a:fillRect/>
@@ -11993,7 +12627,7 @@
                   <pic:spPr bwMode="auto">
                     <a:xfrm>
                       <a:off x="0" y="0"/>
-                      <a:ext cx="5734050" cy="2625600"/>
+                      <a:ext cx="5734050" cy="1931475"/>
                     </a:xfrm>
                     <a:prstGeom prst="rect">
                       <a:avLst/>
@@ -12061,7 +12695,7 @@
                 <w:sz w:val="16"/>
                 <w:szCs w:val="16"/>
               </w:rPr>
-              <w:t xml:space="preserve">locked-in costs   ·   سلسلة القيمة   ·   value chain</w:t>
+              <w:t xml:space="preserve">life-cycle costing   ·   upstream costs   ·   locked-in costs</w:t>
             </w:r>
           </w:p>
         </w:tc>
@@ -12997,7 +13631,7 @@
                 <w:sz w:val="16"/>
                 <w:szCs w:val="16"/>
               </w:rPr>
-              <w:t xml:space="preserve">locked-in costs</w:t>
+              <w:t xml:space="preserve">life-cycle costing</w:t>
             </w:r>
           </w:p>
         </w:tc>
@@ -13065,7 +13699,7 @@
                 <w:sz w:val="16"/>
                 <w:szCs w:val="16"/>
               </w:rPr>
-              <w:t xml:space="preserve">value chain</w:t>
+              <w:t xml:space="preserve">locked-in costs</w:t>
             </w:r>
           </w:p>
         </w:tc>
@@ -13340,7 +13974,7 @@
               <w:sz w:val="16"/>
               <w:szCs w:val="16"/>
             </w:rPr>
-            <w:t xml:space="preserve"> of 2</w:t>
+            <w:t xml:space="preserve"> of 3</w:t>
           </w:r>
         </w:p>
       </w:tc>
@@ -14341,7 +14975,7 @@
               <w:sz w:val="16"/>
               <w:szCs w:val="16"/>
             </w:rPr>
-            <w:t xml:space="preserve"> of 1</w:t>
+            <w:t xml:space="preserve"> of 2</w:t>
           </w:r>
         </w:p>
       </w:tc>

--- a/CMA_Summaries_B2_Ch14.docx
+++ b/CMA_Summaries_B2_Ch14.docx
@@ -451,7 +451,7 @@
                 <w:sz w:val="16"/>
                 <w:szCs w:val="16"/>
               </w:rPr>
-              <w:t xml:space="preserve">manufacturing   ·   withdrawal   ·   testing   ·   division   ·   distribution</w:t>
+              <w:t xml:space="preserve">manufacturing   ·   withdrawal   ·   testing   ·   service   ·   distribution</w:t>
             </w:r>
           </w:p>
         </w:tc>
@@ -713,6 +713,19 @@
       </w:tr>
     </w:tbl>
     <w:p/>
+    <w:p>
+      <w:pPr>
+        <w:spacing w:before="20" w:after="20" w:line="360" w:lineRule="auto"/>
+        <w:ind w:left="200"/>
+      </w:pPr>
+      <w:r>
+        <w:rPr>
+          <w:sz w:val="19"/>
+          <w:szCs w:val="19"/>
+        </w:rPr>
+        <w:t xml:space="preserve">Complete the two blank rows.</w:t>
+      </w:r>
+    </w:p>
     <w:tbl>
       <w:tblPr>
         <w:tblW w:type="pct" w:w="100%"/>
@@ -1124,7 +1137,7 @@
                 <w:sz w:val="16"/>
                 <w:szCs w:val="16"/>
               </w:rPr>
-              <w:t xml:space="preserve">Distribution at $0.50 a tray   ·   Exit costs (2032)   ·   Customer service at $0.10 a tray</w:t>
+              <w:t xml:space="preserve">Customer service at $0.10 a tray   ·   Exit costs (2032)   ·   Upstream: research, design, testing</w:t>
             </w:r>
           </w:p>
         </w:tc>
@@ -1293,7 +1306,7 @@
                 <w:sz w:val="16"/>
                 <w:szCs w:val="16"/>
               </w:rPr>
-              <w:t xml:space="preserve">Life-cycle   ·   upstream   ·   distribution</w:t>
+              <w:t xml:space="preserve">upstream   ·   differentiation   ·   Life-cycle</w:t>
             </w:r>
           </w:p>
         </w:tc>
@@ -5726,7 +5739,7 @@
                 <w:sz w:val="16"/>
                 <w:szCs w:val="16"/>
               </w:rPr>
-              <w:t xml:space="preserve">competitor   ·   opportunities   ·   activities</w:t>
+              <w:t xml:space="preserve">Inbound   ·   opportunities   ·   activities</w:t>
             </w:r>
           </w:p>
         </w:tc>
@@ -5869,6 +5882,175 @@
       </w:tr>
     </w:tbl>
     <w:p/>
+    <w:p>
+      <w:pPr>
+        <w:spacing w:before="44" w:after="14"/>
+      </w:pPr>
+      <w:r>
+        <w:rPr>
+          <w:b/>
+          <w:bCs/>
+          <w:color w:val="353A7C"/>
+          <w:sz w:val="18"/>
+          <w:szCs w:val="18"/>
+        </w:rPr>
+        <w:t xml:space="preserve">Summary 2</w:t>
+      </w:r>
+      <w:r>
+        <w:rPr>
+          <w:color w:val="6B7280"/>
+          <w:sz w:val="16"/>
+          <w:szCs w:val="16"/>
+        </w:rPr>
+        <w:t xml:space="preserve">      gaps 7–8</w:t>
+      </w:r>
+    </w:p>
+    <w:p>
+      <w:pPr>
+        <w:spacing w:before="20" w:after="20" w:line="360" w:lineRule="auto"/>
+        <w:ind w:left="200"/>
+      </w:pPr>
+      <w:r>
+        <w:rPr>
+          <w:sz w:val="19"/>
+          <w:szCs w:val="19"/>
+        </w:rPr>
+        <w:t xml:space="preserve">Inbound logistics and </w:t>
+      </w:r>
+      <w:r>
+        <w:rPr>
+          <w:b/>
+          <w:bCs/>
+          <w:color w:val="8186EF"/>
+          <w:sz w:val="15"/>
+          <w:szCs w:val="15"/>
+        </w:rPr>
+        <w:t xml:space="preserve"> (7) </w:t>
+      </w:r>
+      <w:r>
+        <w:rPr>
+          <w:u w:val="single"/>
+          <w:sz w:val="19"/>
+          <w:szCs w:val="19"/>
+        </w:rPr>
+        <w:t xml:space="preserve">            </w:t>
+      </w:r>
+      <w:r>
+        <w:rPr>
+          <w:sz w:val="19"/>
+          <w:szCs w:val="19"/>
+        </w:rPr>
+        <w:t xml:space="preserve"> </w:t>
+      </w:r>
+      <w:r>
+        <w:rPr>
+          <w:sz w:val="19"/>
+          <w:szCs w:val="19"/>
+        </w:rPr>
+        <w:t xml:space="preserve"> together cost $11.75, the production cost. </w:t>
+      </w:r>
+      <w:r>
+        <w:rPr>
+          <w:sz w:val="19"/>
+          <w:szCs w:val="19"/>
+        </w:rPr>
+        <w:t xml:space="preserve">The chain adds outbound, </w:t>
+      </w:r>
+      <w:r>
+        <w:rPr>
+          <w:b/>
+          <w:bCs/>
+          <w:color w:val="8186EF"/>
+          <w:sz w:val="15"/>
+          <w:szCs w:val="15"/>
+        </w:rPr>
+        <w:t xml:space="preserve"> (8) </w:t>
+      </w:r>
+      <w:r>
+        <w:rPr>
+          <w:u w:val="single"/>
+          <w:sz w:val="19"/>
+          <w:szCs w:val="19"/>
+        </w:rPr>
+        <w:t xml:space="preserve">           </w:t>
+      </w:r>
+      <w:r>
+        <w:rPr>
+          <w:sz w:val="19"/>
+          <w:szCs w:val="19"/>
+        </w:rPr>
+        <w:t xml:space="preserve"> </w:t>
+      </w:r>
+      <w:r>
+        <w:rPr>
+          <w:sz w:val="19"/>
+          <w:szCs w:val="19"/>
+        </w:rPr>
+        <w:t xml:space="preserve">, service and support costs to reach $14.65. </w:t>
+      </w:r>
+    </w:p>
+    <w:tbl>
+      <w:tblPr>
+        <w:tblW w:type="pct" w:w="100%"/>
+        <w:tblLayout w:type="fixed"/>
+        <w:tblBorders>
+          <w:top w:val="single" w:color="FBFAF6" w:sz="4"/>
+          <w:left w:val="single" w:color="FBFAF6" w:sz="4"/>
+          <w:bottom w:val="single" w:color="FBFAF6" w:sz="4"/>
+          <w:right w:val="single" w:color="FBFAF6" w:sz="4"/>
+          <w:insideH w:val="single" w:color="FBFAF6" w:sz="4"/>
+          <w:insideV w:val="single" w:color="FBFAF6" w:sz="4"/>
+        </w:tblBorders>
+      </w:tblPr>
+      <w:tblGrid>
+        <w:gridCol w:w="9600"/>
+      </w:tblGrid>
+      <w:tr>
+        <w:tc>
+          <w:tcPr>
+            <w:tcW w:type="pct" w:w="5000"/>
+            <w:shd w:fill="FBFAF6" w:val="clear"/>
+            <w:tcMar>
+              <w:top w:type="dxa" w:w="40"/>
+              <w:left w:type="dxa" w:w="100"/>
+              <w:bottom w:type="dxa" w:w="40"/>
+              <w:right w:type="dxa" w:w="100"/>
+            </w:tcMar>
+          </w:tcPr>
+          <w:p>
+            <w:pPr>
+              <w:spacing w:before="18" w:after="6"/>
+            </w:pPr>
+            <w:r>
+              <w:rPr>
+                <w:b/>
+                <w:bCs/>
+                <w:color w:val="6B7280"/>
+                <w:sz w:val="14"/>
+                <w:szCs w:val="14"/>
+              </w:rPr>
+              <w:t xml:space="preserve">word list</w:t>
+            </w:r>
+          </w:p>
+          <w:p>
+            <w:pPr>
+              <w:spacing w:before="0" w:after="18"/>
+            </w:pPr>
+            <w:r>
+              <w:rPr>
+                <w:b/>
+                <w:bCs/>
+                <w:color w:val="353A7C"/>
+                <w:sz w:val="16"/>
+                <w:szCs w:val="16"/>
+              </w:rPr>
+              <w:t xml:space="preserve">operations   ·   marketing   ·   support</w:t>
+            </w:r>
+          </w:p>
+        </w:tc>
+      </w:tr>
+    </w:tbl>
+    <w:p/>
     <w:tbl>
       <w:tblPr>
         <w:tblW w:type="pct" w:w="100%"/>
@@ -6095,7 +6277,7 @@
                 <w:sz w:val="14"/>
                 <w:szCs w:val="14"/>
               </w:rPr>
-              <w:t xml:space="preserve">(7)</w:t>
+              <w:t xml:space="preserve">(9)</w:t>
             </w:r>
           </w:p>
         </w:tc>
@@ -6243,7 +6425,7 @@
                 <w:sz w:val="14"/>
                 <w:szCs w:val="14"/>
               </w:rPr>
-              <w:t xml:space="preserve">(8)</w:t>
+              <w:t xml:space="preserve">(10)</w:t>
             </w:r>
           </w:p>
         </w:tc>
@@ -6320,7 +6502,7 @@
                 <w:sz w:val="14"/>
                 <w:szCs w:val="14"/>
               </w:rPr>
-              <w:t xml:space="preserve">(9)</w:t>
+              <w:t xml:space="preserve">(11)</w:t>
             </w:r>
           </w:p>
         </w:tc>
@@ -6395,7 +6577,7 @@
                 <w:sz w:val="14"/>
                 <w:szCs w:val="14"/>
               </w:rPr>
-              <w:t xml:space="preserve">(10)</w:t>
+              <w:t xml:space="preserve">(12)</w:t>
             </w:r>
           </w:p>
         </w:tc>
@@ -6543,7 +6725,7 @@
                 <w:sz w:val="14"/>
                 <w:szCs w:val="14"/>
               </w:rPr>
-              <w:t xml:space="preserve">(11)</w:t>
+              <w:t xml:space="preserve">(13)</w:t>
             </w:r>
           </w:p>
         </w:tc>
@@ -6724,7 +6906,7 @@
                 <w:sz w:val="16"/>
                 <w:szCs w:val="16"/>
               </w:rPr>
-              <w:t xml:space="preserve">Service   ·   Price per liter   ·   Support activities   ·   Operations   ·   value chain analysis   ·   Marketing and sales</w:t>
+              <w:t xml:space="preserve">Price per liter   ·   Support activities   ·   Operations   ·   Step   ·   Service   ·   Marketing and sales</w:t>
             </w:r>
           </w:p>
         </w:tc>
@@ -6733,6 +6915,18 @@
     <w:p/>
     <w:p>
       <w:pPr>
+        <w:pageBreakBefore w:val="true"/>
+        <w:spacing w:after="0"/>
+      </w:pPr>
+      <w:r>
+        <w:rPr>
+          <w:sz w:val="2"/>
+        </w:rPr>
+        <w:t xml:space="preserve"> </w:t>
+      </w:r>
+    </w:p>
+    <w:p>
+      <w:pPr>
         <w:spacing w:before="44" w:after="14"/>
       </w:pPr>
       <w:r>
@@ -6743,7 +6937,7 @@
           <w:sz w:val="18"/>
           <w:szCs w:val="18"/>
         </w:rPr>
-        <w:t xml:space="preserve">Summary 2</w:t>
+        <w:t xml:space="preserve">Summary 3</w:t>
       </w:r>
       <w:r>
         <w:rPr>
@@ -6751,7 +6945,7 @@
           <w:sz w:val="16"/>
           <w:szCs w:val="16"/>
         </w:rPr>
-        <w:t xml:space="preserve">      gaps 12–13</w:t>
+        <w:t xml:space="preserve">      gaps 14–15</w:t>
       </w:r>
     </w:p>
     <w:p>
@@ -6774,7 +6968,7 @@
           <w:sz w:val="15"/>
           <w:szCs w:val="15"/>
         </w:rPr>
-        <w:t xml:space="preserve"> (12) </w:t>
+        <w:t xml:space="preserve"> (14) </w:t>
       </w:r>
       <w:r>
         <w:rPr>
@@ -6813,7 +7007,7 @@
           <w:sz w:val="15"/>
           <w:szCs w:val="15"/>
         </w:rPr>
-        <w:t xml:space="preserve"> (13) </w:t>
+        <w:t xml:space="preserve"> (15) </w:t>
       </w:r>
       <w:r>
         <w:rPr>
@@ -6893,25 +7087,13 @@
                 <w:sz w:val="16"/>
                 <w:szCs w:val="16"/>
               </w:rPr>
-              <w:t xml:space="preserve">Orontes   ·   operations   ·   competitor's</w:t>
+              <w:t xml:space="preserve">competitor's   ·   operations   ·   outside</w:t>
             </w:r>
           </w:p>
         </w:tc>
       </w:tr>
     </w:tbl>
     <w:p/>
-    <w:p>
-      <w:pPr>
-        <w:pageBreakBefore w:val="true"/>
-        <w:spacing w:after="0"/>
-      </w:pPr>
-      <w:r>
-        <w:rPr>
-          <w:sz w:val="2"/>
-        </w:rPr>
-        <w:t xml:space="preserve"> </w:t>
-      </w:r>
-    </w:p>
     <w:p>
       <w:pPr>
         <w:spacing w:before="44" w:after="10"/>
@@ -7171,14 +7353,14 @@
                 <w:sz w:val="16"/>
                 <w:szCs w:val="16"/>
               </w:rPr>
-              <w:t xml:space="preserve">9  </w:t>
-            </w:r>
-            <w:r>
-              <w:rPr>
-                <w:sz w:val="16"/>
-                <w:szCs w:val="16"/>
-              </w:rPr>
-              <w:t xml:space="preserve">Service</w:t>
+              <w:t xml:space="preserve">10  </w:t>
+            </w:r>
+            <w:r>
+              <w:rPr>
+                <w:sz w:val="16"/>
+                <w:szCs w:val="16"/>
+              </w:rPr>
+              <w:t xml:space="preserve">Marketing and sales</w:t>
             </w:r>
           </w:p>
         </w:tc>
@@ -7239,14 +7421,14 @@
                 <w:sz w:val="16"/>
                 <w:szCs w:val="16"/>
               </w:rPr>
-              <w:t xml:space="preserve">10  </w:t>
-            </w:r>
-            <w:r>
-              <w:rPr>
-                <w:sz w:val="16"/>
-                <w:szCs w:val="16"/>
-              </w:rPr>
-              <w:t xml:space="preserve">Support activities</w:t>
+              <w:t xml:space="preserve">11  </w:t>
+            </w:r>
+            <w:r>
+              <w:rPr>
+                <w:sz w:val="16"/>
+                <w:szCs w:val="16"/>
+              </w:rPr>
+              <w:t xml:space="preserve">Service</w:t>
             </w:r>
           </w:p>
         </w:tc>
@@ -7307,14 +7489,14 @@
                 <w:sz w:val="16"/>
                 <w:szCs w:val="16"/>
               </w:rPr>
-              <w:t xml:space="preserve">11  </w:t>
-            </w:r>
-            <w:r>
-              <w:rPr>
-                <w:sz w:val="16"/>
-                <w:szCs w:val="16"/>
-              </w:rPr>
-              <w:t xml:space="preserve">Price per liter</w:t>
+              <w:t xml:space="preserve">12  </w:t>
+            </w:r>
+            <w:r>
+              <w:rPr>
+                <w:sz w:val="16"/>
+                <w:szCs w:val="16"/>
+              </w:rPr>
+              <w:t xml:space="preserve">Support activities</w:t>
             </w:r>
           </w:p>
         </w:tc>
@@ -7375,14 +7557,14 @@
                 <w:sz w:val="16"/>
                 <w:szCs w:val="16"/>
               </w:rPr>
-              <w:t xml:space="preserve">12  </w:t>
-            </w:r>
-            <w:r>
-              <w:rPr>
-                <w:sz w:val="16"/>
-                <w:szCs w:val="16"/>
-              </w:rPr>
-              <w:t xml:space="preserve">competitor's</w:t>
+              <w:t xml:space="preserve">13  </w:t>
+            </w:r>
+            <w:r>
+              <w:rPr>
+                <w:sz w:val="16"/>
+                <w:szCs w:val="16"/>
+              </w:rPr>
+              <w:t xml:space="preserve">Price per liter</w:t>
             </w:r>
           </w:p>
         </w:tc>
@@ -7443,14 +7625,14 @@
                 <w:sz w:val="16"/>
                 <w:szCs w:val="16"/>
               </w:rPr>
-              <w:t xml:space="preserve">13  </w:t>
-            </w:r>
-            <w:r>
-              <w:rPr>
-                <w:sz w:val="16"/>
-                <w:szCs w:val="16"/>
-              </w:rPr>
-              <w:t xml:space="preserve">operations</w:t>
+              <w:t xml:space="preserve">14  </w:t>
+            </w:r>
+            <w:r>
+              <w:rPr>
+                <w:sz w:val="16"/>
+                <w:szCs w:val="16"/>
+              </w:rPr>
+              <w:t xml:space="preserve">competitor's</w:t>
             </w:r>
           </w:p>
         </w:tc>
@@ -7511,14 +7693,14 @@
                 <w:sz w:val="16"/>
                 <w:szCs w:val="16"/>
               </w:rPr>
-              <w:t xml:space="preserve">14  </w:t>
-            </w:r>
-            <w:r>
-              <w:rPr>
-                <w:sz w:val="16"/>
-                <w:szCs w:val="16"/>
-              </w:rPr>
-              <w:t xml:space="preserve">value chain analysis</w:t>
+              <w:t xml:space="preserve">15  </w:t>
+            </w:r>
+            <w:r>
+              <w:rPr>
+                <w:sz w:val="16"/>
+                <w:szCs w:val="16"/>
+              </w:rPr>
+              <w:t xml:space="preserve">operations</w:t>
             </w:r>
           </w:p>
         </w:tc>
@@ -7553,7 +7735,7 @@
                 <w:sz w:val="16"/>
                 <w:szCs w:val="16"/>
               </w:rPr>
-              <w:t xml:space="preserve">Operations</w:t>
+              <w:t xml:space="preserve">operations</w:t>
             </w:r>
           </w:p>
         </w:tc>
@@ -7579,14 +7761,14 @@
                 <w:sz w:val="16"/>
                 <w:szCs w:val="16"/>
               </w:rPr>
-              <w:t xml:space="preserve">15  </w:t>
-            </w:r>
-            <w:r>
-              <w:rPr>
-                <w:sz w:val="16"/>
-                <w:szCs w:val="16"/>
-              </w:rPr>
-              <w:t xml:space="preserve">support activities</w:t>
+              <w:t xml:space="preserve">16  </w:t>
+            </w:r>
+            <w:r>
+              <w:rPr>
+                <w:sz w:val="16"/>
+                <w:szCs w:val="16"/>
+              </w:rPr>
+              <w:t xml:space="preserve">value chain analysis</w:t>
             </w:r>
           </w:p>
         </w:tc>
@@ -7621,7 +7803,75 @@
                 <w:sz w:val="16"/>
                 <w:szCs w:val="16"/>
               </w:rPr>
-              <w:t xml:space="preserve">Marketing and sales</w:t>
+              <w:t xml:space="preserve">marketing</w:t>
+            </w:r>
+          </w:p>
+        </w:tc>
+        <w:tc>
+          <w:tcPr>
+            <w:tcW w:type="pct" w:w="2500"/>
+            <w:tcMar>
+              <w:top w:type="dxa" w:w="20"/>
+              <w:left w:type="dxa" w:w="80"/>
+              <w:bottom w:type="dxa" w:w="20"/>
+              <w:right w:type="dxa" w:w="80"/>
+            </w:tcMar>
+          </w:tcPr>
+          <w:p>
+            <w:pPr>
+              <w:spacing w:before="12" w:after="12"/>
+            </w:pPr>
+            <w:r>
+              <w:rPr>
+                <w:b/>
+                <w:bCs/>
+                <w:color w:val="8186EF"/>
+                <w:sz w:val="16"/>
+                <w:szCs w:val="16"/>
+              </w:rPr>
+              <w:t xml:space="preserve">17  </w:t>
+            </w:r>
+            <w:r>
+              <w:rPr>
+                <w:sz w:val="16"/>
+                <w:szCs w:val="16"/>
+              </w:rPr>
+              <w:t xml:space="preserve">support activities</w:t>
+            </w:r>
+          </w:p>
+        </w:tc>
+      </w:tr>
+      <w:tr>
+        <w:tc>
+          <w:tcPr>
+            <w:tcW w:type="pct" w:w="2500"/>
+            <w:tcMar>
+              <w:top w:type="dxa" w:w="20"/>
+              <w:left w:type="dxa" w:w="80"/>
+              <w:bottom w:type="dxa" w:w="20"/>
+              <w:right w:type="dxa" w:w="80"/>
+            </w:tcMar>
+          </w:tcPr>
+          <w:p>
+            <w:pPr>
+              <w:spacing w:before="12" w:after="12"/>
+            </w:pPr>
+            <w:r>
+              <w:rPr>
+                <w:b/>
+                <w:bCs/>
+                <w:color w:val="8186EF"/>
+                <w:sz w:val="16"/>
+                <w:szCs w:val="16"/>
+              </w:rPr>
+              <w:t xml:space="preserve">9  </w:t>
+            </w:r>
+            <w:r>
+              <w:rPr>
+                <w:sz w:val="16"/>
+                <w:szCs w:val="16"/>
+              </w:rPr>
+              <w:t xml:space="preserve">Operations</w:t>
             </w:r>
           </w:p>
         </w:tc>
@@ -7704,6 +7954,30 @@
           <w:szCs w:val="15"/>
         </w:rPr>
         <w:t xml:space="preserve">Summary 2   </w:t>
+      </w:r>
+      <w:r>
+        <w:rPr>
+          <w:color w:val="6B7280"/>
+          <w:sz w:val="15"/>
+          <w:szCs w:val="15"/>
+        </w:rPr>
+        <w:t xml:space="preserve">Inbound logistics and operations together cost $11.75, the production cost. The chain adds outbound, marketing, service and support costs to reach $14.65.</w:t>
+      </w:r>
+    </w:p>
+    <w:p>
+      <w:pPr>
+        <w:spacing w:before="20" w:after="20"/>
+        <w:ind w:left="240" w:hanging="240"/>
+      </w:pPr>
+      <w:r>
+        <w:rPr>
+          <w:b/>
+          <w:bCs/>
+          <w:color w:val="353A7C"/>
+          <w:sz w:val="15"/>
+          <w:szCs w:val="15"/>
+        </w:rPr>
+        <w:t xml:space="preserve">Summary 3   </w:t>
       </w:r>
       <w:r>
         <w:rPr>
@@ -9846,7 +10120,7 @@
           <w:sz w:val="19"/>
           <w:szCs w:val="19"/>
         </w:rPr>
-        <w:t xml:space="preserve">A non-value-added activity adds cost but no value, such as </w:t>
+        <w:t xml:space="preserve">A non-value-added activity adds cost but no value, such as moving pallets or </w:t>
       </w:r>
       <w:r>
         <w:rPr>
@@ -9878,7 +10152,14 @@
           <w:sz w:val="19"/>
           <w:szCs w:val="19"/>
         </w:rPr>
-        <w:t xml:space="preserve"> pallets or </w:t>
+        <w:t xml:space="preserve"> errors. </w:t>
+      </w:r>
+      <w:r>
+        <w:rPr>
+          <w:sz w:val="19"/>
+          <w:szCs w:val="19"/>
+        </w:rPr>
+        <w:t xml:space="preserve">Some </w:t>
       </w:r>
       <w:r>
         <w:rPr>
@@ -9896,7 +10177,7 @@
           <w:sz w:val="19"/>
           <w:szCs w:val="19"/>
         </w:rPr>
-        <w:t xml:space="preserve">           </w:t>
+        <w:t xml:space="preserve">            </w:t>
       </w:r>
       <w:r>
         <w:rPr>
@@ -9910,14 +10191,14 @@
           <w:sz w:val="19"/>
           <w:szCs w:val="19"/>
         </w:rPr>
-        <w:t xml:space="preserve"> errors. </w:t>
-      </w:r>
-      <w:r>
-        <w:rPr>
-          <w:sz w:val="19"/>
-          <w:szCs w:val="19"/>
-        </w:rPr>
-        <w:t xml:space="preserve">Some activities, such as final inspection, add no value but are necessary for now. </w:t>
+        <w:t xml:space="preserve">, such as final inspection, add no value but are necessary for now. </w:t>
+      </w:r>
+      <w:r>
+        <w:rPr>
+          <w:sz w:val="19"/>
+          <w:szCs w:val="19"/>
+        </w:rPr>
+        <w:t xml:space="preserve">Of its $800,000 cost, $140,000 is non-value-added. </w:t>
       </w:r>
     </w:p>
     <w:tbl>
@@ -9975,7 +10256,7 @@
                 <w:sz w:val="16"/>
                 <w:szCs w:val="16"/>
               </w:rPr>
-              <w:t xml:space="preserve">moving   ·   value-added   ·   customers   ·   without   ·   reworking</w:t>
+              <w:t xml:space="preserve">reworking   ·   value-added   ·   customers   ·   labeling   ·   activities</w:t>
             </w:r>
           </w:p>
         </w:tc>
@@ -10665,7 +10946,7 @@
                 <w:sz w:val="16"/>
                 <w:szCs w:val="16"/>
               </w:rPr>
-              <w:t xml:space="preserve">moving</w:t>
+              <w:t xml:space="preserve">reworking</w:t>
             </w:r>
           </w:p>
         </w:tc>
@@ -10733,7 +11014,7 @@
                 <w:sz w:val="16"/>
                 <w:szCs w:val="16"/>
               </w:rPr>
-              <w:t xml:space="preserve">reworking</w:t>
+              <w:t xml:space="preserve">activities</w:t>
             </w:r>
           </w:p>
         </w:tc>
@@ -10867,7 +11148,7 @@
           <w:sz w:val="15"/>
           <w:szCs w:val="15"/>
         </w:rPr>
-        <w:t xml:space="preserve">A value-added activity is one customers would pay for, such as filling and labeling bottles. A non-value-added activity adds cost but no value, such as moving pallets or reworking errors. Some activities, such as final inspection, add no value but are necessary for now.</w:t>
+        <w:t xml:space="preserve">A value-added activity is one customers would pay for, such as filling and labeling bottles. A non-value-added activity adds cost but no value, such as moving pallets or reworking errors. Some activities, such as final inspection, add no value but are necessary for now. Of its $800,000 cost, $140,000 is non-value-added.</w:t>
       </w:r>
     </w:p>
     <w:p>
@@ -10974,7 +11255,7 @@
           <w:sz w:val="16"/>
           <w:szCs w:val="16"/>
         </w:rPr>
-        <w:t xml:space="preserve">      gaps 1–4</w:t>
+        <w:t xml:space="preserve">      gaps 1–6</w:t>
       </w:r>
     </w:p>
     <w:p>
@@ -11129,7 +11410,78 @@
           <w:sz w:val="19"/>
           <w:szCs w:val="19"/>
         </w:rPr>
-        <w:t xml:space="preserve">Production: $3.20 a tray plus $90,000 a year; distribution $0.50 and service $0.10 a tray; exit costs $30,000 in 2032. </w:t>
+        <w:t xml:space="preserve"/>
+      </w:r>
+      <w:r>
+        <w:rPr>
+          <w:b/>
+          <w:bCs/>
+          <w:color w:val="8186EF"/>
+          <w:sz w:val="15"/>
+          <w:szCs w:val="15"/>
+        </w:rPr>
+        <w:t xml:space="preserve"> (5) </w:t>
+      </w:r>
+      <w:r>
+        <w:rPr>
+          <w:u w:val="single"/>
+          <w:sz w:val="19"/>
+          <w:szCs w:val="19"/>
+        </w:rPr>
+        <w:t xml:space="preserve">            </w:t>
+      </w:r>
+      <w:r>
+        <w:rPr>
+          <w:sz w:val="19"/>
+          <w:szCs w:val="19"/>
+        </w:rPr>
+        <w:t xml:space="preserve"> </w:t>
+      </w:r>
+      <w:r>
+        <w:rPr>
+          <w:sz w:val="19"/>
+          <w:szCs w:val="19"/>
+        </w:rPr>
+        <w:t xml:space="preserve">: $3.20 a tray plus $90,000 a year; </w:t>
+      </w:r>
+      <w:r>
+        <w:rPr>
+          <w:b/>
+          <w:bCs/>
+          <w:color w:val="8186EF"/>
+          <w:sz w:val="15"/>
+          <w:szCs w:val="15"/>
+        </w:rPr>
+        <w:t xml:space="preserve"> (6) </w:t>
+      </w:r>
+      <w:r>
+        <w:rPr>
+          <w:u w:val="single"/>
+          <w:sz w:val="19"/>
+          <w:szCs w:val="19"/>
+        </w:rPr>
+        <w:t xml:space="preserve">              </w:t>
+      </w:r>
+      <w:r>
+        <w:rPr>
+          <w:sz w:val="19"/>
+          <w:szCs w:val="19"/>
+        </w:rPr>
+        <w:t xml:space="preserve"> </w:t>
+      </w:r>
+      <w:r>
+        <w:rPr>
+          <w:sz w:val="19"/>
+          <w:szCs w:val="19"/>
+        </w:rPr>
+        <w:t xml:space="preserve"> $0.50 and service $0.10 a tray; exit costs $30,000 in 2032. </w:t>
+      </w:r>
+      <w:r>
+        <w:rPr>
+          <w:sz w:val="19"/>
+          <w:szCs w:val="19"/>
+        </w:rPr>
+        <w:t xml:space="preserve">The launch year, 2028, loses $98,000 because of heavy marketing, and 2032 loses $8,000 because of exit costs. </w:t>
       </w:r>
     </w:p>
     <w:tbl>
@@ -11187,7 +11539,7 @@
                 <w:sz w:val="16"/>
                 <w:szCs w:val="16"/>
               </w:rPr>
-              <w:t xml:space="preserve">approvals   ·   life-cycle   ·   dropping   ·   packaging   ·   compares</w:t>
+              <w:t xml:space="preserve">Production   ·   distribution   ·   volumes   ·   approvals   ·   life-cycle   ·   packaging   ·   compares</w:t>
             </w:r>
           </w:p>
         </w:tc>
@@ -11350,7 +11702,7 @@
           <w:sz w:val="16"/>
           <w:szCs w:val="16"/>
         </w:rPr>
-        <w:t xml:space="preserve">      gaps 6–8</w:t>
+        <w:t xml:space="preserve">      gaps 8–11</w:t>
       </w:r>
     </w:p>
     <w:p>
@@ -11363,7 +11715,7 @@
           <w:sz w:val="19"/>
           <w:szCs w:val="19"/>
         </w:rPr>
-        <w:t xml:space="preserve">On a </w:t>
+        <w:t xml:space="preserve">Cumulative profit is </w:t>
       </w:r>
       <w:r>
         <w:rPr>
@@ -11373,7 +11725,7 @@
           <w:sz w:val="15"/>
           <w:szCs w:val="15"/>
         </w:rPr>
-        <w:t xml:space="preserve"> (6) </w:t>
+        <w:t xml:space="preserve"> (8) </w:t>
       </w:r>
       <w:r>
         <w:rPr>
@@ -11395,7 +11747,7 @@
           <w:sz w:val="19"/>
           <w:szCs w:val="19"/>
         </w:rPr>
-        <w:t xml:space="preserve"> view, the first report after launch would suggest </w:t>
+        <w:t xml:space="preserve"> until 2030, then </w:t>
       </w:r>
       <w:r>
         <w:rPr>
@@ -11405,7 +11757,7 @@
           <w:sz w:val="15"/>
           <w:szCs w:val="15"/>
         </w:rPr>
-        <w:t xml:space="preserve"> (7) </w:t>
+        <w:t xml:space="preserve"> (9) </w:t>
       </w:r>
       <w:r>
         <w:rPr>
@@ -11427,7 +11779,7 @@
           <w:sz w:val="19"/>
           <w:szCs w:val="19"/>
         </w:rPr>
-        <w:t xml:space="preserve"> the product. </w:t>
+        <w:t xml:space="preserve"> $382,000 over the whole life. </w:t>
       </w:r>
       <w:r>
         <w:rPr>
@@ -11444,7 +11796,7 @@
           <w:sz w:val="15"/>
           <w:szCs w:val="15"/>
         </w:rPr>
-        <w:t xml:space="preserve"> (8) </w:t>
+        <w:t xml:space="preserve"> (10) </w:t>
       </w:r>
       <w:r>
         <w:rPr>
@@ -11452,7 +11804,7 @@
           <w:sz w:val="19"/>
           <w:szCs w:val="19"/>
         </w:rPr>
-        <w:t xml:space="preserve">            </w:t>
+        <w:t xml:space="preserve">           </w:t>
       </w:r>
       <w:r>
         <w:rPr>
@@ -11466,7 +11818,46 @@
           <w:sz w:val="19"/>
           <w:szCs w:val="19"/>
         </w:rPr>
-        <w:t xml:space="preserve"> view, the halva earns $382,000, so the division launches it and watches whether volumes follow the plan. </w:t>
+        <w:t xml:space="preserve"> view, the first report after launch would suggest </w:t>
+      </w:r>
+      <w:r>
+        <w:rPr>
+          <w:b/>
+          <w:bCs/>
+          <w:color w:val="8186EF"/>
+          <w:sz w:val="15"/>
+          <w:szCs w:val="15"/>
+        </w:rPr>
+        <w:t xml:space="preserve"> (11) </w:t>
+      </w:r>
+      <w:r>
+        <w:rPr>
+          <w:u w:val="single"/>
+          <w:sz w:val="19"/>
+          <w:szCs w:val="19"/>
+        </w:rPr>
+        <w:t xml:space="preserve">           </w:t>
+      </w:r>
+      <w:r>
+        <w:rPr>
+          <w:sz w:val="19"/>
+          <w:szCs w:val="19"/>
+        </w:rPr>
+        <w:t xml:space="preserve"> </w:t>
+      </w:r>
+      <w:r>
+        <w:rPr>
+          <w:sz w:val="19"/>
+          <w:szCs w:val="19"/>
+        </w:rPr>
+        <w:t xml:space="preserve"> the product. </w:t>
+      </w:r>
+      <w:r>
+        <w:rPr>
+          <w:sz w:val="19"/>
+          <w:szCs w:val="19"/>
+        </w:rPr>
+        <w:t xml:space="preserve">On a life-cycle view, the halva earns $382,000, so the division launches it and watches whether volumes follow the plan. </w:t>
       </w:r>
     </w:p>
     <w:tbl>
@@ -11524,7 +11915,7 @@
                 <w:sz w:val="16"/>
                 <w:szCs w:val="16"/>
               </w:rPr>
-              <w:t xml:space="preserve">dropping   ·   life-cycle   ·   launches   ·   yearly</w:t>
+              <w:t xml:space="preserve">dropping   ·   product   ·   yearly   ·   reaches   ·   negative</w:t>
             </w:r>
           </w:p>
         </w:tc>
@@ -11598,7 +11989,7 @@
           <w:sz w:val="16"/>
           <w:szCs w:val="16"/>
         </w:rPr>
-        <w:t xml:space="preserve">      gaps 9–10</w:t>
+        <w:t xml:space="preserve">      gaps 12–13</w:t>
       </w:r>
     </w:p>
     <w:p>
@@ -11621,7 +12012,7 @@
           <w:sz w:val="15"/>
           <w:szCs w:val="15"/>
         </w:rPr>
-        <w:t xml:space="preserve"> (9) </w:t>
+        <w:t xml:space="preserve"> (12) </w:t>
       </w:r>
       <w:r>
         <w:rPr>
@@ -11660,7 +12051,7 @@
           <w:sz w:val="15"/>
           <w:szCs w:val="15"/>
         </w:rPr>
-        <w:t xml:space="preserve"> (10) </w:t>
+        <w:t xml:space="preserve"> (13) </w:t>
       </w:r>
       <w:r>
         <w:rPr>
@@ -11740,7 +12131,7 @@
                 <w:sz w:val="16"/>
                 <w:szCs w:val="16"/>
               </w:rPr>
-              <w:t xml:space="preserve">distribution   ·   life-cycle   ·   manufacturing</w:t>
+              <w:t xml:space="preserve">classify   ·   life-cycle   ·   manufacturing</w:t>
             </w:r>
           </w:p>
         </w:tc>
@@ -11826,7 +12217,7 @@
           <w:sz w:val="16"/>
           <w:szCs w:val="16"/>
         </w:rPr>
-        <w:t xml:space="preserve">      gaps 11–13</w:t>
+        <w:t xml:space="preserve">      gaps 14–16</w:t>
       </w:r>
     </w:p>
     <w:p>
@@ -11856,7 +12247,7 @@
           <w:sz w:val="15"/>
           <w:szCs w:val="15"/>
         </w:rPr>
-        <w:t xml:space="preserve"> (11) </w:t>
+        <w:t xml:space="preserve"> (14) </w:t>
       </w:r>
       <w:r>
         <w:rPr>
@@ -11888,7 +12279,7 @@
           <w:sz w:val="15"/>
           <w:szCs w:val="15"/>
         </w:rPr>
-        <w:t xml:space="preserve"> (12) </w:t>
+        <w:t xml:space="preserve"> (15) </w:t>
       </w:r>
       <w:r>
         <w:rPr>
@@ -11927,7 +12318,7 @@
           <w:sz w:val="15"/>
           <w:szCs w:val="15"/>
         </w:rPr>
-        <w:t xml:space="preserve"> (13) </w:t>
+        <w:t xml:space="preserve"> (16) </w:t>
       </w:r>
       <w:r>
         <w:rPr>
@@ -12007,7 +12398,7 @@
                 <w:sz w:val="16"/>
                 <w:szCs w:val="16"/>
               </w:rPr>
-              <w:t xml:space="preserve">value-added   ·   product   ·   classify   ·   life-cycle</w:t>
+              <w:t xml:space="preserve">value-added   ·   product   ·   research   ·   life-cycle</w:t>
             </w:r>
           </w:p>
         </w:tc>
@@ -12349,7 +12740,7 @@
                 <w:sz w:val="14"/>
                 <w:szCs w:val="14"/>
               </w:rPr>
-              <w:t xml:space="preserve">(15)</w:t>
+              <w:t xml:space="preserve">(18)</w:t>
             </w:r>
           </w:p>
         </w:tc>
@@ -13080,14 +13471,14 @@
                 <w:sz w:val="16"/>
                 <w:szCs w:val="16"/>
               </w:rPr>
-              <w:t xml:space="preserve">12  </w:t>
-            </w:r>
-            <w:r>
-              <w:rPr>
-                <w:sz w:val="16"/>
-                <w:szCs w:val="16"/>
-              </w:rPr>
-              <w:t xml:space="preserve">product</w:t>
+              <w:t xml:space="preserve">13  </w:t>
+            </w:r>
+            <w:r>
+              <w:rPr>
+                <w:sz w:val="16"/>
+                <w:szCs w:val="16"/>
+              </w:rPr>
+              <w:t xml:space="preserve">life-cycle</w:t>
             </w:r>
           </w:p>
         </w:tc>
@@ -13148,14 +13539,14 @@
                 <w:sz w:val="16"/>
                 <w:szCs w:val="16"/>
               </w:rPr>
-              <w:t xml:space="preserve">13  </w:t>
-            </w:r>
-            <w:r>
-              <w:rPr>
-                <w:sz w:val="16"/>
-                <w:szCs w:val="16"/>
-              </w:rPr>
-              <w:t xml:space="preserve">value-added</w:t>
+              <w:t xml:space="preserve">14  </w:t>
+            </w:r>
+            <w:r>
+              <w:rPr>
+                <w:sz w:val="16"/>
+                <w:szCs w:val="16"/>
+              </w:rPr>
+              <w:t xml:space="preserve">life-cycle</w:t>
             </w:r>
           </w:p>
         </w:tc>
@@ -13216,14 +13607,14 @@
                 <w:sz w:val="16"/>
                 <w:szCs w:val="16"/>
               </w:rPr>
-              <w:t xml:space="preserve">14  </w:t>
-            </w:r>
-            <w:r>
-              <w:rPr>
-                <w:sz w:val="16"/>
-                <w:szCs w:val="16"/>
-              </w:rPr>
-              <w:t xml:space="preserve">Marketing</w:t>
+              <w:t xml:space="preserve">15  </w:t>
+            </w:r>
+            <w:r>
+              <w:rPr>
+                <w:sz w:val="16"/>
+                <w:szCs w:val="16"/>
+              </w:rPr>
+              <w:t xml:space="preserve">product</w:t>
             </w:r>
           </w:p>
         </w:tc>
@@ -13284,14 +13675,14 @@
                 <w:sz w:val="16"/>
                 <w:szCs w:val="16"/>
               </w:rPr>
-              <w:t xml:space="preserve">15  </w:t>
-            </w:r>
-            <w:r>
-              <w:rPr>
-                <w:sz w:val="16"/>
-                <w:szCs w:val="16"/>
-              </w:rPr>
-              <w:t xml:space="preserve">510,000 trays × $0.10 = $51,000</w:t>
+              <w:t xml:space="preserve">16  </w:t>
+            </w:r>
+            <w:r>
+              <w:rPr>
+                <w:sz w:val="16"/>
+                <w:szCs w:val="16"/>
+              </w:rPr>
+              <w:t xml:space="preserve">value-added</w:t>
             </w:r>
           </w:p>
         </w:tc>
@@ -13326,7 +13717,7 @@
                 <w:sz w:val="16"/>
                 <w:szCs w:val="16"/>
               </w:rPr>
-              <w:t xml:space="preserve">Cumulative</w:t>
+              <w:t xml:space="preserve">Production</w:t>
             </w:r>
           </w:p>
         </w:tc>
@@ -13352,14 +13743,14 @@
                 <w:sz w:val="16"/>
                 <w:szCs w:val="16"/>
               </w:rPr>
-              <w:t xml:space="preserve">16  </w:t>
-            </w:r>
-            <w:r>
-              <w:rPr>
-                <w:sz w:val="16"/>
-                <w:szCs w:val="16"/>
-              </w:rPr>
-              <w:t xml:space="preserve">Taste testing before launch</w:t>
+              <w:t xml:space="preserve">17  </w:t>
+            </w:r>
+            <w:r>
+              <w:rPr>
+                <w:sz w:val="16"/>
+                <w:szCs w:val="16"/>
+              </w:rPr>
+              <w:t xml:space="preserve">Marketing</w:t>
             </w:r>
           </w:p>
         </w:tc>
@@ -13394,7 +13785,7 @@
                 <w:sz w:val="16"/>
                 <w:szCs w:val="16"/>
               </w:rPr>
-              <w:t xml:space="preserve">yearly</w:t>
+              <w:t xml:space="preserve">distribution</w:t>
             </w:r>
           </w:p>
         </w:tc>
@@ -13420,14 +13811,14 @@
                 <w:sz w:val="16"/>
                 <w:szCs w:val="16"/>
               </w:rPr>
-              <w:t xml:space="preserve">17  </w:t>
-            </w:r>
-            <w:r>
-              <w:rPr>
-                <w:sz w:val="16"/>
-                <w:szCs w:val="16"/>
-              </w:rPr>
-              <w:t xml:space="preserve">Depreciation of the filling line</w:t>
+              <w:t xml:space="preserve">18  </w:t>
+            </w:r>
+            <w:r>
+              <w:rPr>
+                <w:sz w:val="16"/>
+                <w:szCs w:val="16"/>
+              </w:rPr>
+              <w:t xml:space="preserve">510,000 trays × $0.10 = $51,000</w:t>
             </w:r>
           </w:p>
         </w:tc>
@@ -13462,7 +13853,7 @@
                 <w:sz w:val="16"/>
                 <w:szCs w:val="16"/>
               </w:rPr>
-              <w:t xml:space="preserve">dropping</w:t>
+              <w:t xml:space="preserve">Cumulative</w:t>
             </w:r>
           </w:p>
         </w:tc>
@@ -13488,14 +13879,14 @@
                 <w:sz w:val="16"/>
                 <w:szCs w:val="16"/>
               </w:rPr>
-              <w:t xml:space="preserve">18  </w:t>
-            </w:r>
-            <w:r>
-              <w:rPr>
-                <w:sz w:val="16"/>
-                <w:szCs w:val="16"/>
-              </w:rPr>
-              <w:t xml:space="preserve">Launch advertising</w:t>
+              <w:t xml:space="preserve">19  </w:t>
+            </w:r>
+            <w:r>
+              <w:rPr>
+                <w:sz w:val="16"/>
+                <w:szCs w:val="16"/>
+              </w:rPr>
+              <w:t xml:space="preserve">Taste testing before launch</w:t>
             </w:r>
           </w:p>
         </w:tc>
@@ -13530,7 +13921,7 @@
                 <w:sz w:val="16"/>
                 <w:szCs w:val="16"/>
               </w:rPr>
-              <w:t xml:space="preserve">life-cycle</w:t>
+              <w:t xml:space="preserve">negative</w:t>
             </w:r>
           </w:p>
         </w:tc>
@@ -13556,14 +13947,14 @@
                 <w:sz w:val="16"/>
                 <w:szCs w:val="16"/>
               </w:rPr>
-              <w:t xml:space="preserve">19  </w:t>
-            </w:r>
-            <w:r>
-              <w:rPr>
-                <w:sz w:val="16"/>
-                <w:szCs w:val="16"/>
-              </w:rPr>
-              <w:t xml:space="preserve">Delivery to hotels</w:t>
+              <w:t xml:space="preserve">20  </w:t>
+            </w:r>
+            <w:r>
+              <w:rPr>
+                <w:sz w:val="16"/>
+                <w:szCs w:val="16"/>
+              </w:rPr>
+              <w:t xml:space="preserve">Depreciation of the filling line</w:t>
             </w:r>
           </w:p>
         </w:tc>
@@ -13598,7 +13989,7 @@
                 <w:sz w:val="16"/>
                 <w:szCs w:val="16"/>
               </w:rPr>
-              <w:t xml:space="preserve">manufacturing</w:t>
+              <w:t xml:space="preserve">reaches</w:t>
             </w:r>
           </w:p>
         </w:tc>
@@ -13624,14 +14015,14 @@
                 <w:sz w:val="16"/>
                 <w:szCs w:val="16"/>
               </w:rPr>
-              <w:t xml:space="preserve">20  </w:t>
-            </w:r>
-            <w:r>
-              <w:rPr>
-                <w:sz w:val="16"/>
-                <w:szCs w:val="16"/>
-              </w:rPr>
-              <w:t xml:space="preserve">life-cycle costing</w:t>
+              <w:t xml:space="preserve">21  </w:t>
+            </w:r>
+            <w:r>
+              <w:rPr>
+                <w:sz w:val="16"/>
+                <w:szCs w:val="16"/>
+              </w:rPr>
+              <w:t xml:space="preserve">Launch advertising</w:t>
             </w:r>
           </w:p>
         </w:tc>
@@ -13666,7 +14057,7 @@
                 <w:sz w:val="16"/>
                 <w:szCs w:val="16"/>
               </w:rPr>
-              <w:t xml:space="preserve">life-cycle</w:t>
+              <w:t xml:space="preserve">yearly</w:t>
             </w:r>
           </w:p>
         </w:tc>
@@ -13692,14 +14083,14 @@
                 <w:sz w:val="16"/>
                 <w:szCs w:val="16"/>
               </w:rPr>
-              <w:t xml:space="preserve">21  </w:t>
-            </w:r>
-            <w:r>
-              <w:rPr>
-                <w:sz w:val="16"/>
-                <w:szCs w:val="16"/>
-              </w:rPr>
-              <w:t xml:space="preserve">locked-in costs</w:t>
+              <w:t xml:space="preserve">22  </w:t>
+            </w:r>
+            <w:r>
+              <w:rPr>
+                <w:sz w:val="16"/>
+                <w:szCs w:val="16"/>
+              </w:rPr>
+              <w:t xml:space="preserve">Delivery to hotels</w:t>
             </w:r>
           </w:p>
         </w:tc>
@@ -13734,7 +14125,7 @@
                 <w:sz w:val="16"/>
                 <w:szCs w:val="16"/>
               </w:rPr>
-              <w:t xml:space="preserve">life-cycle</w:t>
+              <w:t xml:space="preserve">dropping</w:t>
             </w:r>
           </w:p>
         </w:tc>
@@ -13750,14 +14141,92 @@
           </w:tcPr>
           <w:p>
             <w:pPr>
-              <w:spacing w:before="24" w:after="24"/>
-            </w:pPr>
-            <w:r>
-              <w:rPr>
-                <w:sz w:val="16"/>
-                <w:szCs w:val="16"/>
-              </w:rPr>
-              <w:t xml:space="preserve"/>
+              <w:spacing w:before="12" w:after="12"/>
+            </w:pPr>
+            <w:r>
+              <w:rPr>
+                <w:b/>
+                <w:bCs/>
+                <w:color w:val="8186EF"/>
+                <w:sz w:val="16"/>
+                <w:szCs w:val="16"/>
+              </w:rPr>
+              <w:t xml:space="preserve">23  </w:t>
+            </w:r>
+            <w:r>
+              <w:rPr>
+                <w:sz w:val="16"/>
+                <w:szCs w:val="16"/>
+              </w:rPr>
+              <w:t xml:space="preserve">life-cycle costing</w:t>
+            </w:r>
+          </w:p>
+        </w:tc>
+      </w:tr>
+      <w:tr>
+        <w:tc>
+          <w:tcPr>
+            <w:tcW w:type="pct" w:w="2500"/>
+            <w:tcMar>
+              <w:top w:type="dxa" w:w="20"/>
+              <w:left w:type="dxa" w:w="80"/>
+              <w:bottom w:type="dxa" w:w="20"/>
+              <w:right w:type="dxa" w:w="80"/>
+            </w:tcMar>
+          </w:tcPr>
+          <w:p>
+            <w:pPr>
+              <w:spacing w:before="12" w:after="12"/>
+            </w:pPr>
+            <w:r>
+              <w:rPr>
+                <w:b/>
+                <w:bCs/>
+                <w:color w:val="8186EF"/>
+                <w:sz w:val="16"/>
+                <w:szCs w:val="16"/>
+              </w:rPr>
+              <w:t xml:space="preserve">12  </w:t>
+            </w:r>
+            <w:r>
+              <w:rPr>
+                <w:sz w:val="16"/>
+                <w:szCs w:val="16"/>
+              </w:rPr>
+              <w:t xml:space="preserve">manufacturing</w:t>
+            </w:r>
+          </w:p>
+        </w:tc>
+        <w:tc>
+          <w:tcPr>
+            <w:tcW w:type="pct" w:w="2500"/>
+            <w:tcMar>
+              <w:top w:type="dxa" w:w="20"/>
+              <w:left w:type="dxa" w:w="80"/>
+              <w:bottom w:type="dxa" w:w="20"/>
+              <w:right w:type="dxa" w:w="80"/>
+            </w:tcMar>
+          </w:tcPr>
+          <w:p>
+            <w:pPr>
+              <w:spacing w:before="12" w:after="12"/>
+            </w:pPr>
+            <w:r>
+              <w:rPr>
+                <w:b/>
+                <w:bCs/>
+                <w:color w:val="8186EF"/>
+                <w:sz w:val="16"/>
+                <w:szCs w:val="16"/>
+              </w:rPr>
+              <w:t xml:space="preserve">24  </w:t>
+            </w:r>
+            <w:r>
+              <w:rPr>
+                <w:sz w:val="16"/>
+                <w:szCs w:val="16"/>
+              </w:rPr>
+              <w:t xml:space="preserve">locked-in costs</w:t>
             </w:r>
           </w:p>
         </w:tc>
@@ -13800,7 +14269,7 @@
           <w:sz w:val="15"/>
           <w:szCs w:val="15"/>
         </w:rPr>
-        <w:t xml:space="preserve">This example sets out the halva's budget year by year and compares the yearly view with the life-cycle view. Upstream (2027): research $150,000; design and packaging $60,000; testing and approvals $40,000. Production: $3.20 a tray plus $90,000 a year; distribution $0.50 and service $0.10 a tray; exit costs $30,000 in 2032.</w:t>
+        <w:t xml:space="preserve">This example sets out the halva's budget year by year and compares the yearly view with the life-cycle view. Upstream (2027): research $150,000; design and packaging $60,000; testing and approvals $40,000. Production: $3.20 a tray plus $90,000 a year; distribution $0.50 and service $0.10 a tray; exit costs $30,000 in 2032. The launch year, 2028, loses $98,000 because of heavy marketing, and 2032 loses $8,000 because of exit costs.</w:t>
       </w:r>
     </w:p>
     <w:p>
@@ -13824,7 +14293,7 @@
           <w:sz w:val="15"/>
           <w:szCs w:val="15"/>
         </w:rPr>
-        <w:t xml:space="preserve">On a yearly view, the first report after launch would suggest dropping the product. On a life-cycle view, the halva earns $382,000, so the division launches it and watches whether volumes follow the plan.</w:t>
+        <w:t xml:space="preserve">Cumulative profit is negative until 2030, then reaches $382,000 over the whole life. On a yearly view, the first report after launch would suggest dropping the product. On a life-cycle view, the halva earns $382,000, so the division launches it and watches whether volumes follow the plan.</w:t>
       </w:r>
     </w:p>
     <w:p>

--- a/CMA_Summaries_B2_Ch14.docx
+++ b/CMA_Summaries_B2_Ch14.docx
@@ -361,7 +361,7 @@
           <w:sz w:val="19"/>
           <w:szCs w:val="19"/>
         </w:rPr>
-        <w:t xml:space="preserve">Downstream costs include marketing, </w:t>
+        <w:t xml:space="preserve">Downstream costs include marketing, distribution, customer service and the costs of </w:t>
       </w:r>
       <w:r>
         <w:rPr>
@@ -379,7 +379,7 @@
           <w:sz w:val="19"/>
           <w:szCs w:val="19"/>
         </w:rPr>
-        <w:t xml:space="preserve">              </w:t>
+        <w:t xml:space="preserve">           </w:t>
       </w:r>
       <w:r>
         <w:rPr>
@@ -393,7 +393,7 @@
           <w:sz w:val="19"/>
           <w:szCs w:val="19"/>
         </w:rPr>
-        <w:t xml:space="preserve">, customer service and the costs of leaving the market. </w:t>
+        <w:t xml:space="preserve"> the market. </w:t>
       </w:r>
     </w:p>
     <w:tbl>
@@ -451,7 +451,7 @@
                 <w:sz w:val="16"/>
                 <w:szCs w:val="16"/>
               </w:rPr>
-              <w:t xml:space="preserve">manufacturing   ·   withdrawal   ·   testing   ·   service   ·   distribution</w:t>
+              <w:t xml:space="preserve">manufacturing   ·   withdrawal   ·   testing   ·   service   ·   leaving</w:t>
             </w:r>
           </w:p>
         </w:tc>
@@ -566,7 +566,7 @@
       <w:r>
         <w:drawing>
           <wp:inline distT="0" distB="0" distL="0" distR="0">
-            <wp:extent cx="5734050" cy="1946550"/>
+            <wp:extent cx="5734050" cy="2218175"/>
             <wp:effectExtent t="0" r="0" b="0" l="0"/>
             <wp:docPr id="1" name="" descr="" title=""/>
             <wp:cNvGraphicFramePr>
@@ -591,7 +591,7 @@
                   <pic:spPr bwMode="auto">
                     <a:xfrm>
                       <a:off x="0" y="0"/>
-                      <a:ext cx="5734050" cy="1946550"/>
+                      <a:ext cx="5734050" cy="2218175"/>
                     </a:xfrm>
                     <a:prstGeom prst="rect">
                       <a:avLst/>
@@ -1177,7 +1177,7 @@
           <w:sz w:val="19"/>
           <w:szCs w:val="19"/>
         </w:rPr>
-        <w:t xml:space="preserve">A yearly product report would miss the </w:t>
+        <w:t xml:space="preserve">A yearly product report would miss the upstream costs, </w:t>
       </w:r>
       <w:r>
         <w:rPr>
@@ -1209,14 +1209,14 @@
           <w:sz w:val="19"/>
           <w:szCs w:val="19"/>
         </w:rPr>
-        <w:t xml:space="preserve"> costs, because they were spent before the product had sales. </w:t>
-      </w:r>
-      <w:r>
-        <w:rPr>
-          <w:sz w:val="19"/>
-          <w:szCs w:val="19"/>
-        </w:rPr>
-        <w:t xml:space="preserve"/>
+        <w:t xml:space="preserve"> they were spent before the product had sales. </w:t>
+      </w:r>
+      <w:r>
+        <w:rPr>
+          <w:sz w:val="19"/>
+          <w:szCs w:val="19"/>
+        </w:rPr>
+        <w:t xml:space="preserve">Life-cycle costing puts them back, so the product is judged on </w:t>
       </w:r>
       <w:r>
         <w:rPr>
@@ -1248,7 +1248,7 @@
           <w:sz w:val="19"/>
           <w:szCs w:val="19"/>
         </w:rPr>
-        <w:t xml:space="preserve"> costing puts them back, so the product is judged on everything it costs. </w:t>
+        <w:t xml:space="preserve"> it costs. </w:t>
       </w:r>
     </w:p>
     <w:tbl>
@@ -1306,7 +1306,7 @@
                 <w:sz w:val="16"/>
                 <w:szCs w:val="16"/>
               </w:rPr>
-              <w:t xml:space="preserve">upstream   ·   differentiation   ·   Life-cycle</w:t>
+              <w:t xml:space="preserve">because   ·   expects   ·   everything</w:t>
             </w:r>
           </w:p>
         </w:tc>
@@ -2050,7 +2050,7 @@
                 <w:sz w:val="16"/>
                 <w:szCs w:val="16"/>
               </w:rPr>
-              <w:t xml:space="preserve">upstream</w:t>
+              <w:t xml:space="preserve">because</w:t>
             </w:r>
           </w:p>
         </w:tc>
@@ -2118,7 +2118,7 @@
                 <w:sz w:val="16"/>
                 <w:szCs w:val="16"/>
               </w:rPr>
-              <w:t xml:space="preserve">Life-cycle</w:t>
+              <w:t xml:space="preserve">everything</w:t>
             </w:r>
           </w:p>
         </w:tc>
@@ -2221,7 +2221,7 @@
                 <w:sz w:val="16"/>
                 <w:szCs w:val="16"/>
               </w:rPr>
-              <w:t xml:space="preserve">distribution</w:t>
+              <w:t xml:space="preserve">leaving</w:t>
             </w:r>
           </w:p>
         </w:tc>
@@ -2499,7 +2499,14 @@
           <w:sz w:val="19"/>
           <w:szCs w:val="19"/>
         </w:rPr>
-        <w:t xml:space="preserve">A cost is </w:t>
+        <w:t xml:space="preserve">A cost is incurred when the money is spent. </w:t>
+      </w:r>
+      <w:r>
+        <w:rPr>
+          <w:sz w:val="19"/>
+          <w:szCs w:val="19"/>
+        </w:rPr>
+        <w:t xml:space="preserve">It is committed, or </w:t>
       </w:r>
       <w:r>
         <w:rPr>
@@ -2531,14 +2538,7 @@
           <w:sz w:val="19"/>
           <w:szCs w:val="19"/>
         </w:rPr>
-        <w:t xml:space="preserve"> when the money is spent. </w:t>
-      </w:r>
-      <w:r>
-        <w:rPr>
-          <w:sz w:val="19"/>
-          <w:szCs w:val="19"/>
-        </w:rPr>
-        <w:t xml:space="preserve">It is committed, or </w:t>
+        <w:t xml:space="preserve"> in, when a decision makes it </w:t>
       </w:r>
       <w:r>
         <w:rPr>
@@ -2556,7 +2556,7 @@
           <w:sz w:val="19"/>
           <w:szCs w:val="19"/>
         </w:rPr>
-        <w:t xml:space="preserve">           </w:t>
+        <w:t xml:space="preserve">             </w:t>
       </w:r>
       <w:r>
         <w:rPr>
@@ -2570,7 +2570,14 @@
           <w:sz w:val="19"/>
           <w:szCs w:val="19"/>
         </w:rPr>
-        <w:t xml:space="preserve"> in, when a decision makes it </w:t>
+        <w:t xml:space="preserve"> later. </w:t>
+      </w:r>
+      <w:r>
+        <w:rPr>
+          <w:sz w:val="19"/>
+          <w:szCs w:val="19"/>
+        </w:rPr>
+        <w:t xml:space="preserve">The </w:t>
       </w:r>
       <w:r>
         <w:rPr>
@@ -2588,7 +2595,7 @@
           <w:sz w:val="19"/>
           <w:szCs w:val="19"/>
         </w:rPr>
-        <w:t xml:space="preserve">             </w:t>
+        <w:t xml:space="preserve">           </w:t>
       </w:r>
       <w:r>
         <w:rPr>
@@ -2602,14 +2609,7 @@
           <w:sz w:val="19"/>
           <w:szCs w:val="19"/>
         </w:rPr>
-        <w:t xml:space="preserve"> later. </w:t>
-      </w:r>
-      <w:r>
-        <w:rPr>
-          <w:sz w:val="19"/>
-          <w:szCs w:val="19"/>
-        </w:rPr>
-        <w:t xml:space="preserve">The </w:t>
+        <w:t xml:space="preserve">, the tray and the choice of </w:t>
       </w:r>
       <w:r>
         <w:rPr>
@@ -2641,7 +2641,14 @@
           <w:sz w:val="19"/>
           <w:szCs w:val="19"/>
         </w:rPr>
-        <w:t xml:space="preserve">, the tray and the choice of </w:t>
+        <w:t xml:space="preserve"> fix most future costs long before they are paid. </w:t>
+      </w:r>
+      <w:r>
+        <w:rPr>
+          <w:sz w:val="19"/>
+          <w:szCs w:val="19"/>
+        </w:rPr>
+        <w:t xml:space="preserve">At the end of design, the halva team </w:t>
       </w:r>
       <w:r>
         <w:rPr>
@@ -2673,14 +2680,7 @@
           <w:sz w:val="19"/>
           <w:szCs w:val="19"/>
         </w:rPr>
-        <w:t xml:space="preserve"> fix most future costs long before they are paid. </w:t>
-      </w:r>
-      <w:r>
-        <w:rPr>
-          <w:sz w:val="19"/>
-          <w:szCs w:val="19"/>
-        </w:rPr>
-        <w:t xml:space="preserve">At the end of design, the halva team </w:t>
+        <w:t xml:space="preserve"> that 80% of the life-cycle cost is </w:t>
       </w:r>
       <w:r>
         <w:rPr>
@@ -2712,7 +2712,14 @@
           <w:sz w:val="19"/>
           <w:szCs w:val="19"/>
         </w:rPr>
-        <w:t xml:space="preserve"> that 80% of the life-cycle cost is </w:t>
+        <w:t xml:space="preserve"> committed, while only 7.8% has been spent. </w:t>
+      </w:r>
+      <w:r>
+        <w:rPr>
+          <w:sz w:val="19"/>
+          <w:szCs w:val="19"/>
+        </w:rPr>
+        <w:t xml:space="preserve">This is the </w:t>
       </w:r>
       <w:r>
         <w:rPr>
@@ -2744,14 +2751,7 @@
           <w:sz w:val="19"/>
           <w:szCs w:val="19"/>
         </w:rPr>
-        <w:t xml:space="preserve"> committed, while only 7.8% has been spent. </w:t>
-      </w:r>
-      <w:r>
-        <w:rPr>
-          <w:sz w:val="19"/>
-          <w:szCs w:val="19"/>
-        </w:rPr>
-        <w:t xml:space="preserve">This is the </w:t>
+        <w:t xml:space="preserve"> value of life-cycle costing: the </w:t>
       </w:r>
       <w:r>
         <w:rPr>
@@ -2783,7 +2783,7 @@
           <w:sz w:val="19"/>
           <w:szCs w:val="19"/>
         </w:rPr>
-        <w:t xml:space="preserve"> value of life-cycle costing: the cheapest time to reduce cost is the design stage. </w:t>
+        <w:t xml:space="preserve"> time to reduce cost is the design stage. </w:t>
       </w:r>
       <w:r>
         <w:rPr>
@@ -2848,7 +2848,7 @@
                 <w:sz w:val="16"/>
                 <w:szCs w:val="16"/>
               </w:rPr>
-              <w:t xml:space="preserve">channels   ·   recipe   ·   differentiation   ·   estimates   ·   incurred   ·   unavoidable   ·   locked   ·   already   ·   strategic</w:t>
+              <w:t xml:space="preserve">estimates   ·   channels   ·   differentiation   ·   already   ·   locked   ·   recipe   ·   unavoidable   ·   strategic   ·   cheapest</w:t>
             </w:r>
           </w:p>
         </w:tc>
@@ -2974,7 +2974,7 @@
           <w:sz w:val="19"/>
           <w:szCs w:val="19"/>
         </w:rPr>
-        <w:t xml:space="preserve">Most costs are committed at design and incurred later, during </w:t>
+        <w:t xml:space="preserve">Most costs are committed at design and incurred later, </w:t>
       </w:r>
       <w:r>
         <w:rPr>
@@ -2992,7 +2992,7 @@
           <w:sz w:val="19"/>
           <w:szCs w:val="19"/>
         </w:rPr>
-        <w:t xml:space="preserve">            </w:t>
+        <w:t xml:space="preserve">           </w:t>
       </w:r>
       <w:r>
         <w:rPr>
@@ -3006,7 +3006,7 @@
           <w:sz w:val="19"/>
           <w:szCs w:val="19"/>
         </w:rPr>
-        <w:t xml:space="preserve"> and sales. </w:t>
+        <w:t xml:space="preserve"> production and sales. </w:t>
       </w:r>
     </w:p>
     <w:tbl>
@@ -3064,7 +3064,7 @@
                 <w:sz w:val="16"/>
                 <w:szCs w:val="16"/>
               </w:rPr>
-              <w:t xml:space="preserve">statement   ·   production   ·   estimates</w:t>
+              <w:t xml:space="preserve">statement   ·   during   ·   cheapest</w:t>
             </w:r>
           </w:p>
         </w:tc>
@@ -3200,7 +3200,7 @@
                 <w:sz w:val="16"/>
                 <w:szCs w:val="16"/>
               </w:rPr>
-              <w:t xml:space="preserve">non-value-added activity   ·   locked-in costs   ·   downstream costs</w:t>
+              <w:t xml:space="preserve">non-value-added activity   ·   locked-in costs   ·   life-cycle costing</w:t>
             </w:r>
           </w:p>
         </w:tc>
@@ -3457,7 +3457,7 @@
                 <w:sz w:val="16"/>
                 <w:szCs w:val="16"/>
               </w:rPr>
-              <w:t xml:space="preserve">incurred</w:t>
+              <w:t xml:space="preserve">locked</w:t>
             </w:r>
           </w:p>
         </w:tc>
@@ -3490,7 +3490,7 @@
                 <w:sz w:val="16"/>
                 <w:szCs w:val="16"/>
               </w:rPr>
-              <w:t xml:space="preserve">already</w:t>
+              <w:t xml:space="preserve">strategic</w:t>
             </w:r>
           </w:p>
         </w:tc>
@@ -3525,7 +3525,7 @@
                 <w:sz w:val="16"/>
                 <w:szCs w:val="16"/>
               </w:rPr>
-              <w:t xml:space="preserve">locked</w:t>
+              <w:t xml:space="preserve">unavoidable</w:t>
             </w:r>
           </w:p>
         </w:tc>
@@ -3558,7 +3558,7 @@
                 <w:sz w:val="16"/>
                 <w:szCs w:val="16"/>
               </w:rPr>
-              <w:t xml:space="preserve">strategic</w:t>
+              <w:t xml:space="preserve">cheapest</w:t>
             </w:r>
           </w:p>
         </w:tc>
@@ -3593,7 +3593,7 @@
                 <w:sz w:val="16"/>
                 <w:szCs w:val="16"/>
               </w:rPr>
-              <w:t xml:space="preserve">unavoidable</w:t>
+              <w:t xml:space="preserve">recipe</w:t>
             </w:r>
           </w:p>
         </w:tc>
@@ -3661,7 +3661,7 @@
                 <w:sz w:val="16"/>
                 <w:szCs w:val="16"/>
               </w:rPr>
-              <w:t xml:space="preserve">recipe</w:t>
+              <w:t xml:space="preserve">channels</w:t>
             </w:r>
           </w:p>
         </w:tc>
@@ -3694,7 +3694,7 @@
                 <w:sz w:val="16"/>
                 <w:szCs w:val="16"/>
               </w:rPr>
-              <w:t xml:space="preserve">production</w:t>
+              <w:t xml:space="preserve">during</w:t>
             </w:r>
           </w:p>
         </w:tc>
@@ -3729,7 +3729,7 @@
                 <w:sz w:val="16"/>
                 <w:szCs w:val="16"/>
               </w:rPr>
-              <w:t xml:space="preserve">channels</w:t>
+              <w:t xml:space="preserve">estimates</w:t>
             </w:r>
           </w:p>
         </w:tc>
@@ -3762,7 +3762,7 @@
                 <w:sz w:val="16"/>
                 <w:szCs w:val="16"/>
               </w:rPr>
-              <w:t xml:space="preserve">downstream costs</w:t>
+              <w:t xml:space="preserve">life-cycle costing</w:t>
             </w:r>
           </w:p>
         </w:tc>
@@ -3797,7 +3797,7 @@
                 <w:sz w:val="16"/>
                 <w:szCs w:val="16"/>
               </w:rPr>
-              <w:t xml:space="preserve">estimates</w:t>
+              <w:t xml:space="preserve">already</w:t>
             </w:r>
           </w:p>
         </w:tc>
@@ -5617,7 +5617,7 @@
           <w:sz w:val="19"/>
           <w:szCs w:val="19"/>
         </w:rPr>
-        <w:t xml:space="preserve">Value chain analysis has five steps: identify the </w:t>
+        <w:t xml:space="preserve">Value chain </w:t>
       </w:r>
       <w:r>
         <w:rPr>
@@ -5635,7 +5635,7 @@
           <w:sz w:val="19"/>
           <w:szCs w:val="19"/>
         </w:rPr>
-        <w:t xml:space="preserve">            </w:t>
+        <w:t xml:space="preserve">           </w:t>
       </w:r>
       <w:r>
         <w:rPr>
@@ -5649,7 +5649,7 @@
           <w:sz w:val="19"/>
           <w:szCs w:val="19"/>
         </w:rPr>
-        <w:t xml:space="preserve">, assign costs and assets to them, find what drives each cost, study the links inside and outside the company, and look for </w:t>
+        <w:t xml:space="preserve"> has five steps: identify the activities, assign costs and assets to them, find what drives each cost, study the links inside and outside the company, and look for </w:t>
       </w:r>
       <w:r>
         <w:rPr>
@@ -5739,7 +5739,7 @@
                 <w:sz w:val="16"/>
                 <w:szCs w:val="16"/>
               </w:rPr>
-              <w:t xml:space="preserve">Inbound   ·   opportunities   ·   activities</w:t>
+              <w:t xml:space="preserve">opportunities   ·   marketing   ·   analysis</w:t>
             </w:r>
           </w:p>
         </w:tc>
@@ -5782,7 +5782,7 @@
       <w:r>
         <w:drawing>
           <wp:inline distT="0" distB="0" distL="0" distR="0">
-            <wp:extent cx="5734050" cy="1622125"/>
+            <wp:extent cx="5734050" cy="1818300"/>
             <wp:effectExtent t="0" r="0" b="0" l="0"/>
             <wp:docPr id="1" name="" descr="" title=""/>
             <wp:cNvGraphicFramePr>
@@ -5807,7 +5807,7 @@
                   <pic:spPr bwMode="auto">
                     <a:xfrm>
                       <a:off x="0" y="0"/>
-                      <a:ext cx="5734050" cy="1622125"/>
+                      <a:ext cx="5734050" cy="1818300"/>
                     </a:xfrm>
                     <a:prstGeom prst="rect">
                       <a:avLst/>
@@ -5875,7 +5875,7 @@
                 <w:sz w:val="16"/>
                 <w:szCs w:val="16"/>
               </w:rPr>
-              <w:t xml:space="preserve">4. Study the links   ·   1. Identify the activities   ·   life-cycle costing   ·   customers   ·   delivery</w:t>
+              <w:t xml:space="preserve">delivery   ·   5. Find opportunities   ·   distributors   ·   non-value-added activity   ·   1. Identify the activities</w:t>
             </w:r>
           </w:p>
         </w:tc>
@@ -5915,7 +5915,7 @@
           <w:sz w:val="19"/>
           <w:szCs w:val="19"/>
         </w:rPr>
-        <w:t xml:space="preserve">Inbound logistics and </w:t>
+        <w:t xml:space="preserve">Inbound logistics and operations </w:t>
       </w:r>
       <w:r>
         <w:rPr>
@@ -5933,7 +5933,7 @@
           <w:sz w:val="19"/>
           <w:szCs w:val="19"/>
         </w:rPr>
-        <w:t xml:space="preserve">            </w:t>
+        <w:t xml:space="preserve">           </w:t>
       </w:r>
       <w:r>
         <w:rPr>
@@ -5947,14 +5947,7 @@
           <w:sz w:val="19"/>
           <w:szCs w:val="19"/>
         </w:rPr>
-        <w:t xml:space="preserve"> together cost $11.75, the production cost. </w:t>
-      </w:r>
-      <w:r>
-        <w:rPr>
-          <w:sz w:val="19"/>
-          <w:szCs w:val="19"/>
-        </w:rPr>
-        <w:t xml:space="preserve">The chain adds outbound, </w:t>
+        <w:t xml:space="preserve"> cost $11.75, the </w:t>
       </w:r>
       <w:r>
         <w:rPr>
@@ -5972,7 +5965,7 @@
           <w:sz w:val="19"/>
           <w:szCs w:val="19"/>
         </w:rPr>
-        <w:t xml:space="preserve">           </w:t>
+        <w:t xml:space="preserve">            </w:t>
       </w:r>
       <w:r>
         <w:rPr>
@@ -5986,7 +5979,14 @@
           <w:sz w:val="19"/>
           <w:szCs w:val="19"/>
         </w:rPr>
-        <w:t xml:space="preserve">, service and support costs to reach $14.65. </w:t>
+        <w:t xml:space="preserve"> cost. </w:t>
+      </w:r>
+      <w:r>
+        <w:rPr>
+          <w:sz w:val="19"/>
+          <w:szCs w:val="19"/>
+        </w:rPr>
+        <w:t xml:space="preserve">The chain adds outbound, marketing, service and support costs to reach $14.65. </w:t>
       </w:r>
     </w:p>
     <w:tbl>
@@ -6044,7 +6044,7 @@
                 <w:sz w:val="16"/>
                 <w:szCs w:val="16"/>
               </w:rPr>
-              <w:t xml:space="preserve">operations   ·   marketing   ·   support</w:t>
+              <w:t xml:space="preserve">together   ·   production   ·   competitor</w:t>
             </w:r>
           </w:p>
         </w:tc>
@@ -6257,7 +6257,7 @@
         <w:tc>
           <w:tcPr>
             <w:tcW w:type="pct" w:w="2200"/>
-            <w:shd w:fill="FFFFFF" w:val="clear"/>
+            <w:shd w:fill="FBFAF6" w:val="clear"/>
             <w:tcMar>
               <w:top w:type="dxa" w:w="50"/>
               <w:left w:type="dxa" w:w="110"/>
@@ -6267,17 +6267,14 @@
           </w:tcPr>
           <w:p>
             <w:pPr>
-              <w:spacing w:before="46" w:after="46"/>
-            </w:pPr>
-            <w:r>
-              <w:rPr>
-                <w:b/>
-                <w:bCs/>
-                <w:color w:val="8186EF"/>
-                <w:sz w:val="14"/>
-                <w:szCs w:val="14"/>
-              </w:rPr>
-              <w:t xml:space="preserve">(9)</w:t>
+              <w:spacing w:before="28" w:after="28"/>
+            </w:pPr>
+            <w:r>
+              <w:rPr>
+                <w:sz w:val="15"/>
+                <w:szCs w:val="15"/>
+              </w:rPr>
+              <w:t xml:space="preserve">Operations</w:t>
             </w:r>
           </w:p>
         </w:tc>
@@ -6425,7 +6422,7 @@
                 <w:sz w:val="14"/>
                 <w:szCs w:val="14"/>
               </w:rPr>
-              <w:t xml:space="preserve">(10)</w:t>
+              <w:t xml:space="preserve">(9)</w:t>
             </w:r>
           </w:p>
         </w:tc>
@@ -6482,7 +6479,6 @@
         <w:tc>
           <w:tcPr>
             <w:tcW w:type="pct" w:w="2200"/>
-            <w:shd w:fill="FFFFFF" w:val="clear"/>
             <w:tcMar>
               <w:top w:type="dxa" w:w="50"/>
               <w:left w:type="dxa" w:w="110"/>
@@ -6492,17 +6488,14 @@
           </w:tcPr>
           <w:p>
             <w:pPr>
-              <w:spacing w:before="46" w:after="46"/>
-            </w:pPr>
-            <w:r>
-              <w:rPr>
-                <w:b/>
-                <w:bCs/>
-                <w:color w:val="8186EF"/>
-                <w:sz w:val="14"/>
-                <w:szCs w:val="14"/>
-              </w:rPr>
-              <w:t xml:space="preserve">(11)</w:t>
+              <w:spacing w:before="28" w:after="28"/>
+            </w:pPr>
+            <w:r>
+              <w:rPr>
+                <w:sz w:val="15"/>
+                <w:szCs w:val="15"/>
+              </w:rPr>
+              <w:t xml:space="preserve">Service</w:t>
             </w:r>
           </w:p>
         </w:tc>
@@ -6557,7 +6550,7 @@
         <w:tc>
           <w:tcPr>
             <w:tcW w:type="pct" w:w="2200"/>
-            <w:shd w:fill="FFFFFF" w:val="clear"/>
+            <w:shd w:fill="FBFAF6" w:val="clear"/>
             <w:tcMar>
               <w:top w:type="dxa" w:w="50"/>
               <w:left w:type="dxa" w:w="110"/>
@@ -6567,17 +6560,14 @@
           </w:tcPr>
           <w:p>
             <w:pPr>
-              <w:spacing w:before="46" w:after="46"/>
-            </w:pPr>
-            <w:r>
-              <w:rPr>
-                <w:b/>
-                <w:bCs/>
-                <w:color w:val="8186EF"/>
-                <w:sz w:val="14"/>
-                <w:szCs w:val="14"/>
-              </w:rPr>
-              <w:t xml:space="preserve">(12)</w:t>
+              <w:spacing w:before="28" w:after="28"/>
+            </w:pPr>
+            <w:r>
+              <w:rPr>
+                <w:sz w:val="15"/>
+                <w:szCs w:val="15"/>
+              </w:rPr>
+              <w:t xml:space="preserve">Support activities</w:t>
             </w:r>
           </w:p>
         </w:tc>
@@ -6634,6 +6624,7 @@
         <w:tc>
           <w:tcPr>
             <w:tcW w:type="pct" w:w="2200"/>
+            <w:shd w:fill="FFFFFF" w:val="clear"/>
             <w:tcMar>
               <w:top w:type="dxa" w:w="50"/>
               <w:left w:type="dxa" w:w="110"/>
@@ -6643,14 +6634,17 @@
           </w:tcPr>
           <w:p>
             <w:pPr>
-              <w:spacing w:before="28" w:after="28"/>
-            </w:pPr>
-            <w:r>
-              <w:rPr>
-                <w:sz w:val="15"/>
-                <w:szCs w:val="15"/>
-              </w:rPr>
-              <w:t xml:space="preserve">Total cost per liter</w:t>
+              <w:spacing w:before="46" w:after="46"/>
+            </w:pPr>
+            <w:r>
+              <w:rPr>
+                <w:b/>
+                <w:bCs/>
+                <w:color w:val="8186EF"/>
+                <w:sz w:val="14"/>
+                <w:szCs w:val="14"/>
+              </w:rPr>
+              <w:t xml:space="preserve">(10)</w:t>
             </w:r>
           </w:p>
         </w:tc>
@@ -6725,7 +6719,7 @@
                 <w:sz w:val="14"/>
                 <w:szCs w:val="14"/>
               </w:rPr>
-              <w:t xml:space="preserve">(13)</w:t>
+              <w:t xml:space="preserve">(11)</w:t>
             </w:r>
           </w:p>
         </w:tc>
@@ -6906,7 +6900,7 @@
                 <w:sz w:val="16"/>
                 <w:szCs w:val="16"/>
               </w:rPr>
-              <w:t xml:space="preserve">Price per liter   ·   Support activities   ·   Operations   ·   Step   ·   Service   ·   Marketing and sales</w:t>
+              <w:t xml:space="preserve">Price per liter   ·   Margin per liter   ·   Marketing and sales   ·   Total cost per liter</w:t>
             </w:r>
           </w:p>
         </w:tc>
@@ -6945,7 +6939,7 @@
           <w:sz w:val="16"/>
           <w:szCs w:val="16"/>
         </w:rPr>
-        <w:t xml:space="preserve">      gaps 14–15</w:t>
+        <w:t xml:space="preserve">      gaps 12–13</w:t>
       </w:r>
     </w:p>
     <w:p>
@@ -6968,7 +6962,7 @@
           <w:sz w:val="15"/>
           <w:szCs w:val="15"/>
         </w:rPr>
-        <w:t xml:space="preserve"> (14) </w:t>
+        <w:t xml:space="preserve"> (12) </w:t>
       </w:r>
       <w:r>
         <w:rPr>
@@ -6997,7 +6991,7 @@
           <w:sz w:val="19"/>
           <w:szCs w:val="19"/>
         </w:rPr>
-        <w:t xml:space="preserve">Orontes spends more on </w:t>
+        <w:t xml:space="preserve">Orontes spends more on operations and marketing; the competitor spends less almost </w:t>
       </w:r>
       <w:r>
         <w:rPr>
@@ -7007,7 +7001,7 @@
           <w:sz w:val="15"/>
           <w:szCs w:val="15"/>
         </w:rPr>
-        <w:t xml:space="preserve"> (15) </w:t>
+        <w:t xml:space="preserve"> (13) </w:t>
       </w:r>
       <w:r>
         <w:rPr>
@@ -7029,7 +7023,7 @@
           <w:sz w:val="19"/>
           <w:szCs w:val="19"/>
         </w:rPr>
-        <w:t xml:space="preserve"> and marketing; the competitor spends less almost everywhere. </w:t>
+        <w:t xml:space="preserve">. </w:t>
       </w:r>
     </w:p>
     <w:tbl>
@@ -7087,7 +7081,7 @@
                 <w:sz w:val="16"/>
                 <w:szCs w:val="16"/>
               </w:rPr>
-              <w:t xml:space="preserve">competitor's   ·   operations   ·   outside</w:t>
+              <w:t xml:space="preserve">together   ·   competitor's   ·   everywhere</w:t>
             </w:r>
           </w:p>
         </w:tc>
@@ -7223,7 +7217,7 @@
                 <w:sz w:val="16"/>
                 <w:szCs w:val="16"/>
               </w:rPr>
-              <w:t xml:space="preserve">support activities   ·   value chain analysis   ·   cost leadership</w:t>
+              <w:t xml:space="preserve">تحليل سلسلة القيمة   ·   value chain analysis</w:t>
             </w:r>
           </w:p>
         </w:tc>
@@ -7327,7 +7321,7 @@
                 <w:sz w:val="16"/>
                 <w:szCs w:val="16"/>
               </w:rPr>
-              <w:t xml:space="preserve">activities</w:t>
+              <w:t xml:space="preserve">analysis</w:t>
             </w:r>
           </w:p>
         </w:tc>
@@ -7353,14 +7347,14 @@
                 <w:sz w:val="16"/>
                 <w:szCs w:val="16"/>
               </w:rPr>
-              <w:t xml:space="preserve">10  </w:t>
-            </w:r>
-            <w:r>
-              <w:rPr>
-                <w:sz w:val="16"/>
-                <w:szCs w:val="16"/>
-              </w:rPr>
-              <w:t xml:space="preserve">Marketing and sales</w:t>
+              <w:t xml:space="preserve">8  </w:t>
+            </w:r>
+            <w:r>
+              <w:rPr>
+                <w:sz w:val="16"/>
+                <w:szCs w:val="16"/>
+              </w:rPr>
+              <w:t xml:space="preserve">production</w:t>
             </w:r>
           </w:p>
         </w:tc>
@@ -7421,14 +7415,14 @@
                 <w:sz w:val="16"/>
                 <w:szCs w:val="16"/>
               </w:rPr>
-              <w:t xml:space="preserve">11  </w:t>
-            </w:r>
-            <w:r>
-              <w:rPr>
-                <w:sz w:val="16"/>
-                <w:szCs w:val="16"/>
-              </w:rPr>
-              <w:t xml:space="preserve">Service</w:t>
+              <w:t xml:space="preserve">9  </w:t>
+            </w:r>
+            <w:r>
+              <w:rPr>
+                <w:sz w:val="16"/>
+                <w:szCs w:val="16"/>
+              </w:rPr>
+              <w:t xml:space="preserve">Marketing and sales</w:t>
             </w:r>
           </w:p>
         </w:tc>
@@ -7489,14 +7483,14 @@
                 <w:sz w:val="16"/>
                 <w:szCs w:val="16"/>
               </w:rPr>
-              <w:t xml:space="preserve">12  </w:t>
-            </w:r>
-            <w:r>
-              <w:rPr>
-                <w:sz w:val="16"/>
-                <w:szCs w:val="16"/>
-              </w:rPr>
-              <w:t xml:space="preserve">Support activities</w:t>
+              <w:t xml:space="preserve">10  </w:t>
+            </w:r>
+            <w:r>
+              <w:rPr>
+                <w:sz w:val="16"/>
+                <w:szCs w:val="16"/>
+              </w:rPr>
+              <w:t xml:space="preserve">Total cost per liter</w:t>
             </w:r>
           </w:p>
         </w:tc>
@@ -7557,7 +7551,7 @@
                 <w:sz w:val="16"/>
                 <w:szCs w:val="16"/>
               </w:rPr>
-              <w:t xml:space="preserve">13  </w:t>
+              <w:t xml:space="preserve">11  </w:t>
             </w:r>
             <w:r>
               <w:rPr>
@@ -7599,7 +7593,7 @@
                 <w:sz w:val="16"/>
                 <w:szCs w:val="16"/>
               </w:rPr>
-              <w:t xml:space="preserve">4. Study the links</w:t>
+              <w:t xml:space="preserve">distributors</w:t>
             </w:r>
           </w:p>
         </w:tc>
@@ -7625,7 +7619,7 @@
                 <w:sz w:val="16"/>
                 <w:szCs w:val="16"/>
               </w:rPr>
-              <w:t xml:space="preserve">14  </w:t>
+              <w:t xml:space="preserve">12  </w:t>
             </w:r>
             <w:r>
               <w:rPr>
@@ -7667,7 +7661,7 @@
                 <w:sz w:val="16"/>
                 <w:szCs w:val="16"/>
               </w:rPr>
-              <w:t xml:space="preserve">customers</w:t>
+              <w:t xml:space="preserve">5. Find opportunities</w:t>
             </w:r>
           </w:p>
         </w:tc>
@@ -7693,14 +7687,14 @@
                 <w:sz w:val="16"/>
                 <w:szCs w:val="16"/>
               </w:rPr>
-              <w:t xml:space="preserve">15  </w:t>
-            </w:r>
-            <w:r>
-              <w:rPr>
-                <w:sz w:val="16"/>
-                <w:szCs w:val="16"/>
-              </w:rPr>
-              <w:t xml:space="preserve">operations</w:t>
+              <w:t xml:space="preserve">13  </w:t>
+            </w:r>
+            <w:r>
+              <w:rPr>
+                <w:sz w:val="16"/>
+                <w:szCs w:val="16"/>
+              </w:rPr>
+              <w:t xml:space="preserve">everywhere</w:t>
             </w:r>
           </w:p>
         </w:tc>
@@ -7735,7 +7729,7 @@
                 <w:sz w:val="16"/>
                 <w:szCs w:val="16"/>
               </w:rPr>
-              <w:t xml:space="preserve">operations</w:t>
+              <w:t xml:space="preserve">together</w:t>
             </w:r>
           </w:p>
         </w:tc>
@@ -7761,7 +7755,7 @@
                 <w:sz w:val="16"/>
                 <w:szCs w:val="16"/>
               </w:rPr>
-              <w:t xml:space="preserve">16  </w:t>
+              <w:t xml:space="preserve">14  </w:t>
             </w:r>
             <w:r>
               <w:rPr>
@@ -7769,132 +7763,6 @@
                 <w:szCs w:val="16"/>
               </w:rPr>
               <w:t xml:space="preserve">value chain analysis</w:t>
-            </w:r>
-          </w:p>
-        </w:tc>
-      </w:tr>
-      <w:tr>
-        <w:tc>
-          <w:tcPr>
-            <w:tcW w:type="pct" w:w="2500"/>
-            <w:tcMar>
-              <w:top w:type="dxa" w:w="20"/>
-              <w:left w:type="dxa" w:w="80"/>
-              <w:bottom w:type="dxa" w:w="20"/>
-              <w:right w:type="dxa" w:w="80"/>
-            </w:tcMar>
-          </w:tcPr>
-          <w:p>
-            <w:pPr>
-              <w:spacing w:before="12" w:after="12"/>
-            </w:pPr>
-            <w:r>
-              <w:rPr>
-                <w:b/>
-                <w:bCs/>
-                <w:color w:val="8186EF"/>
-                <w:sz w:val="16"/>
-                <w:szCs w:val="16"/>
-              </w:rPr>
-              <w:t xml:space="preserve">8  </w:t>
-            </w:r>
-            <w:r>
-              <w:rPr>
-                <w:sz w:val="16"/>
-                <w:szCs w:val="16"/>
-              </w:rPr>
-              <w:t xml:space="preserve">marketing</w:t>
-            </w:r>
-          </w:p>
-        </w:tc>
-        <w:tc>
-          <w:tcPr>
-            <w:tcW w:type="pct" w:w="2500"/>
-            <w:tcMar>
-              <w:top w:type="dxa" w:w="20"/>
-              <w:left w:type="dxa" w:w="80"/>
-              <w:bottom w:type="dxa" w:w="20"/>
-              <w:right w:type="dxa" w:w="80"/>
-            </w:tcMar>
-          </w:tcPr>
-          <w:p>
-            <w:pPr>
-              <w:spacing w:before="12" w:after="12"/>
-            </w:pPr>
-            <w:r>
-              <w:rPr>
-                <w:b/>
-                <w:bCs/>
-                <w:color w:val="8186EF"/>
-                <w:sz w:val="16"/>
-                <w:szCs w:val="16"/>
-              </w:rPr>
-              <w:t xml:space="preserve">17  </w:t>
-            </w:r>
-            <w:r>
-              <w:rPr>
-                <w:sz w:val="16"/>
-                <w:szCs w:val="16"/>
-              </w:rPr>
-              <w:t xml:space="preserve">support activities</w:t>
-            </w:r>
-          </w:p>
-        </w:tc>
-      </w:tr>
-      <w:tr>
-        <w:tc>
-          <w:tcPr>
-            <w:tcW w:type="pct" w:w="2500"/>
-            <w:tcMar>
-              <w:top w:type="dxa" w:w="20"/>
-              <w:left w:type="dxa" w:w="80"/>
-              <w:bottom w:type="dxa" w:w="20"/>
-              <w:right w:type="dxa" w:w="80"/>
-            </w:tcMar>
-          </w:tcPr>
-          <w:p>
-            <w:pPr>
-              <w:spacing w:before="12" w:after="12"/>
-            </w:pPr>
-            <w:r>
-              <w:rPr>
-                <w:b/>
-                <w:bCs/>
-                <w:color w:val="8186EF"/>
-                <w:sz w:val="16"/>
-                <w:szCs w:val="16"/>
-              </w:rPr>
-              <w:t xml:space="preserve">9  </w:t>
-            </w:r>
-            <w:r>
-              <w:rPr>
-                <w:sz w:val="16"/>
-                <w:szCs w:val="16"/>
-              </w:rPr>
-              <w:t xml:space="preserve">Operations</w:t>
-            </w:r>
-          </w:p>
-        </w:tc>
-        <w:tc>
-          <w:tcPr>
-            <w:tcW w:type="pct" w:w="2500"/>
-            <w:tcMar>
-              <w:top w:type="dxa" w:w="20"/>
-              <w:left w:type="dxa" w:w="80"/>
-              <w:bottom w:type="dxa" w:w="20"/>
-              <w:right w:type="dxa" w:w="80"/>
-            </w:tcMar>
-          </w:tcPr>
-          <w:p>
-            <w:pPr>
-              <w:spacing w:before="24" w:after="24"/>
-            </w:pPr>
-            <w:r>
-              <w:rPr>
-                <w:sz w:val="16"/>
-                <w:szCs w:val="16"/>
-              </w:rPr>
-              <w:t xml:space="preserve"/>
             </w:r>
           </w:p>
         </w:tc>
@@ -8092,7 +7960,7 @@
           <w:sz w:val="16"/>
           <w:szCs w:val="16"/>
         </w:rPr>
-        <w:t xml:space="preserve">      gaps 1–8</w:t>
+        <w:t xml:space="preserve">      gaps 1–7</w:t>
       </w:r>
     </w:p>
     <w:p>
@@ -8190,7 +8058,21 @@
           <w:sz w:val="19"/>
           <w:szCs w:val="19"/>
         </w:rPr>
-        <w:t xml:space="preserve">The bulk </w:t>
+        <w:t xml:space="preserve">The bulk competitor follows cost leadership: its cost per liter is $11.00. </w:t>
+      </w:r>
+      <w:r>
+        <w:rPr>
+          <w:sz w:val="19"/>
+          <w:szCs w:val="19"/>
+        </w:rPr>
+        <w:t xml:space="preserve">Orontes follows differentiation: cold-pressed, traced oil costs more, but customers pay $4.50 more per liter. </w:t>
+      </w:r>
+      <w:r>
+        <w:rPr>
+          <w:sz w:val="19"/>
+          <w:szCs w:val="19"/>
+        </w:rPr>
+        <w:t xml:space="preserve">Value chain </w:t>
       </w:r>
       <w:r>
         <w:rPr>
@@ -8208,7 +8090,7 @@
           <w:sz w:val="19"/>
           <w:szCs w:val="19"/>
         </w:rPr>
-        <w:t xml:space="preserve">            </w:t>
+        <w:t xml:space="preserve">           </w:t>
       </w:r>
       <w:r>
         <w:rPr>
@@ -8222,14 +8104,7 @@
           <w:sz w:val="19"/>
           <w:szCs w:val="19"/>
         </w:rPr>
-        <w:t xml:space="preserve"> follows cost leadership: its cost per liter is $11.00. </w:t>
-      </w:r>
-      <w:r>
-        <w:rPr>
-          <w:sz w:val="19"/>
-          <w:szCs w:val="19"/>
-        </w:rPr>
-        <w:t xml:space="preserve">Orontes follows differentiation: </w:t>
+        <w:t xml:space="preserve"> shows whether a </w:t>
       </w:r>
       <w:r>
         <w:rPr>
@@ -8247,7 +8122,7 @@
           <w:sz w:val="19"/>
           <w:szCs w:val="19"/>
         </w:rPr>
-        <w:t xml:space="preserve">              </w:t>
+        <w:t xml:space="preserve">           </w:t>
       </w:r>
       <w:r>
         <w:rPr>
@@ -8261,14 +8136,14 @@
           <w:sz w:val="19"/>
           <w:szCs w:val="19"/>
         </w:rPr>
-        <w:t xml:space="preserve">, traced oil costs more, but customers pay $4.50 more per liter. </w:t>
-      </w:r>
-      <w:r>
-        <w:rPr>
-          <w:sz w:val="19"/>
-          <w:szCs w:val="19"/>
-        </w:rPr>
-        <w:t xml:space="preserve">Value chain </w:t>
+        <w:t xml:space="preserve"> is working. </w:t>
+      </w:r>
+      <w:r>
+        <w:rPr>
+          <w:sz w:val="19"/>
+          <w:szCs w:val="19"/>
+        </w:rPr>
+        <w:t xml:space="preserve"/>
       </w:r>
       <w:r>
         <w:rPr>
@@ -8300,7 +8175,7 @@
           <w:sz w:val="19"/>
           <w:szCs w:val="19"/>
         </w:rPr>
-        <w:t xml:space="preserve"> shows whether a </w:t>
+        <w:t xml:space="preserve"> margin of $1.35 a liter </w:t>
       </w:r>
       <w:r>
         <w:rPr>
@@ -8332,14 +8207,7 @@
           <w:sz w:val="19"/>
           <w:szCs w:val="19"/>
         </w:rPr>
-        <w:t xml:space="preserve"> is working. </w:t>
-      </w:r>
-      <w:r>
-        <w:rPr>
-          <w:sz w:val="19"/>
-          <w:szCs w:val="19"/>
-        </w:rPr>
-        <w:t xml:space="preserve"/>
+        <w:t xml:space="preserve"> only while the premium </w:t>
       </w:r>
       <w:r>
         <w:rPr>
@@ -8371,39 +8239,7 @@
           <w:sz w:val="19"/>
           <w:szCs w:val="19"/>
         </w:rPr>
-        <w:t xml:space="preserve"> margin of $1.35 a liter survives only while the premium exceeds the extra cost of its </w:t>
-      </w:r>
-      <w:r>
-        <w:rPr>
-          <w:b/>
-          <w:bCs/>
-          <w:color w:val="8186EF"/>
-          <w:sz w:val="15"/>
-          <w:szCs w:val="15"/>
-        </w:rPr>
-        <w:t xml:space="preserve"> (8) </w:t>
-      </w:r>
-      <w:r>
-        <w:rPr>
-          <w:u w:val="single"/>
-          <w:sz w:val="19"/>
-          <w:szCs w:val="19"/>
-        </w:rPr>
-        <w:t xml:space="preserve">            </w:t>
-      </w:r>
-      <w:r>
-        <w:rPr>
-          <w:sz w:val="19"/>
-          <w:szCs w:val="19"/>
-        </w:rPr>
-        <w:t xml:space="preserve"> </w:t>
-      </w:r>
-      <w:r>
-        <w:rPr>
-          <w:sz w:val="19"/>
-          <w:szCs w:val="19"/>
-        </w:rPr>
-        <w:t xml:space="preserve"> and marketing. </w:t>
+        <w:t xml:space="preserve"> the extra cost of its operations and marketing. </w:t>
       </w:r>
     </w:p>
     <w:tbl>
@@ -8461,7 +8297,7 @@
                 <w:sz w:val="16"/>
                 <w:szCs w:val="16"/>
               </w:rPr>
-              <w:t xml:space="preserve">Orontes's   ·   competitor   ·   strategy   ·   marketing   ·   operations   ·   cold-pressed   ·   cheaply   ·   analysis   ·   advantage</w:t>
+              <w:t xml:space="preserve">survives   ·   exceeds   ·   Orontes's   ·   follows   ·   strategy   ·   cheaply   ·   analysis   ·   advantage</w:t>
             </w:r>
           </w:p>
         </w:tc>
@@ -8646,7 +8482,7 @@
                 <w:sz w:val="14"/>
                 <w:szCs w:val="14"/>
               </w:rPr>
-              <w:t xml:space="preserve">(9)</w:t>
+              <w:t xml:space="preserve">(8)</w:t>
             </w:r>
           </w:p>
         </w:tc>
@@ -8702,7 +8538,7 @@
         <w:tc>
           <w:tcPr>
             <w:tcW w:type="pct" w:w="2042"/>
-            <w:shd w:fill="FFFFFF" w:val="clear"/>
+            <w:shd w:fill="FBFAF6" w:val="clear"/>
             <w:tcMar>
               <w:top w:type="dxa" w:w="50"/>
               <w:left w:type="dxa" w:w="110"/>
@@ -8712,24 +8548,21 @@
           </w:tcPr>
           <w:p>
             <w:pPr>
-              <w:spacing w:before="46" w:after="46"/>
-            </w:pPr>
-            <w:r>
-              <w:rPr>
-                <w:b/>
-                <w:bCs/>
-                <w:color w:val="8186EF"/>
-                <w:sz w:val="14"/>
-                <w:szCs w:val="14"/>
-              </w:rPr>
-              <w:t xml:space="preserve">(10)</w:t>
+              <w:spacing w:before="28" w:after="28"/>
+            </w:pPr>
+            <w:r>
+              <w:rPr>
+                <w:sz w:val="15"/>
+                <w:szCs w:val="15"/>
+              </w:rPr>
+              <w:t xml:space="preserve">As little as possible in every activity</w:t>
             </w:r>
           </w:p>
         </w:tc>
         <w:tc>
           <w:tcPr>
             <w:tcW w:type="pct" w:w="2200"/>
-            <w:shd w:fill="FBFAF6" w:val="clear"/>
+            <w:shd w:fill="FFFFFF" w:val="clear"/>
             <w:tcMar>
               <w:top w:type="dxa" w:w="50"/>
               <w:left w:type="dxa" w:w="110"/>
@@ -8739,14 +8572,17 @@
           </w:tcPr>
           <w:p>
             <w:pPr>
-              <w:spacing w:before="28" w:after="28"/>
-            </w:pPr>
-            <w:r>
-              <w:rPr>
-                <w:sz w:val="15"/>
-                <w:szCs w:val="15"/>
-              </w:rPr>
-              <w:t xml:space="preserve">More in the activities customers value</w:t>
+              <w:spacing w:before="46" w:after="46"/>
+            </w:pPr>
+            <w:r>
+              <w:rPr>
+                <w:b/>
+                <w:bCs/>
+                <w:color w:val="8186EF"/>
+                <w:sz w:val="14"/>
+                <w:szCs w:val="14"/>
+              </w:rPr>
+              <w:t xml:space="preserve">(9)</w:t>
             </w:r>
           </w:p>
         </w:tc>
@@ -8778,6 +8614,7 @@
         <w:tc>
           <w:tcPr>
             <w:tcW w:type="pct" w:w="2042"/>
+            <w:shd w:fill="FFFFFF" w:val="clear"/>
             <w:tcMar>
               <w:top w:type="dxa" w:w="50"/>
               <w:left w:type="dxa" w:w="110"/>
@@ -8787,14 +8624,17 @@
           </w:tcPr>
           <w:p>
             <w:pPr>
-              <w:spacing w:before="28" w:after="28"/>
-            </w:pPr>
-            <w:r>
-              <w:rPr>
-                <w:sz w:val="15"/>
-                <w:szCs w:val="15"/>
-              </w:rPr>
-              <w:t xml:space="preserve">Bulk competitor: low operations and marketing costs</w:t>
+              <w:spacing w:before="46" w:after="46"/>
+            </w:pPr>
+            <w:r>
+              <w:rPr>
+                <w:b/>
+                <w:bCs/>
+                <w:color w:val="8186EF"/>
+                <w:sz w:val="14"/>
+                <w:szCs w:val="14"/>
+              </w:rPr>
+              <w:t xml:space="preserve">(10)</w:t>
             </w:r>
           </w:p>
         </w:tc>
@@ -8817,39 +8657,7 @@
                 <w:sz w:val="15"/>
                 <w:szCs w:val="15"/>
               </w:rPr>
-              <w:t xml:space="preserve">Orontes: </w:t>
-            </w:r>
-            <w:r>
-              <w:rPr>
-                <w:b/>
-                <w:bCs/>
-                <w:color w:val="8186EF"/>
-                <w:sz w:val="14"/>
-                <w:szCs w:val="14"/>
-              </w:rPr>
-              <w:t xml:space="preserve"> (11) </w:t>
-            </w:r>
-            <w:r>
-              <w:rPr>
-                <w:u w:val="single"/>
-                <w:sz w:val="15"/>
-                <w:szCs w:val="15"/>
-              </w:rPr>
-              <w:t xml:space="preserve">              </w:t>
-            </w:r>
-            <w:r>
-              <w:rPr>
-                <w:sz w:val="15"/>
-                <w:szCs w:val="15"/>
-              </w:rPr>
-              <w:t xml:space="preserve"> </w:t>
-            </w:r>
-            <w:r>
-              <w:rPr>
-                <w:sz w:val="15"/>
-                <w:szCs w:val="15"/>
-              </w:rPr>
-              <w:t xml:space="preserve">, traced EVOO; price premium of $4.50 a liter</w:t>
+              <w:t xml:space="preserve">Orontes: cold-pressed, traced EVOO; price premium of $4.50 a liter</w:t>
             </w:r>
           </w:p>
         </w:tc>
@@ -8902,7 +8710,7 @@
                 <w:sz w:val="14"/>
                 <w:szCs w:val="14"/>
               </w:rPr>
-              <w:t xml:space="preserve">(12)</w:t>
+              <w:t xml:space="preserve">(11)</w:t>
             </w:r>
           </w:p>
         </w:tc>
@@ -8988,7 +8796,7 @@
                 <w:sz w:val="16"/>
                 <w:szCs w:val="16"/>
               </w:rPr>
-              <w:t xml:space="preserve">cold-pressed   ·   Lowest cost in the industry   ·   A rival with even lower cost   ·   Something customers value and pay more for   ·   As little as possible in every activity</w:t>
+              <w:t xml:space="preserve">Bulk competitor: low operations and marketing costs   ·   Lowest cost in the industry   ·   A rival with even lower cost   ·   Customers stop paying the premium   ·   More in the activities customers value</w:t>
             </w:r>
           </w:p>
         </w:tc>
@@ -9031,7 +8839,7 @@
       <w:r>
         <w:drawing>
           <wp:inline distT="0" distB="0" distL="0" distR="0">
-            <wp:extent cx="5734050" cy="2753850"/>
+            <wp:extent cx="5734050" cy="2625600"/>
             <wp:effectExtent t="0" r="0" b="0" l="0"/>
             <wp:docPr id="1" name="" descr="" title=""/>
             <wp:cNvGraphicFramePr>
@@ -9056,7 +8864,7 @@
                   <pic:spPr bwMode="auto">
                     <a:xfrm>
                       <a:off x="0" y="0"/>
-                      <a:ext cx="5734050" cy="2753850"/>
+                      <a:ext cx="5734050" cy="2625600"/>
                     </a:xfrm>
                     <a:prstGeom prst="rect">
                       <a:avLst/>
@@ -9124,7 +8932,7 @@
                 <w:sz w:val="16"/>
                 <w:szCs w:val="16"/>
               </w:rPr>
-              <w:t xml:space="preserve">life-cycle costing   ·   value chain analysis   ·   cost leadership</w:t>
+              <w:t xml:space="preserve">life-cycle costing   ·   cost leadership   ·   differentiation</w:t>
             </w:r>
           </w:p>
         </w:tc>
@@ -9478,7 +9286,7 @@
                 <w:sz w:val="16"/>
                 <w:szCs w:val="16"/>
               </w:rPr>
-              <w:t xml:space="preserve">operations</w:t>
+              <w:t xml:space="preserve">Lowest cost in the industry</w:t>
             </w:r>
           </w:p>
         </w:tc>
@@ -9546,7 +9354,7 @@
                 <w:sz w:val="16"/>
                 <w:szCs w:val="16"/>
               </w:rPr>
-              <w:t xml:space="preserve">Lowest cost in the industry</w:t>
+              <w:t xml:space="preserve">More in the activities customers value</w:t>
             </w:r>
           </w:p>
         </w:tc>
@@ -9581,7 +9389,7 @@
                 <w:sz w:val="16"/>
                 <w:szCs w:val="16"/>
               </w:rPr>
-              <w:t xml:space="preserve">competitor</w:t>
+              <w:t xml:space="preserve">analysis</w:t>
             </w:r>
           </w:p>
         </w:tc>
@@ -9614,7 +9422,7 @@
                 <w:sz w:val="16"/>
                 <w:szCs w:val="16"/>
               </w:rPr>
-              <w:t xml:space="preserve">As little as possible in every activity</w:t>
+              <w:t xml:space="preserve">Bulk competitor: low operations and marketing costs</w:t>
             </w:r>
           </w:p>
         </w:tc>
@@ -9649,7 +9457,7 @@
                 <w:sz w:val="16"/>
                 <w:szCs w:val="16"/>
               </w:rPr>
-              <w:t xml:space="preserve">cold-pressed</w:t>
+              <w:t xml:space="preserve">strategy</w:t>
             </w:r>
           </w:p>
         </w:tc>
@@ -9682,7 +9490,7 @@
                 <w:sz w:val="16"/>
                 <w:szCs w:val="16"/>
               </w:rPr>
-              <w:t xml:space="preserve">cold-pressed</w:t>
+              <w:t xml:space="preserve">A rival with even lower cost</w:t>
             </w:r>
           </w:p>
         </w:tc>
@@ -9717,7 +9525,7 @@
                 <w:sz w:val="16"/>
                 <w:szCs w:val="16"/>
               </w:rPr>
-              <w:t xml:space="preserve">analysis</w:t>
+              <w:t xml:space="preserve">Orontes's</w:t>
             </w:r>
           </w:p>
         </w:tc>
@@ -9750,7 +9558,7 @@
                 <w:sz w:val="16"/>
                 <w:szCs w:val="16"/>
               </w:rPr>
-              <w:t xml:space="preserve">A rival with even lower cost</w:t>
+              <w:t xml:space="preserve">cost leadership</w:t>
             </w:r>
           </w:p>
         </w:tc>
@@ -9785,7 +9593,7 @@
                 <w:sz w:val="16"/>
                 <w:szCs w:val="16"/>
               </w:rPr>
-              <w:t xml:space="preserve">strategy</w:t>
+              <w:t xml:space="preserve">survives</w:t>
             </w:r>
           </w:p>
         </w:tc>
@@ -9818,7 +9626,7 @@
                 <w:sz w:val="16"/>
                 <w:szCs w:val="16"/>
               </w:rPr>
-              <w:t xml:space="preserve">value chain analysis</w:t>
+              <w:t xml:space="preserve">differentiation</w:t>
             </w:r>
           </w:p>
         </w:tc>
@@ -9853,7 +9661,7 @@
                 <w:sz w:val="16"/>
                 <w:szCs w:val="16"/>
               </w:rPr>
-              <w:t xml:space="preserve">Orontes's</w:t>
+              <w:t xml:space="preserve">exceeds</w:t>
             </w:r>
           </w:p>
         </w:tc>
@@ -9869,24 +9677,14 @@
           </w:tcPr>
           <w:p>
             <w:pPr>
-              <w:spacing w:before="12" w:after="12"/>
-            </w:pPr>
-            <w:r>
-              <w:rPr>
-                <w:b/>
-                <w:bCs/>
-                <w:color w:val="8186EF"/>
-                <w:sz w:val="16"/>
-                <w:szCs w:val="16"/>
-              </w:rPr>
-              <w:t xml:space="preserve">14  </w:t>
-            </w:r>
-            <w:r>
-              <w:rPr>
-                <w:sz w:val="16"/>
-                <w:szCs w:val="16"/>
-              </w:rPr>
-              <w:t xml:space="preserve">cost leadership</w:t>
+              <w:spacing w:before="24" w:after="24"/>
+            </w:pPr>
+            <w:r>
+              <w:rPr>
+                <w:sz w:val="16"/>
+                <w:szCs w:val="16"/>
+              </w:rPr>
+              <w:t xml:space="preserve"/>
             </w:r>
           </w:p>
         </w:tc>
@@ -10081,7 +9879,7 @@
           <w:sz w:val="19"/>
           <w:szCs w:val="19"/>
         </w:rPr>
-        <w:t xml:space="preserve"> activity is one </w:t>
+        <w:t xml:space="preserve"> activity is one customers would pay for, such as filling and </w:t>
       </w:r>
       <w:r>
         <w:rPr>
@@ -10113,7 +9911,7 @@
           <w:sz w:val="19"/>
           <w:szCs w:val="19"/>
         </w:rPr>
-        <w:t xml:space="preserve"> would pay for, such as filling and labeling bottles. </w:t>
+        <w:t xml:space="preserve"> bottles. </w:t>
       </w:r>
       <w:r>
         <w:rPr>
@@ -10159,7 +9957,7 @@
           <w:sz w:val="19"/>
           <w:szCs w:val="19"/>
         </w:rPr>
-        <w:t xml:space="preserve">Some </w:t>
+        <w:t xml:space="preserve">Some activities, such as final </w:t>
       </w:r>
       <w:r>
         <w:rPr>
@@ -10191,7 +9989,7 @@
           <w:sz w:val="19"/>
           <w:szCs w:val="19"/>
         </w:rPr>
-        <w:t xml:space="preserve">, such as final inspection, add no value but are necessary for now. </w:t>
+        <w:t xml:space="preserve">, add no value but are necessary for now. </w:t>
       </w:r>
       <w:r>
         <w:rPr>
@@ -10256,7 +10054,7 @@
                 <w:sz w:val="16"/>
                 <w:szCs w:val="16"/>
               </w:rPr>
-              <w:t xml:space="preserve">reworking   ·   value-added   ·   customers   ·   labeling   ·   activities</w:t>
+              <w:t xml:space="preserve">reworking   ·   value-added   ·   labeling   ·   without   ·   inspection</w:t>
             </w:r>
           </w:p>
         </w:tc>
@@ -10414,6 +10212,18 @@
     </w:p>
     <w:p>
       <w:pPr>
+        <w:pageBreakBefore w:val="true"/>
+        <w:spacing w:after="0"/>
+      </w:pPr>
+      <w:r>
+        <w:rPr>
+          <w:sz w:val="2"/>
+        </w:rPr>
+        <w:t xml:space="preserve"> </w:t>
+      </w:r>
+    </w:p>
+    <w:p>
+      <w:pPr>
         <w:spacing w:before="44" w:after="10"/>
       </w:pPr>
       <w:r>
@@ -10448,7 +10258,7 @@
       <w:r>
         <w:drawing>
           <wp:inline distT="0" distB="0" distL="0" distR="0">
-            <wp:extent cx="5734050" cy="2248350"/>
+            <wp:extent cx="5734050" cy="2670850"/>
             <wp:effectExtent t="0" r="0" b="0" l="0"/>
             <wp:docPr id="1" name="" descr="" title=""/>
             <wp:cNvGraphicFramePr>
@@ -10473,7 +10283,7 @@
                   <pic:spPr bwMode="auto">
                     <a:xfrm>
                       <a:off x="0" y="0"/>
-                      <a:ext cx="5734050" cy="2248350"/>
+                      <a:ext cx="5734050" cy="2670850"/>
                     </a:xfrm>
                     <a:prstGeom prst="rect">
                       <a:avLst/>
@@ -10548,18 +10358,6 @@
       </w:tr>
     </w:tbl>
     <w:p/>
-    <w:p>
-      <w:pPr>
-        <w:pageBreakBefore w:val="true"/>
-        <w:spacing w:after="0"/>
-      </w:pPr>
-      <w:r>
-        <w:rPr>
-          <w:sz w:val="2"/>
-        </w:rPr>
-        <w:t xml:space="preserve"> </w:t>
-      </w:r>
-    </w:p>
     <w:tbl>
       <w:tblPr>
         <w:tblW w:type="pct" w:w="100%"/>
@@ -10878,7 +10676,7 @@
                 <w:sz w:val="16"/>
                 <w:szCs w:val="16"/>
               </w:rPr>
-              <w:t xml:space="preserve">customers</w:t>
+              <w:t xml:space="preserve">labeling</w:t>
             </w:r>
           </w:p>
         </w:tc>
@@ -11014,7 +10812,7 @@
                 <w:sz w:val="16"/>
                 <w:szCs w:val="16"/>
               </w:rPr>
-              <w:t xml:space="preserve">activities</w:t>
+              <w:t xml:space="preserve">inspection</w:t>
             </w:r>
           </w:p>
         </w:tc>
@@ -11255,7 +11053,7 @@
           <w:sz w:val="16"/>
           <w:szCs w:val="16"/>
         </w:rPr>
-        <w:t xml:space="preserve">      gaps 1–6</w:t>
+        <w:t xml:space="preserve">      gaps 1–5</w:t>
       </w:r>
     </w:p>
     <w:p>
@@ -11268,7 +11066,7 @@
           <w:sz w:val="19"/>
           <w:szCs w:val="19"/>
         </w:rPr>
-        <w:t xml:space="preserve">This example sets out the halva's budget year by year and </w:t>
+        <w:t xml:space="preserve">This example sets out the </w:t>
       </w:r>
       <w:r>
         <w:rPr>
@@ -11300,7 +11098,7 @@
           <w:sz w:val="19"/>
           <w:szCs w:val="19"/>
         </w:rPr>
-        <w:t xml:space="preserve"> the yearly view with the </w:t>
+        <w:t xml:space="preserve"> budget year by year and </w:t>
       </w:r>
       <w:r>
         <w:rPr>
@@ -11318,7 +11116,7 @@
           <w:sz w:val="19"/>
           <w:szCs w:val="19"/>
         </w:rPr>
-        <w:t xml:space="preserve">            </w:t>
+        <w:t xml:space="preserve">           </w:t>
       </w:r>
       <w:r>
         <w:rPr>
@@ -11332,7 +11130,7 @@
           <w:sz w:val="19"/>
           <w:szCs w:val="19"/>
         </w:rPr>
-        <w:t xml:space="preserve"> view. </w:t>
+        <w:t xml:space="preserve"> the yearly view with the life-cycle view. </w:t>
       </w:r>
       <w:r>
         <w:rPr>
@@ -11442,39 +11240,7 @@
           <w:sz w:val="19"/>
           <w:szCs w:val="19"/>
         </w:rPr>
-        <w:t xml:space="preserve">: $3.20 a tray plus $90,000 a year; </w:t>
-      </w:r>
-      <w:r>
-        <w:rPr>
-          <w:b/>
-          <w:bCs/>
-          <w:color w:val="8186EF"/>
-          <w:sz w:val="15"/>
-          <w:szCs w:val="15"/>
-        </w:rPr>
-        <w:t xml:space="preserve"> (6) </w:t>
-      </w:r>
-      <w:r>
-        <w:rPr>
-          <w:u w:val="single"/>
-          <w:sz w:val="19"/>
-          <w:szCs w:val="19"/>
-        </w:rPr>
-        <w:t xml:space="preserve">              </w:t>
-      </w:r>
-      <w:r>
-        <w:rPr>
-          <w:sz w:val="19"/>
-          <w:szCs w:val="19"/>
-        </w:rPr>
-        <w:t xml:space="preserve"> </w:t>
-      </w:r>
-      <w:r>
-        <w:rPr>
-          <w:sz w:val="19"/>
-          <w:szCs w:val="19"/>
-        </w:rPr>
-        <w:t xml:space="preserve"> $0.50 and service $0.10 a tray; exit costs $30,000 in 2032. </w:t>
+        <w:t xml:space="preserve">: $3.20 a tray plus $90,000 a year; distribution $0.50 and service $0.10 a tray; exit costs $30,000 in 2032. </w:t>
       </w:r>
       <w:r>
         <w:rPr>
@@ -11539,7 +11305,7 @@
                 <w:sz w:val="16"/>
                 <w:szCs w:val="16"/>
               </w:rPr>
-              <w:t xml:space="preserve">Production   ·   distribution   ·   volumes   ·   approvals   ·   life-cycle   ·   packaging   ·   compares</w:t>
+              <w:t xml:space="preserve">packaging   ·   compares   ·   halva's   ·   service   ·   Production   ·   approvals</w:t>
             </w:r>
           </w:p>
         </w:tc>
@@ -11571,7 +11337,7 @@
           <w:sz w:val="15"/>
           <w:szCs w:val="15"/>
         </w:rPr>
-        <w:t xml:space="preserve">Name each line from how it moves.</w:t>
+        <w:t xml:space="preserve">Every item belongs to exactly one group.</w:t>
       </w:r>
     </w:p>
     <w:p>
@@ -11582,7 +11348,7 @@
       <w:r>
         <w:drawing>
           <wp:inline distT="0" distB="0" distL="0" distR="0">
-            <wp:extent cx="5734050" cy="2452050"/>
+            <wp:extent cx="5734050" cy="2640675"/>
             <wp:effectExtent t="0" r="0" b="0" l="0"/>
             <wp:docPr id="1" name="" descr="" title=""/>
             <wp:cNvGraphicFramePr>
@@ -11607,7 +11373,7 @@
                   <pic:spPr bwMode="auto">
                     <a:xfrm>
                       <a:off x="0" y="0"/>
-                      <a:ext cx="5734050" cy="2452050"/>
+                      <a:ext cx="5734050" cy="2640675"/>
                     </a:xfrm>
                     <a:prstGeom prst="rect">
                       <a:avLst/>
@@ -11675,7 +11441,7 @@
                 <w:sz w:val="16"/>
                 <w:szCs w:val="16"/>
               </w:rPr>
-              <w:t xml:space="preserve">Cumulative   ·   differentiation</w:t>
+              <w:t xml:space="preserve">Revenue   ·   Profit   ·   Exit   ·   value chain   ·   Upstream   ·   Distribution and service</w:t>
             </w:r>
           </w:p>
         </w:tc>
@@ -11702,7 +11468,7 @@
           <w:sz w:val="16"/>
           <w:szCs w:val="16"/>
         </w:rPr>
-        <w:t xml:space="preserve">      gaps 8–11</w:t>
+        <w:t xml:space="preserve">      gaps 11–14</w:t>
       </w:r>
     </w:p>
     <w:p>
@@ -11725,7 +11491,7 @@
           <w:sz w:val="15"/>
           <w:szCs w:val="15"/>
         </w:rPr>
-        <w:t xml:space="preserve"> (8) </w:t>
+        <w:t xml:space="preserve"> (11) </w:t>
       </w:r>
       <w:r>
         <w:rPr>
@@ -11757,7 +11523,7 @@
           <w:sz w:val="15"/>
           <w:szCs w:val="15"/>
         </w:rPr>
-        <w:t xml:space="preserve"> (9) </w:t>
+        <w:t xml:space="preserve"> (12) </w:t>
       </w:r>
       <w:r>
         <w:rPr>
@@ -11786,7 +11552,7 @@
           <w:sz w:val="19"/>
           <w:szCs w:val="19"/>
         </w:rPr>
-        <w:t xml:space="preserve">On a </w:t>
+        <w:t xml:space="preserve">On a yearly view, the first </w:t>
       </w:r>
       <w:r>
         <w:rPr>
@@ -11796,7 +11562,7 @@
           <w:sz w:val="15"/>
           <w:szCs w:val="15"/>
         </w:rPr>
-        <w:t xml:space="preserve"> (10) </w:t>
+        <w:t xml:space="preserve"> (13) </w:t>
       </w:r>
       <w:r>
         <w:rPr>
@@ -11818,7 +11584,7 @@
           <w:sz w:val="19"/>
           <w:szCs w:val="19"/>
         </w:rPr>
-        <w:t xml:space="preserve"> view, the first report after launch would suggest </w:t>
+        <w:t xml:space="preserve"> after launch would suggest </w:t>
       </w:r>
       <w:r>
         <w:rPr>
@@ -11828,7 +11594,7 @@
           <w:sz w:val="15"/>
           <w:szCs w:val="15"/>
         </w:rPr>
-        <w:t xml:space="preserve"> (11) </w:t>
+        <w:t xml:space="preserve"> (14) </w:t>
       </w:r>
       <w:r>
         <w:rPr>
@@ -11915,7 +11681,7 @@
                 <w:sz w:val="16"/>
                 <w:szCs w:val="16"/>
               </w:rPr>
-              <w:t xml:space="preserve">dropping   ·   product   ·   yearly   ·   reaches   ·   negative</w:t>
+              <w:t xml:space="preserve">dropping   ·   report   ·   halva's   ·   reaches   ·   negative</w:t>
             </w:r>
           </w:p>
         </w:tc>
@@ -11989,7 +11755,7 @@
           <w:sz w:val="16"/>
           <w:szCs w:val="16"/>
         </w:rPr>
-        <w:t xml:space="preserve">      gaps 12–13</w:t>
+        <w:t xml:space="preserve">      gaps 15–16</w:t>
       </w:r>
     </w:p>
     <w:p>
@@ -12002,7 +11768,7 @@
           <w:sz w:val="19"/>
           <w:szCs w:val="19"/>
         </w:rPr>
-        <w:t xml:space="preserve">Upstream $250,000 + </w:t>
+        <w:t xml:space="preserve">Upstream $250,000 + manufacturing $2,082,000 + </w:t>
       </w:r>
       <w:r>
         <w:rPr>
@@ -12012,7 +11778,7 @@
           <w:sz w:val="15"/>
           <w:szCs w:val="15"/>
         </w:rPr>
-        <w:t xml:space="preserve"> (12) </w:t>
+        <w:t xml:space="preserve"> (15) </w:t>
       </w:r>
       <w:r>
         <w:rPr>
@@ -12020,7 +11786,7 @@
           <w:sz w:val="19"/>
           <w:szCs w:val="19"/>
         </w:rPr>
-        <w:t xml:space="preserve">               </w:t>
+        <w:t xml:space="preserve">            </w:t>
       </w:r>
       <w:r>
         <w:rPr>
@@ -12034,14 +11800,14 @@
           <w:sz w:val="19"/>
           <w:szCs w:val="19"/>
         </w:rPr>
-        <w:t xml:space="preserve"> $2,082,000 + downstream $856,000 = $3,188,000. </w:t>
-      </w:r>
-      <w:r>
-        <w:rPr>
-          <w:sz w:val="19"/>
-          <w:szCs w:val="19"/>
-        </w:rPr>
-        <w:t xml:space="preserve">Revenue $3,570,000 − </w:t>
+        <w:t xml:space="preserve"> $856,000 = $3,188,000. </w:t>
+      </w:r>
+      <w:r>
+        <w:rPr>
+          <w:sz w:val="19"/>
+          <w:szCs w:val="19"/>
+        </w:rPr>
+        <w:t xml:space="preserve"/>
       </w:r>
       <w:r>
         <w:rPr>
@@ -12051,7 +11817,7 @@
           <w:sz w:val="15"/>
           <w:szCs w:val="15"/>
         </w:rPr>
-        <w:t xml:space="preserve"> (13) </w:t>
+        <w:t xml:space="preserve"> (16) </w:t>
       </w:r>
       <w:r>
         <w:rPr>
@@ -12059,7 +11825,7 @@
           <w:sz w:val="19"/>
           <w:szCs w:val="19"/>
         </w:rPr>
-        <w:t xml:space="preserve">            </w:t>
+        <w:t xml:space="preserve">           </w:t>
       </w:r>
       <w:r>
         <w:rPr>
@@ -12073,7 +11839,7 @@
           <w:sz w:val="19"/>
           <w:szCs w:val="19"/>
         </w:rPr>
-        <w:t xml:space="preserve"> cost $3,188,000 = $382,000, the last point on the cumulative line. </w:t>
+        <w:t xml:space="preserve"> $3,570,000 − life-cycle cost $3,188,000 = $382,000, the last point on the cumulative line. </w:t>
       </w:r>
     </w:p>
     <w:tbl>
@@ -12131,13 +11897,25 @@
                 <w:sz w:val="16"/>
                 <w:szCs w:val="16"/>
               </w:rPr>
-              <w:t xml:space="preserve">classify   ·   life-cycle   ·   manufacturing</w:t>
+              <w:t xml:space="preserve">compares   ·   downstream   ·   Revenue</w:t>
             </w:r>
           </w:p>
         </w:tc>
       </w:tr>
     </w:tbl>
     <w:p/>
+    <w:p>
+      <w:pPr>
+        <w:pageBreakBefore w:val="true"/>
+        <w:spacing w:after="0"/>
+      </w:pPr>
+      <w:r>
+        <w:rPr>
+          <w:sz w:val="2"/>
+        </w:rPr>
+        <w:t xml:space="preserve"> </w:t>
+      </w:r>
+    </w:p>
     <w:tbl>
       <w:tblPr>
         <w:tblW w:type="pct" w:w="100%"/>
@@ -12187,18 +11965,6 @@
     <w:p/>
     <w:p>
       <w:pPr>
-        <w:pageBreakBefore w:val="true"/>
-        <w:spacing w:after="0"/>
-      </w:pPr>
-      <w:r>
-        <w:rPr>
-          <w:sz w:val="2"/>
-        </w:rPr>
-        <w:t xml:space="preserve"> </w:t>
-      </w:r>
-    </w:p>
-    <w:p>
-      <w:pPr>
         <w:spacing w:before="44" w:after="14"/>
       </w:pPr>
       <w:r>
@@ -12217,7 +11983,7 @@
           <w:sz w:val="16"/>
           <w:szCs w:val="16"/>
         </w:rPr>
-        <w:t xml:space="preserve">      gaps 14–16</w:t>
+        <w:t xml:space="preserve">      gaps 17–19</w:t>
       </w:r>
     </w:p>
     <w:p>
@@ -12237,7 +12003,7 @@
           <w:sz w:val="19"/>
           <w:szCs w:val="19"/>
         </w:rPr>
-        <w:t xml:space="preserve">Add all three stages for the </w:t>
+        <w:t xml:space="preserve">Add all three </w:t>
       </w:r>
       <w:r>
         <w:rPr>
@@ -12247,7 +12013,7 @@
           <w:sz w:val="15"/>
           <w:szCs w:val="15"/>
         </w:rPr>
-        <w:t xml:space="preserve"> (14) </w:t>
+        <w:t xml:space="preserve"> (17) </w:t>
       </w:r>
       <w:r>
         <w:rPr>
@@ -12255,7 +12021,7 @@
           <w:sz w:val="19"/>
           <w:szCs w:val="19"/>
         </w:rPr>
-        <w:t xml:space="preserve">            </w:t>
+        <w:t xml:space="preserve">           </w:t>
       </w:r>
       <w:r>
         <w:rPr>
@@ -12269,7 +12035,14 @@
           <w:sz w:val="19"/>
           <w:szCs w:val="19"/>
         </w:rPr>
-        <w:t xml:space="preserve"> cost, and do not judge a new </w:t>
+        <w:t xml:space="preserve"> for the life-cycle cost, and do not judge a new product on its first year. </w:t>
+      </w:r>
+      <w:r>
+        <w:rPr>
+          <w:sz w:val="19"/>
+          <w:szCs w:val="19"/>
+        </w:rPr>
+        <w:t xml:space="preserve">For value chains, expect to classify </w:t>
       </w:r>
       <w:r>
         <w:rPr>
@@ -12279,7 +12052,7 @@
           <w:sz w:val="15"/>
           <w:szCs w:val="15"/>
         </w:rPr>
-        <w:t xml:space="preserve"> (15) </w:t>
+        <w:t xml:space="preserve"> (18) </w:t>
       </w:r>
       <w:r>
         <w:rPr>
@@ -12287,7 +12060,7 @@
           <w:sz w:val="19"/>
           <w:szCs w:val="19"/>
         </w:rPr>
-        <w:t xml:space="preserve">           </w:t>
+        <w:t xml:space="preserve">            </w:t>
       </w:r>
       <w:r>
         <w:rPr>
@@ -12301,14 +12074,7 @@
           <w:sz w:val="19"/>
           <w:szCs w:val="19"/>
         </w:rPr>
-        <w:t xml:space="preserve"> on its first year. </w:t>
-      </w:r>
-      <w:r>
-        <w:rPr>
-          <w:sz w:val="19"/>
-          <w:szCs w:val="19"/>
-        </w:rPr>
-        <w:t xml:space="preserve">For value chains, expect to classify activities as primary or support, and as </w:t>
+        <w:t xml:space="preserve"> as primary or support, and as </w:t>
       </w:r>
       <w:r>
         <w:rPr>
@@ -12318,7 +12084,7 @@
           <w:sz w:val="15"/>
           <w:szCs w:val="15"/>
         </w:rPr>
-        <w:t xml:space="preserve"> (16) </w:t>
+        <w:t xml:space="preserve"> (19) </w:t>
       </w:r>
       <w:r>
         <w:rPr>
@@ -12398,7 +12164,1372 @@
                 <w:sz w:val="16"/>
                 <w:szCs w:val="16"/>
               </w:rPr>
-              <w:t xml:space="preserve">value-added   ·   product   ·   research   ·   life-cycle</w:t>
+              <w:t xml:space="preserve">activities   ·   stages   ·   value-added   ·   support</w:t>
+            </w:r>
+          </w:p>
+        </w:tc>
+      </w:tr>
+    </w:tbl>
+    <w:p/>
+    <w:tbl>
+      <w:tblPr>
+        <w:tblW w:type="pct" w:w="100%"/>
+        <w:tblLayout w:type="fixed"/>
+        <w:tblBorders>
+          <w:top w:val="single" w:color="353A7C" w:sz="6"/>
+          <w:left w:val="single" w:color="353A7C" w:sz="6"/>
+          <w:bottom w:val="single" w:color="353A7C" w:sz="6"/>
+          <w:right w:val="single" w:color="353A7C" w:sz="6"/>
+          <w:insideH w:val="single" w:color="353A7C" w:sz="6"/>
+          <w:insideV w:val="single" w:color="353A7C" w:sz="6"/>
+        </w:tblBorders>
+      </w:tblPr>
+      <w:tblGrid>
+        <w:gridCol w:w="4224"/>
+        <w:gridCol w:w="1595"/>
+        <w:gridCol w:w="1260"/>
+        <w:gridCol w:w="1260"/>
+        <w:gridCol w:w="1260"/>
+      </w:tblGrid>
+      <w:tr>
+        <w:tc>
+          <w:tcPr>
+            <w:tcW w:type="pct" w:w="5000"/>
+            <w:gridSpan w:val="5"/>
+            <w:shd w:fill="353A7C" w:val="clear"/>
+            <w:tcMar>
+              <w:top w:type="dxa" w:w="60"/>
+              <w:left w:type="dxa" w:w="120"/>
+              <w:bottom w:type="dxa" w:w="60"/>
+              <w:right w:type="dxa" w:w="120"/>
+            </w:tcMar>
+          </w:tcPr>
+          <w:p>
+            <w:pPr>
+              <w:spacing w:before="40" w:after="40"/>
+            </w:pPr>
+            <w:r>
+              <w:rPr>
+                <w:b/>
+                <w:bCs/>
+                <w:color w:val="FFFFFF"/>
+                <w:sz w:val="17"/>
+                <w:szCs w:val="17"/>
+              </w:rPr>
+              <w:t xml:space="preserve">Exam view</w:t>
+            </w:r>
+          </w:p>
+        </w:tc>
+      </w:tr>
+      <w:tr>
+        <w:tc>
+          <w:tcPr>
+            <w:tcW w:type="pct" w:w="2200"/>
+            <w:shd w:fill="353A7C" w:val="clear"/>
+            <w:tcMar>
+              <w:top w:type="dxa" w:w="50"/>
+              <w:left w:type="dxa" w:w="110"/>
+              <w:bottom w:type="dxa" w:w="50"/>
+              <w:right w:type="dxa" w:w="110"/>
+            </w:tcMar>
+          </w:tcPr>
+          <w:p>
+            <w:pPr>
+              <w:spacing w:before="30" w:after="30"/>
+            </w:pPr>
+            <w:r>
+              <w:rPr>
+                <w:b/>
+                <w:bCs/>
+                <w:color w:val="FFFFFF"/>
+                <w:sz w:val="15"/>
+                <w:szCs w:val="15"/>
+              </w:rPr>
+              <w:t xml:space="preserve">Sugar-free juice (whole USD)</w:t>
+            </w:r>
+          </w:p>
+        </w:tc>
+        <w:tc>
+          <w:tcPr>
+            <w:tcW w:type="pct" w:w="831"/>
+            <w:shd w:fill="353A7C" w:val="clear"/>
+            <w:tcMar>
+              <w:top w:type="dxa" w:w="50"/>
+              <w:left w:type="dxa" w:w="110"/>
+              <w:bottom w:type="dxa" w:w="50"/>
+              <w:right w:type="dxa" w:w="110"/>
+            </w:tcMar>
+          </w:tcPr>
+          <w:p>
+            <w:pPr>
+              <w:spacing w:before="30" w:after="30"/>
+            </w:pPr>
+            <w:r>
+              <w:rPr>
+                <w:b/>
+                <w:bCs/>
+                <w:color w:val="FFFFFF"/>
+                <w:sz w:val="15"/>
+                <w:szCs w:val="15"/>
+              </w:rPr>
+              <w:t xml:space="preserve">Year 1</w:t>
+            </w:r>
+          </w:p>
+        </w:tc>
+        <w:tc>
+          <w:tcPr>
+            <w:tcW w:type="pct" w:w="656"/>
+            <w:shd w:fill="353A7C" w:val="clear"/>
+            <w:tcMar>
+              <w:top w:type="dxa" w:w="50"/>
+              <w:left w:type="dxa" w:w="110"/>
+              <w:bottom w:type="dxa" w:w="50"/>
+              <w:right w:type="dxa" w:w="110"/>
+            </w:tcMar>
+          </w:tcPr>
+          <w:p>
+            <w:pPr>
+              <w:spacing w:before="30" w:after="30"/>
+            </w:pPr>
+            <w:r>
+              <w:rPr>
+                <w:b/>
+                <w:bCs/>
+                <w:color w:val="FFFFFF"/>
+                <w:sz w:val="15"/>
+                <w:szCs w:val="15"/>
+              </w:rPr>
+              <w:t xml:space="preserve">Year 2</w:t>
+            </w:r>
+          </w:p>
+        </w:tc>
+        <w:tc>
+          <w:tcPr>
+            <w:tcW w:type="pct" w:w="656"/>
+            <w:shd w:fill="353A7C" w:val="clear"/>
+            <w:tcMar>
+              <w:top w:type="dxa" w:w="50"/>
+              <w:left w:type="dxa" w:w="110"/>
+              <w:bottom w:type="dxa" w:w="50"/>
+              <w:right w:type="dxa" w:w="110"/>
+            </w:tcMar>
+          </w:tcPr>
+          <w:p>
+            <w:pPr>
+              <w:spacing w:before="30" w:after="30"/>
+            </w:pPr>
+            <w:r>
+              <w:rPr>
+                <w:b/>
+                <w:bCs/>
+                <w:color w:val="FFFFFF"/>
+                <w:sz w:val="15"/>
+                <w:szCs w:val="15"/>
+              </w:rPr>
+              <w:t xml:space="preserve">Year 3</w:t>
+            </w:r>
+          </w:p>
+        </w:tc>
+        <w:tc>
+          <w:tcPr>
+            <w:tcW w:type="pct" w:w="656"/>
+            <w:shd w:fill="353A7C" w:val="clear"/>
+            <w:tcMar>
+              <w:top w:type="dxa" w:w="50"/>
+              <w:left w:type="dxa" w:w="110"/>
+              <w:bottom w:type="dxa" w:w="50"/>
+              <w:right w:type="dxa" w:w="110"/>
+            </w:tcMar>
+          </w:tcPr>
+          <w:p>
+            <w:pPr>
+              <w:spacing w:before="30" w:after="30"/>
+            </w:pPr>
+            <w:r>
+              <w:rPr>
+                <w:b/>
+                <w:bCs/>
+                <w:color w:val="FFFFFF"/>
+                <w:sz w:val="15"/>
+                <w:szCs w:val="15"/>
+              </w:rPr>
+              <w:t xml:space="preserve">Year 4</w:t>
+            </w:r>
+          </w:p>
+        </w:tc>
+      </w:tr>
+      <w:tr>
+        <w:tc>
+          <w:tcPr>
+            <w:tcW w:type="pct" w:w="2200"/>
+            <w:shd w:fill="FFFFFF" w:val="clear"/>
+            <w:tcMar>
+              <w:top w:type="dxa" w:w="50"/>
+              <w:left w:type="dxa" w:w="110"/>
+              <w:bottom w:type="dxa" w:w="50"/>
+              <w:right w:type="dxa" w:w="110"/>
+            </w:tcMar>
+          </w:tcPr>
+          <w:p>
+            <w:pPr>
+              <w:spacing w:before="46" w:after="46"/>
+            </w:pPr>
+            <w:r>
+              <w:rPr>
+                <w:b/>
+                <w:bCs/>
+                <w:color w:val="8186EF"/>
+                <w:sz w:val="14"/>
+                <w:szCs w:val="14"/>
+              </w:rPr>
+              <w:t xml:space="preserve">(20)</w:t>
+            </w:r>
+          </w:p>
+        </w:tc>
+        <w:tc>
+          <w:tcPr>
+            <w:tcW w:type="pct" w:w="831"/>
+            <w:tcMar>
+              <w:top w:type="dxa" w:w="50"/>
+              <w:left w:type="dxa" w:w="110"/>
+              <w:bottom w:type="dxa" w:w="50"/>
+              <w:right w:type="dxa" w:w="110"/>
+            </w:tcMar>
+          </w:tcPr>
+          <w:p>
+            <w:pPr>
+              <w:spacing w:before="28" w:after="28"/>
+            </w:pPr>
+            <w:r>
+              <w:rPr>
+                <w:sz w:val="15"/>
+                <w:szCs w:val="15"/>
+              </w:rPr>
+              <w:t xml:space="preserve">100,000</w:t>
+            </w:r>
+          </w:p>
+        </w:tc>
+        <w:tc>
+          <w:tcPr>
+            <w:tcW w:type="pct" w:w="656"/>
+            <w:tcMar>
+              <w:top w:type="dxa" w:w="50"/>
+              <w:left w:type="dxa" w:w="110"/>
+              <w:bottom w:type="dxa" w:w="50"/>
+              <w:right w:type="dxa" w:w="110"/>
+            </w:tcMar>
+          </w:tcPr>
+          <w:p>
+            <w:pPr>
+              <w:spacing w:before="28" w:after="28"/>
+            </w:pPr>
+            <w:r>
+              <w:rPr>
+                <w:sz w:val="15"/>
+                <w:szCs w:val="15"/>
+              </w:rPr>
+              <w:t xml:space="preserve">200,000</w:t>
+            </w:r>
+          </w:p>
+        </w:tc>
+        <w:tc>
+          <w:tcPr>
+            <w:tcW w:type="pct" w:w="656"/>
+            <w:tcMar>
+              <w:top w:type="dxa" w:w="50"/>
+              <w:left w:type="dxa" w:w="110"/>
+              <w:bottom w:type="dxa" w:w="50"/>
+              <w:right w:type="dxa" w:w="110"/>
+            </w:tcMar>
+          </w:tcPr>
+          <w:p>
+            <w:pPr>
+              <w:spacing w:before="28" w:after="28"/>
+            </w:pPr>
+            <w:r>
+              <w:rPr>
+                <w:sz w:val="15"/>
+                <w:szCs w:val="15"/>
+              </w:rPr>
+              <w:t xml:space="preserve">200,000</w:t>
+            </w:r>
+          </w:p>
+        </w:tc>
+        <w:tc>
+          <w:tcPr>
+            <w:tcW w:type="pct" w:w="656"/>
+            <w:tcMar>
+              <w:top w:type="dxa" w:w="50"/>
+              <w:left w:type="dxa" w:w="110"/>
+              <w:bottom w:type="dxa" w:w="50"/>
+              <w:right w:type="dxa" w:w="110"/>
+            </w:tcMar>
+          </w:tcPr>
+          <w:p>
+            <w:pPr>
+              <w:spacing w:before="28" w:after="28"/>
+            </w:pPr>
+            <w:r>
+              <w:rPr>
+                <w:sz w:val="15"/>
+                <w:szCs w:val="15"/>
+              </w:rPr>
+              <w:t xml:space="preserve">100,000</w:t>
+            </w:r>
+          </w:p>
+        </w:tc>
+      </w:tr>
+      <w:tr>
+        <w:tc>
+          <w:tcPr>
+            <w:tcW w:type="pct" w:w="2200"/>
+            <w:shd w:fill="FBFAF6" w:val="clear"/>
+            <w:tcMar>
+              <w:top w:type="dxa" w:w="50"/>
+              <w:left w:type="dxa" w:w="110"/>
+              <w:bottom w:type="dxa" w:w="50"/>
+              <w:right w:type="dxa" w:w="110"/>
+            </w:tcMar>
+          </w:tcPr>
+          <w:p>
+            <w:pPr>
+              <w:spacing w:before="28" w:after="28"/>
+            </w:pPr>
+            <w:r>
+              <w:rPr>
+                <w:sz w:val="15"/>
+                <w:szCs w:val="15"/>
+              </w:rPr>
+              <w:t xml:space="preserve">Marketing</w:t>
+            </w:r>
+          </w:p>
+        </w:tc>
+        <w:tc>
+          <w:tcPr>
+            <w:tcW w:type="pct" w:w="831"/>
+            <w:shd w:fill="FBFAF6" w:val="clear"/>
+            <w:tcMar>
+              <w:top w:type="dxa" w:w="50"/>
+              <w:left w:type="dxa" w:w="110"/>
+              <w:bottom w:type="dxa" w:w="50"/>
+              <w:right w:type="dxa" w:w="110"/>
+            </w:tcMar>
+          </w:tcPr>
+          <w:p>
+            <w:pPr>
+              <w:spacing w:before="28" w:after="28"/>
+            </w:pPr>
+            <w:r>
+              <w:rPr>
+                <w:sz w:val="15"/>
+                <w:szCs w:val="15"/>
+              </w:rPr>
+              <w:t xml:space="preserve">300,000</w:t>
+            </w:r>
+          </w:p>
+        </w:tc>
+        <w:tc>
+          <w:tcPr>
+            <w:tcW w:type="pct" w:w="656"/>
+            <w:shd w:fill="FBFAF6" w:val="clear"/>
+            <w:tcMar>
+              <w:top w:type="dxa" w:w="50"/>
+              <w:left w:type="dxa" w:w="110"/>
+              <w:bottom w:type="dxa" w:w="50"/>
+              <w:right w:type="dxa" w:w="110"/>
+            </w:tcMar>
+          </w:tcPr>
+          <w:p>
+            <w:pPr>
+              <w:spacing w:before="28" w:after="28"/>
+            </w:pPr>
+            <w:r>
+              <w:rPr>
+                <w:sz w:val="15"/>
+                <w:szCs w:val="15"/>
+              </w:rPr>
+              <w:t xml:space="preserve">100,000</w:t>
+            </w:r>
+          </w:p>
+        </w:tc>
+        <w:tc>
+          <w:tcPr>
+            <w:tcW w:type="pct" w:w="656"/>
+            <w:shd w:fill="FBFAF6" w:val="clear"/>
+            <w:tcMar>
+              <w:top w:type="dxa" w:w="50"/>
+              <w:left w:type="dxa" w:w="110"/>
+              <w:bottom w:type="dxa" w:w="50"/>
+              <w:right w:type="dxa" w:w="110"/>
+            </w:tcMar>
+          </w:tcPr>
+          <w:p>
+            <w:pPr>
+              <w:spacing w:before="28" w:after="28"/>
+            </w:pPr>
+            <w:r>
+              <w:rPr>
+                <w:sz w:val="15"/>
+                <w:szCs w:val="15"/>
+              </w:rPr>
+              <w:t xml:space="preserve">100,000</w:t>
+            </w:r>
+          </w:p>
+        </w:tc>
+        <w:tc>
+          <w:tcPr>
+            <w:tcW w:type="pct" w:w="656"/>
+            <w:shd w:fill="FBFAF6" w:val="clear"/>
+            <w:tcMar>
+              <w:top w:type="dxa" w:w="50"/>
+              <w:left w:type="dxa" w:w="110"/>
+              <w:bottom w:type="dxa" w:w="50"/>
+              <w:right w:type="dxa" w:w="110"/>
+            </w:tcMar>
+          </w:tcPr>
+          <w:p>
+            <w:pPr>
+              <w:spacing w:before="28" w:after="28"/>
+            </w:pPr>
+            <w:r>
+              <w:rPr>
+                <w:sz w:val="15"/>
+                <w:szCs w:val="15"/>
+              </w:rPr>
+              <w:t xml:space="preserve">100,000</w:t>
+            </w:r>
+          </w:p>
+        </w:tc>
+      </w:tr>
+      <w:tr>
+        <w:tc>
+          <w:tcPr>
+            <w:tcW w:type="pct" w:w="2200"/>
+            <w:shd w:fill="FFFFFF" w:val="clear"/>
+            <w:tcMar>
+              <w:top w:type="dxa" w:w="50"/>
+              <w:left w:type="dxa" w:w="110"/>
+              <w:bottom w:type="dxa" w:w="50"/>
+              <w:right w:type="dxa" w:w="110"/>
+            </w:tcMar>
+          </w:tcPr>
+          <w:p>
+            <w:pPr>
+              <w:spacing w:before="46" w:after="46"/>
+            </w:pPr>
+            <w:r>
+              <w:rPr>
+                <w:b/>
+                <w:bCs/>
+                <w:color w:val="8186EF"/>
+                <w:sz w:val="14"/>
+                <w:szCs w:val="14"/>
+              </w:rPr>
+              <w:t xml:space="preserve">(21)</w:t>
+            </w:r>
+          </w:p>
+        </w:tc>
+        <w:tc>
+          <w:tcPr>
+            <w:tcW w:type="pct" w:w="831"/>
+            <w:tcMar>
+              <w:top w:type="dxa" w:w="50"/>
+              <w:left w:type="dxa" w:w="110"/>
+              <w:bottom w:type="dxa" w:w="50"/>
+              <w:right w:type="dxa" w:w="110"/>
+            </w:tcMar>
+          </w:tcPr>
+          <w:p>
+            <w:pPr>
+              <w:spacing w:before="28" w:after="28"/>
+            </w:pPr>
+            <w:r>
+              <w:rPr>
+                <w:sz w:val="15"/>
+                <w:szCs w:val="15"/>
+              </w:rPr>
+              <w:t xml:space="preserve">$9.00</w:t>
+            </w:r>
+          </w:p>
+        </w:tc>
+        <w:tc>
+          <w:tcPr>
+            <w:tcW w:type="pct" w:w="656"/>
+            <w:tcMar>
+              <w:top w:type="dxa" w:w="50"/>
+              <w:left w:type="dxa" w:w="110"/>
+              <w:bottom w:type="dxa" w:w="50"/>
+              <w:right w:type="dxa" w:w="110"/>
+            </w:tcMar>
+          </w:tcPr>
+          <w:p>
+            <w:pPr>
+              <w:spacing w:before="28" w:after="28"/>
+            </w:pPr>
+            <w:r>
+              <w:rPr>
+                <w:sz w:val="15"/>
+                <w:szCs w:val="15"/>
+              </w:rPr>
+              <w:t xml:space="preserve"> </w:t>
+            </w:r>
+          </w:p>
+        </w:tc>
+        <w:tc>
+          <w:tcPr>
+            <w:tcW w:type="pct" w:w="656"/>
+            <w:tcMar>
+              <w:top w:type="dxa" w:w="50"/>
+              <w:left w:type="dxa" w:w="110"/>
+              <w:bottom w:type="dxa" w:w="50"/>
+              <w:right w:type="dxa" w:w="110"/>
+            </w:tcMar>
+          </w:tcPr>
+          <w:p>
+            <w:pPr>
+              <w:spacing w:before="28" w:after="28"/>
+            </w:pPr>
+            <w:r>
+              <w:rPr>
+                <w:sz w:val="15"/>
+                <w:szCs w:val="15"/>
+              </w:rPr>
+              <w:t xml:space="preserve"> </w:t>
+            </w:r>
+          </w:p>
+        </w:tc>
+        <w:tc>
+          <w:tcPr>
+            <w:tcW w:type="pct" w:w="656"/>
+            <w:tcMar>
+              <w:top w:type="dxa" w:w="50"/>
+              <w:left w:type="dxa" w:w="110"/>
+              <w:bottom w:type="dxa" w:w="50"/>
+              <w:right w:type="dxa" w:w="110"/>
+            </w:tcMar>
+          </w:tcPr>
+          <w:p>
+            <w:pPr>
+              <w:spacing w:before="28" w:after="28"/>
+            </w:pPr>
+            <w:r>
+              <w:rPr>
+                <w:sz w:val="15"/>
+                <w:szCs w:val="15"/>
+              </w:rPr>
+              <w:t xml:space="preserve"> </w:t>
+            </w:r>
+          </w:p>
+        </w:tc>
+      </w:tr>
+      <w:tr>
+        <w:tc>
+          <w:tcPr>
+            <w:tcW w:type="pct" w:w="2200"/>
+            <w:shd w:fill="FBFAF6" w:val="clear"/>
+            <w:tcMar>
+              <w:top w:type="dxa" w:w="50"/>
+              <w:left w:type="dxa" w:w="110"/>
+              <w:bottom w:type="dxa" w:w="50"/>
+              <w:right w:type="dxa" w:w="110"/>
+            </w:tcMar>
+          </w:tcPr>
+          <w:p>
+            <w:pPr>
+              <w:spacing w:before="28" w:after="28"/>
+            </w:pPr>
+            <w:r>
+              <w:rPr>
+                <w:sz w:val="15"/>
+                <w:szCs w:val="15"/>
+              </w:rPr>
+              <w:t xml:space="preserve">Variable manufacturing cost per case</w:t>
+            </w:r>
+          </w:p>
+        </w:tc>
+        <w:tc>
+          <w:tcPr>
+            <w:tcW w:type="pct" w:w="831"/>
+            <w:shd w:fill="FBFAF6" w:val="clear"/>
+            <w:tcMar>
+              <w:top w:type="dxa" w:w="50"/>
+              <w:left w:type="dxa" w:w="110"/>
+              <w:bottom w:type="dxa" w:w="50"/>
+              <w:right w:type="dxa" w:w="110"/>
+            </w:tcMar>
+          </w:tcPr>
+          <w:p>
+            <w:pPr>
+              <w:spacing w:before="28" w:after="28"/>
+            </w:pPr>
+            <w:r>
+              <w:rPr>
+                <w:sz w:val="15"/>
+                <w:szCs w:val="15"/>
+              </w:rPr>
+              <w:t xml:space="preserve">$5.50</w:t>
+            </w:r>
+          </w:p>
+        </w:tc>
+        <w:tc>
+          <w:tcPr>
+            <w:tcW w:type="pct" w:w="656"/>
+            <w:shd w:fill="FBFAF6" w:val="clear"/>
+            <w:tcMar>
+              <w:top w:type="dxa" w:w="50"/>
+              <w:left w:type="dxa" w:w="110"/>
+              <w:bottom w:type="dxa" w:w="50"/>
+              <w:right w:type="dxa" w:w="110"/>
+            </w:tcMar>
+          </w:tcPr>
+          <w:p>
+            <w:pPr>
+              <w:spacing w:before="28" w:after="28"/>
+            </w:pPr>
+            <w:r>
+              <w:rPr>
+                <w:sz w:val="15"/>
+                <w:szCs w:val="15"/>
+              </w:rPr>
+              <w:t xml:space="preserve"> </w:t>
+            </w:r>
+          </w:p>
+        </w:tc>
+        <w:tc>
+          <w:tcPr>
+            <w:tcW w:type="pct" w:w="656"/>
+            <w:shd w:fill="FBFAF6" w:val="clear"/>
+            <w:tcMar>
+              <w:top w:type="dxa" w:w="50"/>
+              <w:left w:type="dxa" w:w="110"/>
+              <w:bottom w:type="dxa" w:w="50"/>
+              <w:right w:type="dxa" w:w="110"/>
+            </w:tcMar>
+          </w:tcPr>
+          <w:p>
+            <w:pPr>
+              <w:spacing w:before="28" w:after="28"/>
+            </w:pPr>
+            <w:r>
+              <w:rPr>
+                <w:sz w:val="15"/>
+                <w:szCs w:val="15"/>
+              </w:rPr>
+              <w:t xml:space="preserve"> </w:t>
+            </w:r>
+          </w:p>
+        </w:tc>
+        <w:tc>
+          <w:tcPr>
+            <w:tcW w:type="pct" w:w="656"/>
+            <w:shd w:fill="FBFAF6" w:val="clear"/>
+            <w:tcMar>
+              <w:top w:type="dxa" w:w="50"/>
+              <w:left w:type="dxa" w:w="110"/>
+              <w:bottom w:type="dxa" w:w="50"/>
+              <w:right w:type="dxa" w:w="110"/>
+            </w:tcMar>
+          </w:tcPr>
+          <w:p>
+            <w:pPr>
+              <w:spacing w:before="28" w:after="28"/>
+            </w:pPr>
+            <w:r>
+              <w:rPr>
+                <w:sz w:val="15"/>
+                <w:szCs w:val="15"/>
+              </w:rPr>
+              <w:t xml:space="preserve"> </w:t>
+            </w:r>
+          </w:p>
+        </w:tc>
+      </w:tr>
+      <w:tr>
+        <w:tc>
+          <w:tcPr>
+            <w:tcW w:type="pct" w:w="2200"/>
+            <w:tcMar>
+              <w:top w:type="dxa" w:w="50"/>
+              <w:left w:type="dxa" w:w="110"/>
+              <w:bottom w:type="dxa" w:w="50"/>
+              <w:right w:type="dxa" w:w="110"/>
+            </w:tcMar>
+          </w:tcPr>
+          <w:p>
+            <w:pPr>
+              <w:spacing w:before="28" w:after="28"/>
+            </w:pPr>
+            <w:r>
+              <w:rPr>
+                <w:sz w:val="15"/>
+                <w:szCs w:val="15"/>
+              </w:rPr>
+              <w:t xml:space="preserve">Fixed manufacturing cost per year</w:t>
+            </w:r>
+          </w:p>
+        </w:tc>
+        <w:tc>
+          <w:tcPr>
+            <w:tcW w:type="pct" w:w="831"/>
+            <w:tcMar>
+              <w:top w:type="dxa" w:w="50"/>
+              <w:left w:type="dxa" w:w="110"/>
+              <w:bottom w:type="dxa" w:w="50"/>
+              <w:right w:type="dxa" w:w="110"/>
+            </w:tcMar>
+          </w:tcPr>
+          <w:p>
+            <w:pPr>
+              <w:spacing w:before="28" w:after="28"/>
+            </w:pPr>
+            <w:r>
+              <w:rPr>
+                <w:sz w:val="15"/>
+                <w:szCs w:val="15"/>
+              </w:rPr>
+              <w:t xml:space="preserve">120,000</w:t>
+            </w:r>
+          </w:p>
+        </w:tc>
+        <w:tc>
+          <w:tcPr>
+            <w:tcW w:type="pct" w:w="656"/>
+            <w:tcMar>
+              <w:top w:type="dxa" w:w="50"/>
+              <w:left w:type="dxa" w:w="110"/>
+              <w:bottom w:type="dxa" w:w="50"/>
+              <w:right w:type="dxa" w:w="110"/>
+            </w:tcMar>
+          </w:tcPr>
+          <w:p>
+            <w:pPr>
+              <w:spacing w:before="28" w:after="28"/>
+            </w:pPr>
+            <w:r>
+              <w:rPr>
+                <w:sz w:val="15"/>
+                <w:szCs w:val="15"/>
+              </w:rPr>
+              <w:t xml:space="preserve"> </w:t>
+            </w:r>
+          </w:p>
+        </w:tc>
+        <w:tc>
+          <w:tcPr>
+            <w:tcW w:type="pct" w:w="656"/>
+            <w:tcMar>
+              <w:top w:type="dxa" w:w="50"/>
+              <w:left w:type="dxa" w:w="110"/>
+              <w:bottom w:type="dxa" w:w="50"/>
+              <w:right w:type="dxa" w:w="110"/>
+            </w:tcMar>
+          </w:tcPr>
+          <w:p>
+            <w:pPr>
+              <w:spacing w:before="28" w:after="28"/>
+            </w:pPr>
+            <w:r>
+              <w:rPr>
+                <w:sz w:val="15"/>
+                <w:szCs w:val="15"/>
+              </w:rPr>
+              <w:t xml:space="preserve"> </w:t>
+            </w:r>
+          </w:p>
+        </w:tc>
+        <w:tc>
+          <w:tcPr>
+            <w:tcW w:type="pct" w:w="656"/>
+            <w:tcMar>
+              <w:top w:type="dxa" w:w="50"/>
+              <w:left w:type="dxa" w:w="110"/>
+              <w:bottom w:type="dxa" w:w="50"/>
+              <w:right w:type="dxa" w:w="110"/>
+            </w:tcMar>
+          </w:tcPr>
+          <w:p>
+            <w:pPr>
+              <w:spacing w:before="28" w:after="28"/>
+            </w:pPr>
+            <w:r>
+              <w:rPr>
+                <w:sz w:val="15"/>
+                <w:szCs w:val="15"/>
+              </w:rPr>
+              <w:t xml:space="preserve"> </w:t>
+            </w:r>
+          </w:p>
+        </w:tc>
+      </w:tr>
+      <w:tr>
+        <w:tc>
+          <w:tcPr>
+            <w:tcW w:type="pct" w:w="2200"/>
+            <w:shd w:fill="FBFAF6" w:val="clear"/>
+            <w:tcMar>
+              <w:top w:type="dxa" w:w="50"/>
+              <w:left w:type="dxa" w:w="110"/>
+              <w:bottom w:type="dxa" w:w="50"/>
+              <w:right w:type="dxa" w:w="110"/>
+            </w:tcMar>
+          </w:tcPr>
+          <w:p>
+            <w:pPr>
+              <w:spacing w:before="28" w:after="28"/>
+            </w:pPr>
+            <w:r>
+              <w:rPr>
+                <w:sz w:val="15"/>
+                <w:szCs w:val="15"/>
+              </w:rPr>
+              <w:t xml:space="preserve">Distribution per case</w:t>
+            </w:r>
+          </w:p>
+        </w:tc>
+        <w:tc>
+          <w:tcPr>
+            <w:tcW w:type="pct" w:w="831"/>
+            <w:shd w:fill="FBFAF6" w:val="clear"/>
+            <w:tcMar>
+              <w:top w:type="dxa" w:w="50"/>
+              <w:left w:type="dxa" w:w="110"/>
+              <w:bottom w:type="dxa" w:w="50"/>
+              <w:right w:type="dxa" w:w="110"/>
+            </w:tcMar>
+          </w:tcPr>
+          <w:p>
+            <w:pPr>
+              <w:spacing w:before="28" w:after="28"/>
+            </w:pPr>
+            <w:r>
+              <w:rPr>
+                <w:sz w:val="15"/>
+                <w:szCs w:val="15"/>
+              </w:rPr>
+              <w:t xml:space="preserve">$0.60</w:t>
+            </w:r>
+          </w:p>
+        </w:tc>
+        <w:tc>
+          <w:tcPr>
+            <w:tcW w:type="pct" w:w="656"/>
+            <w:shd w:fill="FBFAF6" w:val="clear"/>
+            <w:tcMar>
+              <w:top w:type="dxa" w:w="50"/>
+              <w:left w:type="dxa" w:w="110"/>
+              <w:bottom w:type="dxa" w:w="50"/>
+              <w:right w:type="dxa" w:w="110"/>
+            </w:tcMar>
+          </w:tcPr>
+          <w:p>
+            <w:pPr>
+              <w:spacing w:before="28" w:after="28"/>
+            </w:pPr>
+            <w:r>
+              <w:rPr>
+                <w:sz w:val="15"/>
+                <w:szCs w:val="15"/>
+              </w:rPr>
+              <w:t xml:space="preserve"> </w:t>
+            </w:r>
+          </w:p>
+        </w:tc>
+        <w:tc>
+          <w:tcPr>
+            <w:tcW w:type="pct" w:w="656"/>
+            <w:shd w:fill="FBFAF6" w:val="clear"/>
+            <w:tcMar>
+              <w:top w:type="dxa" w:w="50"/>
+              <w:left w:type="dxa" w:w="110"/>
+              <w:bottom w:type="dxa" w:w="50"/>
+              <w:right w:type="dxa" w:w="110"/>
+            </w:tcMar>
+          </w:tcPr>
+          <w:p>
+            <w:pPr>
+              <w:spacing w:before="28" w:after="28"/>
+            </w:pPr>
+            <w:r>
+              <w:rPr>
+                <w:sz w:val="15"/>
+                <w:szCs w:val="15"/>
+              </w:rPr>
+              <w:t xml:space="preserve"> </w:t>
+            </w:r>
+          </w:p>
+        </w:tc>
+        <w:tc>
+          <w:tcPr>
+            <w:tcW w:type="pct" w:w="656"/>
+            <w:shd w:fill="FBFAF6" w:val="clear"/>
+            <w:tcMar>
+              <w:top w:type="dxa" w:w="50"/>
+              <w:left w:type="dxa" w:w="110"/>
+              <w:bottom w:type="dxa" w:w="50"/>
+              <w:right w:type="dxa" w:w="110"/>
+            </w:tcMar>
+          </w:tcPr>
+          <w:p>
+            <w:pPr>
+              <w:spacing w:before="28" w:after="28"/>
+            </w:pPr>
+            <w:r>
+              <w:rPr>
+                <w:sz w:val="15"/>
+                <w:szCs w:val="15"/>
+              </w:rPr>
+              <w:t xml:space="preserve"> </w:t>
+            </w:r>
+          </w:p>
+        </w:tc>
+      </w:tr>
+      <w:tr>
+        <w:tc>
+          <w:tcPr>
+            <w:tcW w:type="pct" w:w="2200"/>
+            <w:shd w:fill="FFFFFF" w:val="clear"/>
+            <w:tcMar>
+              <w:top w:type="dxa" w:w="50"/>
+              <w:left w:type="dxa" w:w="110"/>
+              <w:bottom w:type="dxa" w:w="50"/>
+              <w:right w:type="dxa" w:w="110"/>
+            </w:tcMar>
+          </w:tcPr>
+          <w:p>
+            <w:pPr>
+              <w:spacing w:before="46" w:after="46"/>
+            </w:pPr>
+            <w:r>
+              <w:rPr>
+                <w:b/>
+                <w:bCs/>
+                <w:color w:val="8186EF"/>
+                <w:sz w:val="14"/>
+                <w:szCs w:val="14"/>
+              </w:rPr>
+              <w:t xml:space="preserve">(22)</w:t>
+            </w:r>
+          </w:p>
+        </w:tc>
+        <w:tc>
+          <w:tcPr>
+            <w:tcW w:type="pct" w:w="831"/>
+            <w:tcMar>
+              <w:top w:type="dxa" w:w="50"/>
+              <w:left w:type="dxa" w:w="110"/>
+              <w:bottom w:type="dxa" w:w="50"/>
+              <w:right w:type="dxa" w:w="110"/>
+            </w:tcMar>
+          </w:tcPr>
+          <w:p>
+            <w:pPr>
+              <w:spacing w:before="28" w:after="28"/>
+            </w:pPr>
+            <w:r>
+              <w:rPr>
+                <w:sz w:val="15"/>
+                <w:szCs w:val="15"/>
+              </w:rPr>
+              <w:t xml:space="preserve">180,000</w:t>
+            </w:r>
+          </w:p>
+        </w:tc>
+        <w:tc>
+          <w:tcPr>
+            <w:tcW w:type="pct" w:w="656"/>
+            <w:tcMar>
+              <w:top w:type="dxa" w:w="50"/>
+              <w:left w:type="dxa" w:w="110"/>
+              <w:bottom w:type="dxa" w:w="50"/>
+              <w:right w:type="dxa" w:w="110"/>
+            </w:tcMar>
+          </w:tcPr>
+          <w:p>
+            <w:pPr>
+              <w:spacing w:before="28" w:after="28"/>
+            </w:pPr>
+            <w:r>
+              <w:rPr>
+                <w:sz w:val="15"/>
+                <w:szCs w:val="15"/>
+              </w:rPr>
+              <w:t xml:space="preserve"> </w:t>
+            </w:r>
+          </w:p>
+        </w:tc>
+        <w:tc>
+          <w:tcPr>
+            <w:tcW w:type="pct" w:w="656"/>
+            <w:tcMar>
+              <w:top w:type="dxa" w:w="50"/>
+              <w:left w:type="dxa" w:w="110"/>
+              <w:bottom w:type="dxa" w:w="50"/>
+              <w:right w:type="dxa" w:w="110"/>
+            </w:tcMar>
+          </w:tcPr>
+          <w:p>
+            <w:pPr>
+              <w:spacing w:before="28" w:after="28"/>
+            </w:pPr>
+            <w:r>
+              <w:rPr>
+                <w:sz w:val="15"/>
+                <w:szCs w:val="15"/>
+              </w:rPr>
+              <w:t xml:space="preserve"> </w:t>
+            </w:r>
+          </w:p>
+        </w:tc>
+        <w:tc>
+          <w:tcPr>
+            <w:tcW w:type="pct" w:w="656"/>
+            <w:tcMar>
+              <w:top w:type="dxa" w:w="50"/>
+              <w:left w:type="dxa" w:w="110"/>
+              <w:bottom w:type="dxa" w:w="50"/>
+              <w:right w:type="dxa" w:w="110"/>
+            </w:tcMar>
+          </w:tcPr>
+          <w:p>
+            <w:pPr>
+              <w:spacing w:before="28" w:after="28"/>
+            </w:pPr>
+            <w:r>
+              <w:rPr>
+                <w:sz w:val="15"/>
+                <w:szCs w:val="15"/>
+              </w:rPr>
+              <w:t xml:space="preserve"> </w:t>
+            </w:r>
+          </w:p>
+        </w:tc>
+      </w:tr>
+    </w:tbl>
+    <w:p/>
+    <w:tbl>
+      <w:tblPr>
+        <w:tblW w:type="pct" w:w="100%"/>
+        <w:tblLayout w:type="fixed"/>
+        <w:tblBorders>
+          <w:top w:val="single" w:color="FBFAF6" w:sz="4"/>
+          <w:left w:val="single" w:color="FBFAF6" w:sz="4"/>
+          <w:bottom w:val="single" w:color="FBFAF6" w:sz="4"/>
+          <w:right w:val="single" w:color="FBFAF6" w:sz="4"/>
+          <w:insideH w:val="single" w:color="FBFAF6" w:sz="4"/>
+          <w:insideV w:val="single" w:color="FBFAF6" w:sz="4"/>
+        </w:tblBorders>
+      </w:tblPr>
+      <w:tblGrid>
+        <w:gridCol w:w="9600"/>
+      </w:tblGrid>
+      <w:tr>
+        <w:tc>
+          <w:tcPr>
+            <w:tcW w:type="pct" w:w="5000"/>
+            <w:shd w:fill="FBFAF6" w:val="clear"/>
+            <w:tcMar>
+              <w:top w:type="dxa" w:w="40"/>
+              <w:left w:type="dxa" w:w="100"/>
+              <w:bottom w:type="dxa" w:w="40"/>
+              <w:right w:type="dxa" w:w="100"/>
+            </w:tcMar>
+          </w:tcPr>
+          <w:p>
+            <w:pPr>
+              <w:spacing w:before="18" w:after="6"/>
+            </w:pPr>
+            <w:r>
+              <w:rPr>
+                <w:b/>
+                <w:bCs/>
+                <w:color w:val="6B7280"/>
+                <w:sz w:val="14"/>
+                <w:szCs w:val="14"/>
+              </w:rPr>
+              <w:t xml:space="preserve">word list</w:t>
+            </w:r>
+          </w:p>
+          <w:p>
+            <w:pPr>
+              <w:spacing w:before="0" w:after="18"/>
+            </w:pPr>
+            <w:r>
+              <w:rPr>
+                <w:b/>
+                <w:bCs/>
+                <w:color w:val="353A7C"/>
+                <w:sz w:val="16"/>
+                <w:szCs w:val="16"/>
+              </w:rPr>
+              <w:t xml:space="preserve">Research and recipe development (before launch)   ·   Distribution per case   ·   Price per case   ·   Cases sold</w:t>
+            </w:r>
+          </w:p>
+        </w:tc>
+      </w:tr>
+    </w:tbl>
+    <w:p/>
+    <w:tbl>
+      <w:tblPr>
+        <w:tblW w:type="pct" w:w="100%"/>
+        <w:tblLayout w:type="fixed"/>
+        <w:tblBorders>
+          <w:top w:val="single" w:color="353A7C" w:sz="6"/>
+          <w:left w:val="single" w:color="353A7C" w:sz="6"/>
+          <w:bottom w:val="single" w:color="353A7C" w:sz="6"/>
+          <w:right w:val="single" w:color="353A7C" w:sz="6"/>
+          <w:insideH w:val="single" w:color="353A7C" w:sz="6"/>
+          <w:insideV w:val="single" w:color="353A7C" w:sz="6"/>
+        </w:tblBorders>
+      </w:tblPr>
+      <w:tblGrid>
+        <w:gridCol w:w="4608"/>
+        <w:gridCol w:w="4992"/>
+      </w:tblGrid>
+      <w:tr>
+        <w:tc>
+          <w:tcPr>
+            <w:tcW w:type="pct" w:w="5000"/>
+            <w:gridSpan w:val="2"/>
+            <w:shd w:fill="353A7C" w:val="clear"/>
+            <w:tcMar>
+              <w:top w:type="dxa" w:w="60"/>
+              <w:left w:type="dxa" w:w="120"/>
+              <w:bottom w:type="dxa" w:w="60"/>
+              <w:right w:type="dxa" w:w="120"/>
+            </w:tcMar>
+          </w:tcPr>
+          <w:p>
+            <w:pPr>
+              <w:spacing w:before="40" w:after="40"/>
+            </w:pPr>
+            <w:r>
+              <w:rPr>
+                <w:b/>
+                <w:bCs/>
+                <w:color w:val="FFFFFF"/>
+                <w:sz w:val="17"/>
+                <w:szCs w:val="17"/>
+              </w:rPr>
+              <w:t xml:space="preserve">Item — Answer</w:t>
+            </w:r>
+          </w:p>
+        </w:tc>
+      </w:tr>
+      <w:tr>
+        <w:tc>
+          <w:tcPr>
+            <w:tcW w:type="pct" w:w="2400"/>
+            <w:shd w:fill="353A7C" w:val="clear"/>
+            <w:tcMar>
+              <w:top w:type="dxa" w:w="50"/>
+              <w:left w:type="dxa" w:w="110"/>
+              <w:bottom w:type="dxa" w:w="50"/>
+              <w:right w:type="dxa" w:w="110"/>
+            </w:tcMar>
+          </w:tcPr>
+          <w:p>
+            <w:pPr>
+              <w:spacing w:before="30" w:after="30"/>
+            </w:pPr>
+            <w:r>
+              <w:rPr>
+                <w:b/>
+                <w:bCs/>
+                <w:color w:val="FFFFFF"/>
+                <w:sz w:val="15"/>
+                <w:szCs w:val="15"/>
+              </w:rPr>
+              <w:t xml:space="preserve">Item</w:t>
+            </w:r>
+          </w:p>
+        </w:tc>
+        <w:tc>
+          <w:tcPr>
+            <w:tcW w:type="pct" w:w="2600"/>
+            <w:shd w:fill="353A7C" w:val="clear"/>
+            <w:tcMar>
+              <w:top w:type="dxa" w:w="50"/>
+              <w:left w:type="dxa" w:w="110"/>
+              <w:bottom w:type="dxa" w:w="50"/>
+              <w:right w:type="dxa" w:w="110"/>
+            </w:tcMar>
+          </w:tcPr>
+          <w:p>
+            <w:pPr>
+              <w:spacing w:before="30" w:after="30"/>
+            </w:pPr>
+            <w:r>
+              <w:rPr>
+                <w:b/>
+                <w:bCs/>
+                <w:color w:val="FFFFFF"/>
+                <w:sz w:val="15"/>
+                <w:szCs w:val="15"/>
+              </w:rPr>
+              <w:t xml:space="preserve">Answer</w:t>
+            </w:r>
+          </w:p>
+        </w:tc>
+      </w:tr>
+      <w:tr>
+        <w:tc>
+          <w:tcPr>
+            <w:tcW w:type="pct" w:w="2400"/>
+            <w:tcMar>
+              <w:top w:type="dxa" w:w="50"/>
+              <w:left w:type="dxa" w:w="110"/>
+              <w:bottom w:type="dxa" w:w="50"/>
+              <w:right w:type="dxa" w:w="110"/>
+            </w:tcMar>
+          </w:tcPr>
+          <w:p>
+            <w:pPr>
+              <w:spacing w:before="28" w:after="28"/>
+            </w:pPr>
+            <w:r>
+              <w:rPr>
+                <w:sz w:val="15"/>
+                <w:szCs w:val="15"/>
+              </w:rPr>
+              <w:t xml:space="preserve">Distribution</w:t>
+            </w:r>
+          </w:p>
+        </w:tc>
+        <w:tc>
+          <w:tcPr>
+            <w:tcW w:type="pct" w:w="2600"/>
+            <w:tcMar>
+              <w:top w:type="dxa" w:w="50"/>
+              <w:left w:type="dxa" w:w="110"/>
+              <w:bottom w:type="dxa" w:w="50"/>
+              <w:right w:type="dxa" w:w="110"/>
+            </w:tcMar>
+          </w:tcPr>
+          <w:p>
+            <w:pPr>
+              <w:spacing w:before="28" w:after="28"/>
+            </w:pPr>
+            <w:r>
+              <w:rPr>
+                <w:sz w:val="15"/>
+                <w:szCs w:val="15"/>
+              </w:rPr>
+              <w:t xml:space="preserve">510,000 trays × $0.50 = $255,000</w:t>
+            </w:r>
+          </w:p>
+        </w:tc>
+      </w:tr>
+      <w:tr>
+        <w:tc>
+          <w:tcPr>
+            <w:tcW w:type="pct" w:w="2400"/>
+            <w:shd w:fill="FBFAF6" w:val="clear"/>
+            <w:tcMar>
+              <w:top w:type="dxa" w:w="50"/>
+              <w:left w:type="dxa" w:w="110"/>
+              <w:bottom w:type="dxa" w:w="50"/>
+              <w:right w:type="dxa" w:w="110"/>
+            </w:tcMar>
+          </w:tcPr>
+          <w:p>
+            <w:pPr>
+              <w:spacing w:before="28" w:after="28"/>
+            </w:pPr>
+            <w:r>
+              <w:rPr>
+                <w:sz w:val="15"/>
+                <w:szCs w:val="15"/>
+              </w:rPr>
+              <w:t xml:space="preserve">Customer service</w:t>
+            </w:r>
+          </w:p>
+        </w:tc>
+        <w:tc>
+          <w:tcPr>
+            <w:tcW w:type="pct" w:w="2600"/>
+            <w:shd w:fill="FFFFFF" w:val="clear"/>
+            <w:tcMar>
+              <w:top w:type="dxa" w:w="50"/>
+              <w:left w:type="dxa" w:w="110"/>
+              <w:bottom w:type="dxa" w:w="50"/>
+              <w:right w:type="dxa" w:w="110"/>
+            </w:tcMar>
+          </w:tcPr>
+          <w:p>
+            <w:pPr>
+              <w:spacing w:before="46" w:after="46"/>
+            </w:pPr>
+            <w:r>
+              <w:rPr>
+                <w:b/>
+                <w:bCs/>
+                <w:color w:val="8186EF"/>
+                <w:sz w:val="14"/>
+                <w:szCs w:val="14"/>
+              </w:rPr>
+              <w:t xml:space="preserve">(23)</w:t>
+            </w:r>
+          </w:p>
+        </w:tc>
+      </w:tr>
+    </w:tbl>
+    <w:p/>
+    <w:tbl>
+      <w:tblPr>
+        <w:tblW w:type="pct" w:w="100%"/>
+        <w:tblLayout w:type="fixed"/>
+        <w:tblBorders>
+          <w:top w:val="single" w:color="FBFAF6" w:sz="4"/>
+          <w:left w:val="single" w:color="FBFAF6" w:sz="4"/>
+          <w:bottom w:val="single" w:color="FBFAF6" w:sz="4"/>
+          <w:right w:val="single" w:color="FBFAF6" w:sz="4"/>
+          <w:insideH w:val="single" w:color="FBFAF6" w:sz="4"/>
+          <w:insideV w:val="single" w:color="FBFAF6" w:sz="4"/>
+        </w:tblBorders>
+      </w:tblPr>
+      <w:tblGrid>
+        <w:gridCol w:w="9600"/>
+      </w:tblGrid>
+      <w:tr>
+        <w:tc>
+          <w:tcPr>
+            <w:tcW w:type="pct" w:w="5000"/>
+            <w:shd w:fill="FBFAF6" w:val="clear"/>
+            <w:tcMar>
+              <w:top w:type="dxa" w:w="40"/>
+              <w:left w:type="dxa" w:w="100"/>
+              <w:bottom w:type="dxa" w:w="40"/>
+              <w:right w:type="dxa" w:w="100"/>
+            </w:tcMar>
+          </w:tcPr>
+          <w:p>
+            <w:pPr>
+              <w:spacing w:before="18" w:after="6"/>
+            </w:pPr>
+            <w:r>
+              <w:rPr>
+                <w:b/>
+                <w:bCs/>
+                <w:color w:val="6B7280"/>
+                <w:sz w:val="14"/>
+                <w:szCs w:val="14"/>
+              </w:rPr>
+              <w:t xml:space="preserve">word list</w:t>
+            </w:r>
+          </w:p>
+          <w:p>
+            <w:pPr>
+              <w:spacing w:before="0" w:after="18"/>
+            </w:pPr>
+            <w:r>
+              <w:rPr>
+                <w:b/>
+                <w:bCs/>
+                <w:color w:val="353A7C"/>
+                <w:sz w:val="16"/>
+                <w:szCs w:val="16"/>
+              </w:rPr>
+              <w:t xml:space="preserve">510,000 trays × $0.10 = $51,000   ·   510,000 trays × $0.50 = $255,000</w:t>
             </w:r>
           </w:p>
         </w:tc>
@@ -12407,6 +13538,18 @@
     <w:p/>
     <w:p>
       <w:pPr>
+        <w:pageBreakBefore w:val="true"/>
+        <w:spacing w:after="0"/>
+      </w:pPr>
+      <w:r>
+        <w:rPr>
+          <w:sz w:val="2"/>
+        </w:rPr>
+        <w:t xml:space="preserve"> </w:t>
+      </w:r>
+    </w:p>
+    <w:p>
+      <w:pPr>
         <w:spacing w:before="44" w:after="10"/>
       </w:pPr>
       <w:r>
@@ -12417,7 +13560,7 @@
           <w:sz w:val="18"/>
           <w:szCs w:val="18"/>
         </w:rPr>
-        <w:t xml:space="preserve">Exam view</w:t>
+        <w:t xml:space="preserve">Cost — Category</w:t>
       </w:r>
     </w:p>
     <w:p>
@@ -12430,7 +13573,7 @@
           <w:sz w:val="15"/>
           <w:szCs w:val="15"/>
         </w:rPr>
-        <w:t xml:space="preserve">Name each line from how it moves.</w:t>
+        <w:t xml:space="preserve">Every item belongs to exactly one group.</w:t>
       </w:r>
     </w:p>
     <w:p>
@@ -12441,7 +13584,7 @@
       <w:r>
         <w:drawing>
           <wp:inline distT="0" distB="0" distL="0" distR="0">
-            <wp:extent cx="5734050" cy="2452050"/>
+            <wp:extent cx="5734050" cy="1871100"/>
             <wp:effectExtent t="0" r="0" b="0" l="0"/>
             <wp:docPr id="1" name="" descr="" title=""/>
             <wp:cNvGraphicFramePr>
@@ -12466,7 +13609,7 @@
                   <pic:spPr bwMode="auto">
                     <a:xfrm>
                       <a:off x="0" y="0"/>
-                      <a:ext cx="5734050" cy="2452050"/>
+                      <a:ext cx="5734050" cy="1871100"/>
                     </a:xfrm>
                     <a:prstGeom prst="rect">
                       <a:avLst/>
@@ -12534,275 +13677,7 @@
                 <w:sz w:val="16"/>
                 <w:szCs w:val="16"/>
               </w:rPr>
-              <w:t xml:space="preserve">differentiation   ·   Marketing</w:t>
-            </w:r>
-          </w:p>
-        </w:tc>
-      </w:tr>
-    </w:tbl>
-    <w:p/>
-    <w:tbl>
-      <w:tblPr>
-        <w:tblW w:type="pct" w:w="100%"/>
-        <w:tblLayout w:type="fixed"/>
-        <w:tblBorders>
-          <w:top w:val="single" w:color="353A7C" w:sz="6"/>
-          <w:left w:val="single" w:color="353A7C" w:sz="6"/>
-          <w:bottom w:val="single" w:color="353A7C" w:sz="6"/>
-          <w:right w:val="single" w:color="353A7C" w:sz="6"/>
-          <w:insideH w:val="single" w:color="353A7C" w:sz="6"/>
-          <w:insideV w:val="single" w:color="353A7C" w:sz="6"/>
-        </w:tblBorders>
-      </w:tblPr>
-      <w:tblGrid>
-        <w:gridCol w:w="4608"/>
-        <w:gridCol w:w="4992"/>
-      </w:tblGrid>
-      <w:tr>
-        <w:tc>
-          <w:tcPr>
-            <w:tcW w:type="pct" w:w="5000"/>
-            <w:gridSpan w:val="2"/>
-            <w:shd w:fill="353A7C" w:val="clear"/>
-            <w:tcMar>
-              <w:top w:type="dxa" w:w="60"/>
-              <w:left w:type="dxa" w:w="120"/>
-              <w:bottom w:type="dxa" w:w="60"/>
-              <w:right w:type="dxa" w:w="120"/>
-            </w:tcMar>
-          </w:tcPr>
-          <w:p>
-            <w:pPr>
-              <w:spacing w:before="40" w:after="40"/>
-            </w:pPr>
-            <w:r>
-              <w:rPr>
-                <w:b/>
-                <w:bCs/>
-                <w:color w:val="FFFFFF"/>
-                <w:sz w:val="17"/>
-                <w:szCs w:val="17"/>
-              </w:rPr>
-              <w:t xml:space="preserve">Item — Answer</w:t>
-            </w:r>
-          </w:p>
-        </w:tc>
-      </w:tr>
-      <w:tr>
-        <w:tc>
-          <w:tcPr>
-            <w:tcW w:type="pct" w:w="2400"/>
-            <w:shd w:fill="353A7C" w:val="clear"/>
-            <w:tcMar>
-              <w:top w:type="dxa" w:w="50"/>
-              <w:left w:type="dxa" w:w="110"/>
-              <w:bottom w:type="dxa" w:w="50"/>
-              <w:right w:type="dxa" w:w="110"/>
-            </w:tcMar>
-          </w:tcPr>
-          <w:p>
-            <w:pPr>
-              <w:spacing w:before="30" w:after="30"/>
-            </w:pPr>
-            <w:r>
-              <w:rPr>
-                <w:b/>
-                <w:bCs/>
-                <w:color w:val="FFFFFF"/>
-                <w:sz w:val="15"/>
-                <w:szCs w:val="15"/>
-              </w:rPr>
-              <w:t xml:space="preserve">Item</w:t>
-            </w:r>
-          </w:p>
-        </w:tc>
-        <w:tc>
-          <w:tcPr>
-            <w:tcW w:type="pct" w:w="2600"/>
-            <w:shd w:fill="353A7C" w:val="clear"/>
-            <w:tcMar>
-              <w:top w:type="dxa" w:w="50"/>
-              <w:left w:type="dxa" w:w="110"/>
-              <w:bottom w:type="dxa" w:w="50"/>
-              <w:right w:type="dxa" w:w="110"/>
-            </w:tcMar>
-          </w:tcPr>
-          <w:p>
-            <w:pPr>
-              <w:spacing w:before="30" w:after="30"/>
-            </w:pPr>
-            <w:r>
-              <w:rPr>
-                <w:b/>
-                <w:bCs/>
-                <w:color w:val="FFFFFF"/>
-                <w:sz w:val="15"/>
-                <w:szCs w:val="15"/>
-              </w:rPr>
-              <w:t xml:space="preserve">Answer</w:t>
-            </w:r>
-          </w:p>
-        </w:tc>
-      </w:tr>
-      <w:tr>
-        <w:tc>
-          <w:tcPr>
-            <w:tcW w:type="pct" w:w="2400"/>
-            <w:tcMar>
-              <w:top w:type="dxa" w:w="50"/>
-              <w:left w:type="dxa" w:w="110"/>
-              <w:bottom w:type="dxa" w:w="50"/>
-              <w:right w:type="dxa" w:w="110"/>
-            </w:tcMar>
-          </w:tcPr>
-          <w:p>
-            <w:pPr>
-              <w:spacing w:before="28" w:after="28"/>
-            </w:pPr>
-            <w:r>
-              <w:rPr>
-                <w:sz w:val="15"/>
-                <w:szCs w:val="15"/>
-              </w:rPr>
-              <w:t xml:space="preserve">Distribution</w:t>
-            </w:r>
-          </w:p>
-        </w:tc>
-        <w:tc>
-          <w:tcPr>
-            <w:tcW w:type="pct" w:w="2600"/>
-            <w:tcMar>
-              <w:top w:type="dxa" w:w="50"/>
-              <w:left w:type="dxa" w:w="110"/>
-              <w:bottom w:type="dxa" w:w="50"/>
-              <w:right w:type="dxa" w:w="110"/>
-            </w:tcMar>
-          </w:tcPr>
-          <w:p>
-            <w:pPr>
-              <w:spacing w:before="28" w:after="28"/>
-            </w:pPr>
-            <w:r>
-              <w:rPr>
-                <w:sz w:val="15"/>
-                <w:szCs w:val="15"/>
-              </w:rPr>
-              <w:t xml:space="preserve">510,000 trays × $0.50 = $255,000</w:t>
-            </w:r>
-          </w:p>
-        </w:tc>
-      </w:tr>
-      <w:tr>
-        <w:tc>
-          <w:tcPr>
-            <w:tcW w:type="pct" w:w="2400"/>
-            <w:shd w:fill="FBFAF6" w:val="clear"/>
-            <w:tcMar>
-              <w:top w:type="dxa" w:w="50"/>
-              <w:left w:type="dxa" w:w="110"/>
-              <w:bottom w:type="dxa" w:w="50"/>
-              <w:right w:type="dxa" w:w="110"/>
-            </w:tcMar>
-          </w:tcPr>
-          <w:p>
-            <w:pPr>
-              <w:spacing w:before="28" w:after="28"/>
-            </w:pPr>
-            <w:r>
-              <w:rPr>
-                <w:sz w:val="15"/>
-                <w:szCs w:val="15"/>
-              </w:rPr>
-              <w:t xml:space="preserve">Customer service</w:t>
-            </w:r>
-          </w:p>
-        </w:tc>
-        <w:tc>
-          <w:tcPr>
-            <w:tcW w:type="pct" w:w="2600"/>
-            <w:shd w:fill="FFFFFF" w:val="clear"/>
-            <w:tcMar>
-              <w:top w:type="dxa" w:w="50"/>
-              <w:left w:type="dxa" w:w="110"/>
-              <w:bottom w:type="dxa" w:w="50"/>
-              <w:right w:type="dxa" w:w="110"/>
-            </w:tcMar>
-          </w:tcPr>
-          <w:p>
-            <w:pPr>
-              <w:spacing w:before="46" w:after="46"/>
-            </w:pPr>
-            <w:r>
-              <w:rPr>
-                <w:b/>
-                <w:bCs/>
-                <w:color w:val="8186EF"/>
-                <w:sz w:val="14"/>
-                <w:szCs w:val="14"/>
-              </w:rPr>
-              <w:t xml:space="preserve">(18)</w:t>
-            </w:r>
-          </w:p>
-        </w:tc>
-      </w:tr>
-    </w:tbl>
-    <w:p/>
-    <w:tbl>
-      <w:tblPr>
-        <w:tblW w:type="pct" w:w="100%"/>
-        <w:tblLayout w:type="fixed"/>
-        <w:tblBorders>
-          <w:top w:val="single" w:color="FBFAF6" w:sz="4"/>
-          <w:left w:val="single" w:color="FBFAF6" w:sz="4"/>
-          <w:bottom w:val="single" w:color="FBFAF6" w:sz="4"/>
-          <w:right w:val="single" w:color="FBFAF6" w:sz="4"/>
-          <w:insideH w:val="single" w:color="FBFAF6" w:sz="4"/>
-          <w:insideV w:val="single" w:color="FBFAF6" w:sz="4"/>
-        </w:tblBorders>
-      </w:tblPr>
-      <w:tblGrid>
-        <w:gridCol w:w="9600"/>
-      </w:tblGrid>
-      <w:tr>
-        <w:tc>
-          <w:tcPr>
-            <w:tcW w:type="pct" w:w="5000"/>
-            <w:shd w:fill="FBFAF6" w:val="clear"/>
-            <w:tcMar>
-              <w:top w:type="dxa" w:w="40"/>
-              <w:left w:type="dxa" w:w="100"/>
-              <w:bottom w:type="dxa" w:w="40"/>
-              <w:right w:type="dxa" w:w="100"/>
-            </w:tcMar>
-          </w:tcPr>
-          <w:p>
-            <w:pPr>
-              <w:spacing w:before="18" w:after="6"/>
-            </w:pPr>
-            <w:r>
-              <w:rPr>
-                <w:b/>
-                <w:bCs/>
-                <w:color w:val="6B7280"/>
-                <w:sz w:val="14"/>
-                <w:szCs w:val="14"/>
-              </w:rPr>
-              <w:t xml:space="preserve">word list</w:t>
-            </w:r>
-          </w:p>
-          <w:p>
-            <w:pPr>
-              <w:spacing w:before="0" w:after="18"/>
-            </w:pPr>
-            <w:r>
-              <w:rPr>
-                <w:b/>
-                <w:bCs/>
-                <w:color w:val="353A7C"/>
-                <w:sz w:val="16"/>
-                <w:szCs w:val="16"/>
-              </w:rPr>
-              <w:t xml:space="preserve">510,000 trays × $0.50 = $255,000   ·   510,000 trays × $0.10 = $51,000</w:t>
+              <w:t xml:space="preserve">Customer complaints line   ·   Recipe research   ·   Delivery to hotels   ·   Bottles and juice concentrate   ·   cost leadership</w:t>
             </w:r>
           </w:p>
         </w:tc>
@@ -12811,18 +13686,6 @@
     <w:p/>
     <w:p>
       <w:pPr>
-        <w:pageBreakBefore w:val="true"/>
-        <w:spacing w:after="0"/>
-      </w:pPr>
-      <w:r>
-        <w:rPr>
-          <w:sz w:val="2"/>
-        </w:rPr>
-        <w:t xml:space="preserve"> </w:t>
-      </w:r>
-    </w:p>
-    <w:p>
-      <w:pPr>
         <w:spacing w:before="44" w:after="10"/>
       </w:pPr>
       <w:r>
@@ -12833,7 +13696,7 @@
           <w:sz w:val="18"/>
           <w:szCs w:val="18"/>
         </w:rPr>
-        <w:t xml:space="preserve">Cost — Category</w:t>
+        <w:t xml:space="preserve">The English this section uses, and its Arabic</w:t>
       </w:r>
     </w:p>
     <w:p>
@@ -12846,7 +13709,7 @@
           <w:sz w:val="15"/>
           <w:szCs w:val="15"/>
         </w:rPr>
-        <w:t xml:space="preserve">Every item belongs to exactly one group.</w:t>
+        <w:t xml:space="preserve">Each term sits against what it means.</w:t>
       </w:r>
     </w:p>
     <w:p>
@@ -12857,7 +13720,7 @@
       <w:r>
         <w:drawing>
           <wp:inline distT="0" distB="0" distL="0" distR="0">
-            <wp:extent cx="5734050" cy="1871100"/>
+            <wp:extent cx="5734050" cy="1931475"/>
             <wp:effectExtent t="0" r="0" b="0" l="0"/>
             <wp:docPr id="1" name="" descr="" title=""/>
             <wp:cNvGraphicFramePr>
@@ -12882,7 +13745,7 @@
                   <pic:spPr bwMode="auto">
                     <a:xfrm>
                       <a:off x="0" y="0"/>
-                      <a:ext cx="5734050" cy="1871100"/>
+                      <a:ext cx="5734050" cy="1931475"/>
                     </a:xfrm>
                     <a:prstGeom prst="rect">
                       <a:avLst/>
@@ -12950,143 +13813,7 @@
                 <w:sz w:val="16"/>
                 <w:szCs w:val="16"/>
               </w:rPr>
-              <w:t xml:space="preserve">Taste testing before launch   ·   Launch advertising   ·   locked-in costs   ·   Depreciation of the filling line   ·   Delivery to hotels</w:t>
-            </w:r>
-          </w:p>
-        </w:tc>
-      </w:tr>
-    </w:tbl>
-    <w:p/>
-    <w:p>
-      <w:pPr>
-        <w:spacing w:before="44" w:after="10"/>
-      </w:pPr>
-      <w:r>
-        <w:rPr>
-          <w:b/>
-          <w:bCs/>
-          <w:color w:val="353A7C"/>
-          <w:sz w:val="18"/>
-          <w:szCs w:val="18"/>
-        </w:rPr>
-        <w:t xml:space="preserve">The English this section uses, and its Arabic</w:t>
-      </w:r>
-    </w:p>
-    <w:p>
-      <w:pPr>
-        <w:spacing w:before="0" w:after="12"/>
-      </w:pPr>
-      <w:r>
-        <w:rPr>
-          <w:color w:val="6B7280"/>
-          <w:sz w:val="15"/>
-          <w:szCs w:val="15"/>
-        </w:rPr>
-        <w:t xml:space="preserve">Each term sits against what it means.</w:t>
-      </w:r>
-    </w:p>
-    <w:p>
-      <w:pPr>
-        <w:spacing w:after="40" w:before="90"/>
-        <w:jc w:val="center"/>
-      </w:pPr>
-      <w:r>
-        <w:drawing>
-          <wp:inline distT="0" distB="0" distL="0" distR="0">
-            <wp:extent cx="5734050" cy="1931475"/>
-            <wp:effectExtent t="0" r="0" b="0" l="0"/>
-            <wp:docPr id="1" name="" descr="" title=""/>
-            <wp:cNvGraphicFramePr>
-              <a:graphicFrameLocks xmlns:a="http://schemas.openxmlformats.org/drawingml/2006/main" noChangeAspect="1"/>
-            </wp:cNvGraphicFramePr>
-            <a:graphic xmlns:a="http://schemas.openxmlformats.org/drawingml/2006/main">
-              <a:graphicData uri="http://schemas.openxmlformats.org/drawingml/2006/picture">
-                <pic:pic xmlns:pic="http://schemas.openxmlformats.org/drawingml/2006/picture">
-                  <pic:nvPicPr>
-                    <pic:cNvPr id="0" name="" descr=""/>
-                    <pic:cNvPicPr>
-                      <a:picLocks noChangeAspect="1" noChangeArrowheads="1"/>
-                    </pic:cNvPicPr>
-                  </pic:nvPicPr>
-                  <pic:blipFill>
-                    <a:blip r:embed="rId114" cstate="none"/>
-                    <a:srcRect/>
-                    <a:stretch>
-                      <a:fillRect/>
-                    </a:stretch>
-                  </pic:blipFill>
-                  <pic:spPr bwMode="auto">
-                    <a:xfrm>
-                      <a:off x="0" y="0"/>
-                      <a:ext cx="5734050" cy="1931475"/>
-                    </a:xfrm>
-                    <a:prstGeom prst="rect">
-                      <a:avLst/>
-                    </a:prstGeom>
-                  </pic:spPr>
-                </pic:pic>
-              </a:graphicData>
-            </a:graphic>
-          </wp:inline>
-        </w:drawing>
-      </w:r>
-    </w:p>
-    <w:tbl>
-      <w:tblPr>
-        <w:tblW w:type="pct" w:w="100%"/>
-        <w:tblLayout w:type="fixed"/>
-        <w:tblBorders>
-          <w:top w:val="single" w:color="FBFAF6" w:sz="4"/>
-          <w:left w:val="single" w:color="FBFAF6" w:sz="4"/>
-          <w:bottom w:val="single" w:color="FBFAF6" w:sz="4"/>
-          <w:right w:val="single" w:color="FBFAF6" w:sz="4"/>
-          <w:insideH w:val="single" w:color="FBFAF6" w:sz="4"/>
-          <w:insideV w:val="single" w:color="FBFAF6" w:sz="4"/>
-        </w:tblBorders>
-      </w:tblPr>
-      <w:tblGrid>
-        <w:gridCol w:w="9600"/>
-      </w:tblGrid>
-      <w:tr>
-        <w:tc>
-          <w:tcPr>
-            <w:tcW w:type="pct" w:w="5000"/>
-            <w:shd w:fill="FBFAF6" w:val="clear"/>
-            <w:tcMar>
-              <w:top w:type="dxa" w:w="40"/>
-              <w:left w:type="dxa" w:w="100"/>
-              <w:bottom w:type="dxa" w:w="40"/>
-              <w:right w:type="dxa" w:w="100"/>
-            </w:tcMar>
-          </w:tcPr>
-          <w:p>
-            <w:pPr>
-              <w:spacing w:before="18" w:after="6"/>
-            </w:pPr>
-            <w:r>
-              <w:rPr>
-                <w:b/>
-                <w:bCs/>
-                <w:color w:val="6B7280"/>
-                <w:sz w:val="14"/>
-                <w:szCs w:val="14"/>
-              </w:rPr>
-              <w:t xml:space="preserve">word list</w:t>
-            </w:r>
-          </w:p>
-          <w:p>
-            <w:pPr>
-              <w:spacing w:before="0" w:after="18"/>
-            </w:pPr>
-            <w:r>
-              <w:rPr>
-                <w:b/>
-                <w:bCs/>
-                <w:color w:val="353A7C"/>
-                <w:sz w:val="16"/>
-                <w:szCs w:val="16"/>
-              </w:rPr>
-              <w:t xml:space="preserve">life-cycle costing   ·   upstream costs   ·   locked-in costs</w:t>
+              <w:t xml:space="preserve">value chain analysis   ·   life-cycle costing   ·   downstream costs</w:t>
             </w:r>
           </w:p>
         </w:tc>
@@ -13445,7 +14172,7 @@
                 <w:sz w:val="16"/>
                 <w:szCs w:val="16"/>
               </w:rPr>
-              <w:t xml:space="preserve">compares</w:t>
+              <w:t xml:space="preserve">halva's</w:t>
             </w:r>
           </w:p>
         </w:tc>
@@ -13471,14 +14198,14 @@
                 <w:sz w:val="16"/>
                 <w:szCs w:val="16"/>
               </w:rPr>
-              <w:t xml:space="preserve">13  </w:t>
-            </w:r>
-            <w:r>
-              <w:rPr>
-                <w:sz w:val="16"/>
-                <w:szCs w:val="16"/>
-              </w:rPr>
-              <w:t xml:space="preserve">life-cycle</w:t>
+              <w:t xml:space="preserve">16  </w:t>
+            </w:r>
+            <w:r>
+              <w:rPr>
+                <w:sz w:val="16"/>
+                <w:szCs w:val="16"/>
+              </w:rPr>
+              <w:t xml:space="preserve">Revenue</w:t>
             </w:r>
           </w:p>
         </w:tc>
@@ -13513,7 +14240,7 @@
                 <w:sz w:val="16"/>
                 <w:szCs w:val="16"/>
               </w:rPr>
-              <w:t xml:space="preserve">life-cycle</w:t>
+              <w:t xml:space="preserve">compares</w:t>
             </w:r>
           </w:p>
         </w:tc>
@@ -13539,14 +14266,14 @@
                 <w:sz w:val="16"/>
                 <w:szCs w:val="16"/>
               </w:rPr>
-              <w:t xml:space="preserve">14  </w:t>
-            </w:r>
-            <w:r>
-              <w:rPr>
-                <w:sz w:val="16"/>
-                <w:szCs w:val="16"/>
-              </w:rPr>
-              <w:t xml:space="preserve">life-cycle</w:t>
+              <w:t xml:space="preserve">17  </w:t>
+            </w:r>
+            <w:r>
+              <w:rPr>
+                <w:sz w:val="16"/>
+                <w:szCs w:val="16"/>
+              </w:rPr>
+              <w:t xml:space="preserve">stages</w:t>
             </w:r>
           </w:p>
         </w:tc>
@@ -13607,14 +14334,14 @@
                 <w:sz w:val="16"/>
                 <w:szCs w:val="16"/>
               </w:rPr>
-              <w:t xml:space="preserve">15  </w:t>
-            </w:r>
-            <w:r>
-              <w:rPr>
-                <w:sz w:val="16"/>
-                <w:szCs w:val="16"/>
-              </w:rPr>
-              <w:t xml:space="preserve">product</w:t>
+              <w:t xml:space="preserve">18  </w:t>
+            </w:r>
+            <w:r>
+              <w:rPr>
+                <w:sz w:val="16"/>
+                <w:szCs w:val="16"/>
+              </w:rPr>
+              <w:t xml:space="preserve">activities</w:t>
             </w:r>
           </w:p>
         </w:tc>
@@ -13675,7 +14402,7 @@
                 <w:sz w:val="16"/>
                 <w:szCs w:val="16"/>
               </w:rPr>
-              <w:t xml:space="preserve">16  </w:t>
+              <w:t xml:space="preserve">19  </w:t>
             </w:r>
             <w:r>
               <w:rPr>
@@ -13743,14 +14470,14 @@
                 <w:sz w:val="16"/>
                 <w:szCs w:val="16"/>
               </w:rPr>
-              <w:t xml:space="preserve">17  </w:t>
-            </w:r>
-            <w:r>
-              <w:rPr>
-                <w:sz w:val="16"/>
-                <w:szCs w:val="16"/>
-              </w:rPr>
-              <w:t xml:space="preserve">Marketing</w:t>
+              <w:t xml:space="preserve">20  </w:t>
+            </w:r>
+            <w:r>
+              <w:rPr>
+                <w:sz w:val="16"/>
+                <w:szCs w:val="16"/>
+              </w:rPr>
+              <w:t xml:space="preserve">Cases sold</w:t>
             </w:r>
           </w:p>
         </w:tc>
@@ -13785,7 +14512,7 @@
                 <w:sz w:val="16"/>
                 <w:szCs w:val="16"/>
               </w:rPr>
-              <w:t xml:space="preserve">distribution</w:t>
+              <w:t xml:space="preserve">Revenue</w:t>
             </w:r>
           </w:p>
         </w:tc>
@@ -13811,14 +14538,14 @@
                 <w:sz w:val="16"/>
                 <w:szCs w:val="16"/>
               </w:rPr>
-              <w:t xml:space="preserve">18  </w:t>
-            </w:r>
-            <w:r>
-              <w:rPr>
-                <w:sz w:val="16"/>
-                <w:szCs w:val="16"/>
-              </w:rPr>
-              <w:t xml:space="preserve">510,000 trays × $0.10 = $51,000</w:t>
+              <w:t xml:space="preserve">21  </w:t>
+            </w:r>
+            <w:r>
+              <w:rPr>
+                <w:sz w:val="16"/>
+                <w:szCs w:val="16"/>
+              </w:rPr>
+              <w:t xml:space="preserve">Price per case</w:t>
             </w:r>
           </w:p>
         </w:tc>
@@ -13853,7 +14580,7 @@
                 <w:sz w:val="16"/>
                 <w:szCs w:val="16"/>
               </w:rPr>
-              <w:t xml:space="preserve">Cumulative</w:t>
+              <w:t xml:space="preserve">Distribution and service</w:t>
             </w:r>
           </w:p>
         </w:tc>
@@ -13879,14 +14606,14 @@
                 <w:sz w:val="16"/>
                 <w:szCs w:val="16"/>
               </w:rPr>
-              <w:t xml:space="preserve">19  </w:t>
-            </w:r>
-            <w:r>
-              <w:rPr>
-                <w:sz w:val="16"/>
-                <w:szCs w:val="16"/>
-              </w:rPr>
-              <w:t xml:space="preserve">Taste testing before launch</w:t>
+              <w:t xml:space="preserve">22  </w:t>
+            </w:r>
+            <w:r>
+              <w:rPr>
+                <w:sz w:val="16"/>
+                <w:szCs w:val="16"/>
+              </w:rPr>
+              <w:t xml:space="preserve">Research and recipe development (before launch)</w:t>
             </w:r>
           </w:p>
         </w:tc>
@@ -13921,7 +14648,7 @@
                 <w:sz w:val="16"/>
                 <w:szCs w:val="16"/>
               </w:rPr>
-              <w:t xml:space="preserve">negative</w:t>
+              <w:t xml:space="preserve">Exit</w:t>
             </w:r>
           </w:p>
         </w:tc>
@@ -13947,14 +14674,14 @@
                 <w:sz w:val="16"/>
                 <w:szCs w:val="16"/>
               </w:rPr>
-              <w:t xml:space="preserve">20  </w:t>
-            </w:r>
-            <w:r>
-              <w:rPr>
-                <w:sz w:val="16"/>
-                <w:szCs w:val="16"/>
-              </w:rPr>
-              <w:t xml:space="preserve">Depreciation of the filling line</w:t>
+              <w:t xml:space="preserve">23  </w:t>
+            </w:r>
+            <w:r>
+              <w:rPr>
+                <w:sz w:val="16"/>
+                <w:szCs w:val="16"/>
+              </w:rPr>
+              <w:t xml:space="preserve">510,000 trays × $0.10 = $51,000</w:t>
             </w:r>
           </w:p>
         </w:tc>
@@ -13989,7 +14716,7 @@
                 <w:sz w:val="16"/>
                 <w:szCs w:val="16"/>
               </w:rPr>
-              <w:t xml:space="preserve">reaches</w:t>
+              <w:t xml:space="preserve">Upstream</w:t>
             </w:r>
           </w:p>
         </w:tc>
@@ -14015,14 +14742,14 @@
                 <w:sz w:val="16"/>
                 <w:szCs w:val="16"/>
               </w:rPr>
-              <w:t xml:space="preserve">21  </w:t>
-            </w:r>
-            <w:r>
-              <w:rPr>
-                <w:sz w:val="16"/>
-                <w:szCs w:val="16"/>
-              </w:rPr>
-              <w:t xml:space="preserve">Launch advertising</w:t>
+              <w:t xml:space="preserve">24  </w:t>
+            </w:r>
+            <w:r>
+              <w:rPr>
+                <w:sz w:val="16"/>
+                <w:szCs w:val="16"/>
+              </w:rPr>
+              <w:t xml:space="preserve">Recipe research</w:t>
             </w:r>
           </w:p>
         </w:tc>
@@ -14057,7 +14784,7 @@
                 <w:sz w:val="16"/>
                 <w:szCs w:val="16"/>
               </w:rPr>
-              <w:t xml:space="preserve">yearly</w:t>
+              <w:t xml:space="preserve">Profit</w:t>
             </w:r>
           </w:p>
         </w:tc>
@@ -14083,14 +14810,14 @@
                 <w:sz w:val="16"/>
                 <w:szCs w:val="16"/>
               </w:rPr>
-              <w:t xml:space="preserve">22  </w:t>
-            </w:r>
-            <w:r>
-              <w:rPr>
-                <w:sz w:val="16"/>
-                <w:szCs w:val="16"/>
-              </w:rPr>
-              <w:t xml:space="preserve">Delivery to hotels</w:t>
+              <w:t xml:space="preserve">25  </w:t>
+            </w:r>
+            <w:r>
+              <w:rPr>
+                <w:sz w:val="16"/>
+                <w:szCs w:val="16"/>
+              </w:rPr>
+              <w:t xml:space="preserve">Bottles and juice concentrate</w:t>
             </w:r>
           </w:p>
         </w:tc>
@@ -14125,7 +14852,7 @@
                 <w:sz w:val="16"/>
                 <w:szCs w:val="16"/>
               </w:rPr>
-              <w:t xml:space="preserve">dropping</w:t>
+              <w:t xml:space="preserve">negative</w:t>
             </w:r>
           </w:p>
         </w:tc>
@@ -14151,14 +14878,14 @@
                 <w:sz w:val="16"/>
                 <w:szCs w:val="16"/>
               </w:rPr>
-              <w:t xml:space="preserve">23  </w:t>
-            </w:r>
-            <w:r>
-              <w:rPr>
-                <w:sz w:val="16"/>
-                <w:szCs w:val="16"/>
-              </w:rPr>
-              <w:t xml:space="preserve">life-cycle costing</w:t>
+              <w:t xml:space="preserve">26  </w:t>
+            </w:r>
+            <w:r>
+              <w:rPr>
+                <w:sz w:val="16"/>
+                <w:szCs w:val="16"/>
+              </w:rPr>
+              <w:t xml:space="preserve">Delivery to hotels</w:t>
             </w:r>
           </w:p>
         </w:tc>
@@ -14193,7 +14920,7 @@
                 <w:sz w:val="16"/>
                 <w:szCs w:val="16"/>
               </w:rPr>
-              <w:t xml:space="preserve">manufacturing</w:t>
+              <w:t xml:space="preserve">reaches</w:t>
             </w:r>
           </w:p>
         </w:tc>
@@ -14219,14 +14946,208 @@
                 <w:sz w:val="16"/>
                 <w:szCs w:val="16"/>
               </w:rPr>
-              <w:t xml:space="preserve">24  </w:t>
-            </w:r>
-            <w:r>
-              <w:rPr>
-                <w:sz w:val="16"/>
-                <w:szCs w:val="16"/>
-              </w:rPr>
-              <w:t xml:space="preserve">locked-in costs</w:t>
+              <w:t xml:space="preserve">27  </w:t>
+            </w:r>
+            <w:r>
+              <w:rPr>
+                <w:sz w:val="16"/>
+                <w:szCs w:val="16"/>
+              </w:rPr>
+              <w:t xml:space="preserve">Customer complaints line</w:t>
+            </w:r>
+          </w:p>
+        </w:tc>
+      </w:tr>
+      <w:tr>
+        <w:tc>
+          <w:tcPr>
+            <w:tcW w:type="pct" w:w="2500"/>
+            <w:tcMar>
+              <w:top w:type="dxa" w:w="20"/>
+              <w:left w:type="dxa" w:w="80"/>
+              <w:bottom w:type="dxa" w:w="20"/>
+              <w:right w:type="dxa" w:w="80"/>
+            </w:tcMar>
+          </w:tcPr>
+          <w:p>
+            <w:pPr>
+              <w:spacing w:before="12" w:after="12"/>
+            </w:pPr>
+            <w:r>
+              <w:rPr>
+                <w:b/>
+                <w:bCs/>
+                <w:color w:val="8186EF"/>
+                <w:sz w:val="16"/>
+                <w:szCs w:val="16"/>
+              </w:rPr>
+              <w:t xml:space="preserve">13  </w:t>
+            </w:r>
+            <w:r>
+              <w:rPr>
+                <w:sz w:val="16"/>
+                <w:szCs w:val="16"/>
+              </w:rPr>
+              <w:t xml:space="preserve">report</w:t>
+            </w:r>
+          </w:p>
+        </w:tc>
+        <w:tc>
+          <w:tcPr>
+            <w:tcW w:type="pct" w:w="2500"/>
+            <w:tcMar>
+              <w:top w:type="dxa" w:w="20"/>
+              <w:left w:type="dxa" w:w="80"/>
+              <w:bottom w:type="dxa" w:w="20"/>
+              <w:right w:type="dxa" w:w="80"/>
+            </w:tcMar>
+          </w:tcPr>
+          <w:p>
+            <w:pPr>
+              <w:spacing w:before="12" w:after="12"/>
+            </w:pPr>
+            <w:r>
+              <w:rPr>
+                <w:b/>
+                <w:bCs/>
+                <w:color w:val="8186EF"/>
+                <w:sz w:val="16"/>
+                <w:szCs w:val="16"/>
+              </w:rPr>
+              <w:t xml:space="preserve">28  </w:t>
+            </w:r>
+            <w:r>
+              <w:rPr>
+                <w:sz w:val="16"/>
+                <w:szCs w:val="16"/>
+              </w:rPr>
+              <w:t xml:space="preserve">life-cycle costing</w:t>
+            </w:r>
+          </w:p>
+        </w:tc>
+      </w:tr>
+      <w:tr>
+        <w:tc>
+          <w:tcPr>
+            <w:tcW w:type="pct" w:w="2500"/>
+            <w:tcMar>
+              <w:top w:type="dxa" w:w="20"/>
+              <w:left w:type="dxa" w:w="80"/>
+              <w:bottom w:type="dxa" w:w="20"/>
+              <w:right w:type="dxa" w:w="80"/>
+            </w:tcMar>
+          </w:tcPr>
+          <w:p>
+            <w:pPr>
+              <w:spacing w:before="12" w:after="12"/>
+            </w:pPr>
+            <w:r>
+              <w:rPr>
+                <w:b/>
+                <w:bCs/>
+                <w:color w:val="8186EF"/>
+                <w:sz w:val="16"/>
+                <w:szCs w:val="16"/>
+              </w:rPr>
+              <w:t xml:space="preserve">14  </w:t>
+            </w:r>
+            <w:r>
+              <w:rPr>
+                <w:sz w:val="16"/>
+                <w:szCs w:val="16"/>
+              </w:rPr>
+              <w:t xml:space="preserve">dropping</w:t>
+            </w:r>
+          </w:p>
+        </w:tc>
+        <w:tc>
+          <w:tcPr>
+            <w:tcW w:type="pct" w:w="2500"/>
+            <w:tcMar>
+              <w:top w:type="dxa" w:w="20"/>
+              <w:left w:type="dxa" w:w="80"/>
+              <w:bottom w:type="dxa" w:w="20"/>
+              <w:right w:type="dxa" w:w="80"/>
+            </w:tcMar>
+          </w:tcPr>
+          <w:p>
+            <w:pPr>
+              <w:spacing w:before="12" w:after="12"/>
+            </w:pPr>
+            <w:r>
+              <w:rPr>
+                <w:b/>
+                <w:bCs/>
+                <w:color w:val="8186EF"/>
+                <w:sz w:val="16"/>
+                <w:szCs w:val="16"/>
+              </w:rPr>
+              <w:t xml:space="preserve">29  </w:t>
+            </w:r>
+            <w:r>
+              <w:rPr>
+                <w:sz w:val="16"/>
+                <w:szCs w:val="16"/>
+              </w:rPr>
+              <w:t xml:space="preserve">value chain analysis</w:t>
+            </w:r>
+          </w:p>
+        </w:tc>
+      </w:tr>
+      <w:tr>
+        <w:tc>
+          <w:tcPr>
+            <w:tcW w:type="pct" w:w="2500"/>
+            <w:tcMar>
+              <w:top w:type="dxa" w:w="20"/>
+              <w:left w:type="dxa" w:w="80"/>
+              <w:bottom w:type="dxa" w:w="20"/>
+              <w:right w:type="dxa" w:w="80"/>
+            </w:tcMar>
+          </w:tcPr>
+          <w:p>
+            <w:pPr>
+              <w:spacing w:before="12" w:after="12"/>
+            </w:pPr>
+            <w:r>
+              <w:rPr>
+                <w:b/>
+                <w:bCs/>
+                <w:color w:val="8186EF"/>
+                <w:sz w:val="16"/>
+                <w:szCs w:val="16"/>
+              </w:rPr>
+              <w:t xml:space="preserve">15  </w:t>
+            </w:r>
+            <w:r>
+              <w:rPr>
+                <w:sz w:val="16"/>
+                <w:szCs w:val="16"/>
+              </w:rPr>
+              <w:t xml:space="preserve">downstream</w:t>
+            </w:r>
+          </w:p>
+        </w:tc>
+        <w:tc>
+          <w:tcPr>
+            <w:tcW w:type="pct" w:w="2500"/>
+            <w:tcMar>
+              <w:top w:type="dxa" w:w="20"/>
+              <w:left w:type="dxa" w:w="80"/>
+              <w:bottom w:type="dxa" w:w="20"/>
+              <w:right w:type="dxa" w:w="80"/>
+            </w:tcMar>
+          </w:tcPr>
+          <w:p>
+            <w:pPr>
+              <w:spacing w:before="24" w:after="24"/>
+            </w:pPr>
+            <w:r>
+              <w:rPr>
+                <w:sz w:val="16"/>
+                <w:szCs w:val="16"/>
+              </w:rPr>
+              <w:t xml:space="preserve"/>
             </w:r>
           </w:p>
         </w:tc>
